--- a/8сем/РВС/Отчёты/3.1.docx
+++ b/8сем/РВС/Отчёты/3.1.docx
@@ -643,6 +643,7 @@
         </w:rPr>
         <w:fldChar w:fldCharType="separate"/>
       </w:r>
+      <w:proofErr w:type="gramStart"/>
       <w:r>
         <w:rPr>
           <w:rFonts w:cs="Times New Roman"/>
@@ -668,6 +669,7 @@
         <w:t xml:space="preserve">  г.</w:t>
       </w:r>
       <w:bookmarkEnd w:id="1"/>
+      <w:proofErr w:type="gramEnd"/>
     </w:p>
     <w:sdt>
       <w:sdtPr>
@@ -853,7 +855,29 @@
                 <w:sz w:val="24"/>
                 <w:szCs w:val="24"/>
               </w:rPr>
-              <w:t>Ход решения</w:t>
+              <w:t>Ход р</w:t>
+            </w:r>
+            <w:r>
+              <w:rPr>
+                <w:rStyle w:val="a8"/>
+                <w:rFonts w:cs="Times New Roman"/>
+                <w:bCs/>
+                <w:noProof/>
+                <w:sz w:val="24"/>
+                <w:szCs w:val="24"/>
+              </w:rPr>
+              <w:t>е</w:t>
+            </w:r>
+            <w:r>
+              <w:rPr>
+                <w:rStyle w:val="a8"/>
+                <w:rFonts w:cs="Times New Roman"/>
+                <w:bCs/>
+                <w:noProof/>
+                <w:sz w:val="24"/>
+                <w:szCs w:val="24"/>
+              </w:rPr>
+              <w:t>шения</w:t>
             </w:r>
             <w:r>
               <w:rPr>
@@ -1499,7 +1523,14 @@
           <w:szCs w:val="24"/>
           <w:lang w:val="en-US"/>
         </w:rPr>
-        <w:t xml:space="preserve">CUDA </w:t>
+        <w:t>CUDA</w:t>
+      </w:r>
+      <w:r>
+        <w:rPr>
+          <w:sz w:val="24"/>
+          <w:szCs w:val="24"/>
+        </w:rPr>
+        <w:t xml:space="preserve"> </w:t>
       </w:r>
       <w:r>
         <w:rPr>
@@ -1523,6 +1554,8 @@
         </w:rPr>
       </w:pPr>
       <w:bookmarkStart w:id="3" w:name="_Toc222152521"/>
+      <w:bookmarkStart w:id="4" w:name="_GoBack"/>
+      <w:bookmarkEnd w:id="4"/>
       <w:r>
         <w:rPr>
           <w:rFonts w:ascii="Times New Roman" w:hAnsi="Times New Roman" w:cs="Times New Roman"/>
@@ -1579,7 +1612,6 @@
         <w:rPr>
           <w:sz w:val="24"/>
           <w:szCs w:val="24"/>
-          <w:lang w:val="en-US"/>
         </w:rPr>
       </w:pPr>
       <w:r>
@@ -1650,7 +1682,6 @@
         <w:rPr>
           <w:sz w:val="24"/>
           <w:szCs w:val="24"/>
-          <w:lang w:val="en-US"/>
         </w:rPr>
         <w:t xml:space="preserve"> </w:t>
       </w:r>
@@ -1660,35 +1691,40 @@
           <w:szCs w:val="24"/>
           <w:lang w:val="en-US"/>
         </w:rPr>
-        <w:t xml:space="preserve">Python </w:t>
+        <w:t>Python</w:t>
       </w:r>
       <w:r>
         <w:rPr>
           <w:sz w:val="24"/>
           <w:szCs w:val="24"/>
         </w:rPr>
-        <w:t>представлен</w:t>
+        <w:t xml:space="preserve"> </w:t>
       </w:r>
       <w:r>
         <w:rPr>
           <w:sz w:val="24"/>
           <w:szCs w:val="24"/>
-          <w:lang w:val="en-US"/>
-        </w:rPr>
-        <w:t xml:space="preserve"> </w:t>
+        </w:rPr>
+        <w:t>представлен</w:t>
       </w:r>
       <w:r>
         <w:rPr>
           <w:sz w:val="24"/>
           <w:szCs w:val="24"/>
         </w:rPr>
-        <w:t>в приложении 2</w:t>
+        <w:t xml:space="preserve"> </w:t>
       </w:r>
       <w:r>
         <w:rPr>
           <w:sz w:val="24"/>
           <w:szCs w:val="24"/>
-          <w:lang w:val="en-US"/>
+        </w:rPr>
+        <w:t>в приложении 2</w:t>
+      </w:r>
+      <w:r>
+        <w:rPr>
+          <w:sz w:val="24"/>
+          <w:szCs w:val="24"/>
         </w:rPr>
         <w:t>.</w:t>
       </w:r>
@@ -1700,7 +1736,6 @@
         <w:rPr>
           <w:sz w:val="24"/>
           <w:szCs w:val="24"/>
-          <w:lang w:val="en-US"/>
         </w:rPr>
       </w:pPr>
     </w:p>
@@ -1718,7 +1753,7 @@
           <w:szCs w:val="24"/>
         </w:rPr>
       </w:pPr>
-      <w:bookmarkStart w:id="4" w:name="_Toc222152522"/>
+      <w:bookmarkStart w:id="5" w:name="_Toc222152522"/>
       <w:r>
         <w:rPr>
           <w:rFonts w:ascii="Times New Roman" w:hAnsi="Times New Roman" w:cs="Times New Roman"/>
@@ -1729,7 +1764,7 @@
         </w:rPr>
         <w:t>Результат</w:t>
       </w:r>
-      <w:bookmarkEnd w:id="4"/>
+      <w:bookmarkEnd w:id="5"/>
     </w:p>
     <w:p>
       <w:pPr>
@@ -2179,6 +2214,7 @@
         </w:rPr>
         <w:t xml:space="preserve"> В качестве ожидаемых данных используем нулевой вектор. В качестве проверки используем </w:t>
       </w:r>
+      <w:proofErr w:type="spellStart"/>
       <w:r>
         <w:rPr>
           <w:sz w:val="24"/>
@@ -2187,6 +2223,7 @@
         </w:rPr>
         <w:t>WolframAlpha</w:t>
       </w:r>
+      <w:proofErr w:type="spellEnd"/>
       <w:r>
         <w:rPr>
           <w:sz w:val="24"/>
@@ -2507,6 +2544,7 @@
         </w:rPr>
         <w:t xml:space="preserve">Перепроверка в </w:t>
       </w:r>
+      <w:proofErr w:type="spellStart"/>
       <w:r>
         <w:rPr>
           <w:sz w:val="24"/>
@@ -2514,6 +2552,7 @@
         </w:rPr>
         <w:t>WolframAlpha</w:t>
       </w:r>
+      <w:proofErr w:type="spellEnd"/>
     </w:p>
     <w:p>
       <w:pPr>
@@ -2585,7 +2624,7 @@
           <w:szCs w:val="24"/>
         </w:rPr>
       </w:pPr>
-      <w:bookmarkStart w:id="5" w:name="_Toc222152523"/>
+      <w:bookmarkStart w:id="6" w:name="_Toc222152523"/>
       <w:r>
         <w:rPr>
           <w:rStyle w:val="a6"/>
@@ -2597,7 +2636,7 @@
         </w:rPr>
         <w:t>Вывод</w:t>
       </w:r>
-      <w:bookmarkEnd w:id="5"/>
+      <w:bookmarkEnd w:id="6"/>
     </w:p>
     <w:p>
       <w:pPr>
@@ -2613,12 +2652,21 @@
         </w:rPr>
         <w:t xml:space="preserve">В ходе выполнения лабораторной работы была достигнута основная цель: </w:t>
       </w:r>
+      <w:proofErr w:type="spellStart"/>
       <w:r>
         <w:rPr>
           <w:sz w:val="24"/>
           <w:szCs w:val="24"/>
         </w:rPr>
-        <w:t>созданна программа для сложения векторов. Также был реализован код генерации случайных входных данных.</w:t>
+        <w:t>созданна</w:t>
+      </w:r>
+      <w:proofErr w:type="spellEnd"/>
+      <w:r>
+        <w:rPr>
+          <w:sz w:val="24"/>
+          <w:szCs w:val="24"/>
+        </w:rPr>
+        <w:t xml:space="preserve"> программа для сложения векторов. Также был реализован код генерации случайных входных данных.</w:t>
       </w:r>
     </w:p>
     <w:p>
@@ -3253,8 +3301,6 @@
           <w:lang w:eastAsia="ru-RU"/>
         </w:rPr>
       </w:pPr>
-      <w:bookmarkStart w:id="6" w:name="_GoBack"/>
-      <w:bookmarkEnd w:id="6"/>
     </w:p>
     <w:p>
       <w:pPr>
@@ -3291,6 +3337,7 @@
     <w:p>
       <w:pPr>
         <w:pStyle w:val="1"/>
+        <w:pageBreakBefore/>
         <w:spacing w:before="0"/>
         <w:ind w:left="709" w:firstLine="0"/>
         <w:jc w:val="center"/>
@@ -3302,6 +3349,7 @@
           <w:color w:val="000000" w:themeColor="text1"/>
           <w:sz w:val="24"/>
           <w:szCs w:val="24"/>
+          <w:lang w:val="en-US"/>
         </w:rPr>
       </w:pPr>
       <w:bookmarkStart w:id="7" w:name="_Toc222152524"/>
@@ -3314,6 +3362,7 @@
           <w:sz w:val="24"/>
           <w:szCs w:val="24"/>
         </w:rPr>
+        <w:lastRenderedPageBreak/>
         <w:t>Приложения</w:t>
       </w:r>
       <w:bookmarkEnd w:id="7"/>
@@ -3346,7 +3395,7 @@
           <w:color w:val="333333"/>
           <w:sz w:val="20"/>
           <w:szCs w:val="20"/>
-          <w:lang w:eastAsia="ru-RU"/>
+          <w:lang w:val="en-US" w:eastAsia="ru-RU"/>
         </w:rPr>
       </w:pPr>
     </w:p>
@@ -3378,7 +3427,7 @@
           <w:color w:val="333333"/>
           <w:sz w:val="20"/>
           <w:szCs w:val="20"/>
-          <w:lang w:eastAsia="ru-RU"/>
+          <w:lang w:val="en-US" w:eastAsia="ru-RU"/>
         </w:rPr>
       </w:pPr>
     </w:p>
@@ -3395,7 +3444,15 @@
           <w:sz w:val="24"/>
           <w:szCs w:val="24"/>
         </w:rPr>
-        <w:t xml:space="preserve">Приложение 1 – </w:t>
+        <w:t>Приложение</w:t>
+      </w:r>
+      <w:r>
+        <w:rPr>
+          <w:sz w:val="24"/>
+          <w:szCs w:val="24"/>
+          <w:lang w:val="en-US"/>
+        </w:rPr>
+        <w:t xml:space="preserve"> 1 – </w:t>
       </w:r>
       <w:r>
         <w:rPr>
@@ -3529,6 +3586,7 @@
           <w:lang w:val="en-US" w:eastAsia="ru-RU"/>
         </w:rPr>
       </w:pPr>
+      <w:proofErr w:type="gramStart"/>
       <w:r>
         <w:rPr>
           <w:rFonts w:ascii="Courier New" w:eastAsia="Times New Roman" w:hAnsi="Courier New" w:cs="Courier New"/>
@@ -3537,7 +3595,18 @@
           <w:szCs w:val="20"/>
           <w:lang w:val="en-US" w:eastAsia="ru-RU"/>
         </w:rPr>
-        <w:t>x64 Native Tools Command Prompt for VS 2022</w:t>
+        <w:t>x64</w:t>
+      </w:r>
+      <w:proofErr w:type="gramEnd"/>
+      <w:r>
+        <w:rPr>
+          <w:rFonts w:ascii="Courier New" w:eastAsia="Times New Roman" w:hAnsi="Courier New" w:cs="Courier New"/>
+          <w:color w:val="888888"/>
+          <w:sz w:val="20"/>
+          <w:szCs w:val="20"/>
+          <w:lang w:val="en-US" w:eastAsia="ru-RU"/>
+        </w:rPr>
+        <w:t xml:space="preserve"> Native Tools Command Prompt for VS 2022</w:t>
       </w:r>
     </w:p>
     <w:p>
@@ -3615,6 +3684,8 @@
           <w:lang w:val="en-US" w:eastAsia="ru-RU"/>
         </w:rPr>
       </w:pPr>
+      <w:proofErr w:type="spellStart"/>
+      <w:proofErr w:type="gramStart"/>
       <w:r>
         <w:rPr>
           <w:rFonts w:ascii="Courier New" w:eastAsia="Times New Roman" w:hAnsi="Courier New" w:cs="Courier New"/>
@@ -3623,7 +3694,19 @@
           <w:szCs w:val="20"/>
           <w:lang w:val="en-US" w:eastAsia="ru-RU"/>
         </w:rPr>
-        <w:t>nvcc main.cu -o program.exe</w:t>
+        <w:t>nvcc</w:t>
+      </w:r>
+      <w:proofErr w:type="spellEnd"/>
+      <w:proofErr w:type="gramEnd"/>
+      <w:r>
+        <w:rPr>
+          <w:rFonts w:ascii="Courier New" w:eastAsia="Times New Roman" w:hAnsi="Courier New" w:cs="Courier New"/>
+          <w:color w:val="888888"/>
+          <w:sz w:val="20"/>
+          <w:szCs w:val="20"/>
+          <w:lang w:val="en-US" w:eastAsia="ru-RU"/>
+        </w:rPr>
+        <w:t xml:space="preserve"> main.cu -o program.exe</w:t>
       </w:r>
     </w:p>
     <w:p>
@@ -3701,6 +3784,7 @@
           <w:lang w:val="en-US" w:eastAsia="ru-RU"/>
         </w:rPr>
       </w:pPr>
+      <w:proofErr w:type="gramStart"/>
       <w:r>
         <w:rPr>
           <w:rFonts w:ascii="Courier New" w:eastAsia="Times New Roman" w:hAnsi="Courier New" w:cs="Courier New"/>
@@ -3711,6 +3795,7 @@
         </w:rPr>
         <w:t>program.exe input1.txt input2.txt expected.txt</w:t>
       </w:r>
+      <w:proofErr w:type="gramEnd"/>
     </w:p>
     <w:p>
       <w:pPr>
@@ -3901,7 +3986,29 @@
           <w:szCs w:val="20"/>
           <w:lang w:val="en-US" w:eastAsia="ru-RU"/>
         </w:rPr>
-        <w:t>"wb.h"</w:t>
+        <w:t>"</w:t>
+      </w:r>
+      <w:proofErr w:type="spellStart"/>
+      <w:r>
+        <w:rPr>
+          <w:rFonts w:ascii="Courier New" w:eastAsia="Times New Roman" w:hAnsi="Courier New" w:cs="Courier New"/>
+          <w:color w:val="888888"/>
+          <w:sz w:val="20"/>
+          <w:szCs w:val="20"/>
+          <w:lang w:val="en-US" w:eastAsia="ru-RU"/>
+        </w:rPr>
+        <w:t>wb.h</w:t>
+      </w:r>
+      <w:proofErr w:type="spellEnd"/>
+      <w:r>
+        <w:rPr>
+          <w:rFonts w:ascii="Courier New" w:eastAsia="Times New Roman" w:hAnsi="Courier New" w:cs="Courier New"/>
+          <w:color w:val="888888"/>
+          <w:sz w:val="20"/>
+          <w:szCs w:val="20"/>
+          <w:lang w:val="en-US" w:eastAsia="ru-RU"/>
+        </w:rPr>
+        <w:t>"</w:t>
       </w:r>
     </w:p>
     <w:p>
@@ -4021,16 +4128,30 @@
         </w:rPr>
         <w:t xml:space="preserve"> </w:t>
       </w:r>
-      <w:r>
-        <w:rPr>
-          <w:rFonts w:ascii="Courier New" w:eastAsia="Times New Roman" w:hAnsi="Courier New" w:cs="Courier New"/>
-          <w:color w:val="333333"/>
-          <w:sz w:val="20"/>
-          <w:szCs w:val="20"/>
-          <w:lang w:val="en-US" w:eastAsia="ru-RU"/>
-        </w:rPr>
-        <w:t>vecAdd(</w:t>
-      </w:r>
+      <w:proofErr w:type="spellStart"/>
+      <w:proofErr w:type="gramStart"/>
+      <w:r>
+        <w:rPr>
+          <w:rFonts w:ascii="Courier New" w:eastAsia="Times New Roman" w:hAnsi="Courier New" w:cs="Courier New"/>
+          <w:color w:val="333333"/>
+          <w:sz w:val="20"/>
+          <w:szCs w:val="20"/>
+          <w:lang w:val="en-US" w:eastAsia="ru-RU"/>
+        </w:rPr>
+        <w:t>vecAdd</w:t>
+      </w:r>
+      <w:proofErr w:type="spellEnd"/>
+      <w:r>
+        <w:rPr>
+          <w:rFonts w:ascii="Courier New" w:eastAsia="Times New Roman" w:hAnsi="Courier New" w:cs="Courier New"/>
+          <w:color w:val="333333"/>
+          <w:sz w:val="20"/>
+          <w:szCs w:val="20"/>
+          <w:lang w:val="en-US" w:eastAsia="ru-RU"/>
+        </w:rPr>
+        <w:t>(</w:t>
+      </w:r>
+      <w:proofErr w:type="gramEnd"/>
       <w:r>
         <w:rPr>
           <w:rFonts w:ascii="Courier New" w:eastAsia="Times New Roman" w:hAnsi="Courier New" w:cs="Courier New"/>
@@ -4157,6 +4278,7 @@
         </w:rPr>
         <w:t xml:space="preserve"> </w:t>
       </w:r>
+      <w:proofErr w:type="spellStart"/>
       <w:r>
         <w:rPr>
           <w:rFonts w:ascii="Courier New" w:eastAsia="Times New Roman" w:hAnsi="Courier New" w:cs="Courier New"/>
@@ -4169,6 +4291,7 @@
         </w:rPr>
         <w:t>int</w:t>
       </w:r>
+      <w:proofErr w:type="spellEnd"/>
       <w:r>
         <w:rPr>
           <w:rFonts w:ascii="Courier New" w:eastAsia="Times New Roman" w:hAnsi="Courier New" w:cs="Courier New"/>
@@ -4179,15 +4302,27 @@
         </w:rPr>
         <w:t xml:space="preserve"> </w:t>
       </w:r>
-      <w:r>
-        <w:rPr>
-          <w:rFonts w:ascii="Courier New" w:eastAsia="Times New Roman" w:hAnsi="Courier New" w:cs="Courier New"/>
-          <w:color w:val="333333"/>
-          <w:sz w:val="20"/>
-          <w:szCs w:val="20"/>
-          <w:lang w:val="en-US" w:eastAsia="ru-RU"/>
-        </w:rPr>
-        <w:t>len)</w:t>
+      <w:proofErr w:type="spellStart"/>
+      <w:r>
+        <w:rPr>
+          <w:rFonts w:ascii="Courier New" w:eastAsia="Times New Roman" w:hAnsi="Courier New" w:cs="Courier New"/>
+          <w:color w:val="333333"/>
+          <w:sz w:val="20"/>
+          <w:szCs w:val="20"/>
+          <w:lang w:val="en-US" w:eastAsia="ru-RU"/>
+        </w:rPr>
+        <w:t>len</w:t>
+      </w:r>
+      <w:proofErr w:type="spellEnd"/>
+      <w:r>
+        <w:rPr>
+          <w:rFonts w:ascii="Courier New" w:eastAsia="Times New Roman" w:hAnsi="Courier New" w:cs="Courier New"/>
+          <w:color w:val="333333"/>
+          <w:sz w:val="20"/>
+          <w:szCs w:val="20"/>
+          <w:lang w:val="en-US" w:eastAsia="ru-RU"/>
+        </w:rPr>
+        <w:t>)</w:t>
       </w:r>
       <w:r>
         <w:rPr>
@@ -4405,6 +4540,8 @@
         </w:rPr>
         <w:t xml:space="preserve">  </w:t>
       </w:r>
+      <w:proofErr w:type="spellStart"/>
+      <w:proofErr w:type="gramStart"/>
       <w:r>
         <w:rPr>
           <w:rFonts w:ascii="Courier New" w:eastAsia="Times New Roman" w:hAnsi="Courier New" w:cs="Courier New"/>
@@ -4417,6 +4554,8 @@
         </w:rPr>
         <w:t>int</w:t>
       </w:r>
+      <w:proofErr w:type="spellEnd"/>
+      <w:proofErr w:type="gramEnd"/>
       <w:r>
         <w:rPr>
           <w:rFonts w:ascii="Courier New" w:eastAsia="Times New Roman" w:hAnsi="Courier New" w:cs="Courier New"/>
@@ -4427,6 +4566,7 @@
         </w:rPr>
         <w:t xml:space="preserve"> </w:t>
       </w:r>
+      <w:proofErr w:type="spellStart"/>
       <w:r>
         <w:rPr>
           <w:rFonts w:ascii="Courier New" w:eastAsia="Times New Roman" w:hAnsi="Courier New" w:cs="Courier New"/>
@@ -4437,6 +4577,7 @@
         </w:rPr>
         <w:t>idx</w:t>
       </w:r>
+      <w:proofErr w:type="spellEnd"/>
       <w:r>
         <w:rPr>
           <w:rFonts w:ascii="Courier New" w:eastAsia="Times New Roman" w:hAnsi="Courier New" w:cs="Courier New"/>
@@ -4467,6 +4608,7 @@
         </w:rPr>
         <w:t xml:space="preserve"> </w:t>
       </w:r>
+      <w:proofErr w:type="spellStart"/>
       <w:r>
         <w:rPr>
           <w:rFonts w:ascii="Courier New" w:eastAsia="Times New Roman" w:hAnsi="Courier New" w:cs="Courier New"/>
@@ -4477,6 +4619,7 @@
         </w:rPr>
         <w:t>blockIdx.x</w:t>
       </w:r>
+      <w:proofErr w:type="spellEnd"/>
       <w:r>
         <w:rPr>
           <w:rFonts w:ascii="Courier New" w:eastAsia="Times New Roman" w:hAnsi="Courier New" w:cs="Courier New"/>
@@ -4507,6 +4650,7 @@
         </w:rPr>
         <w:t xml:space="preserve"> </w:t>
       </w:r>
+      <w:proofErr w:type="spellStart"/>
       <w:r>
         <w:rPr>
           <w:rFonts w:ascii="Courier New" w:eastAsia="Times New Roman" w:hAnsi="Courier New" w:cs="Courier New"/>
@@ -4517,6 +4661,7 @@
         </w:rPr>
         <w:t>blockDim.x</w:t>
       </w:r>
+      <w:proofErr w:type="spellEnd"/>
       <w:r>
         <w:rPr>
           <w:rFonts w:ascii="Courier New" w:eastAsia="Times New Roman" w:hAnsi="Courier New" w:cs="Courier New"/>
@@ -4547,15 +4692,27 @@
         </w:rPr>
         <w:t xml:space="preserve"> </w:t>
       </w:r>
-      <w:r>
-        <w:rPr>
-          <w:rFonts w:ascii="Courier New" w:eastAsia="Times New Roman" w:hAnsi="Courier New" w:cs="Courier New"/>
-          <w:color w:val="333333"/>
-          <w:sz w:val="20"/>
-          <w:szCs w:val="20"/>
-          <w:lang w:val="en-US" w:eastAsia="ru-RU"/>
-        </w:rPr>
-        <w:t>threadIdx.x;</w:t>
+      <w:proofErr w:type="spellStart"/>
+      <w:r>
+        <w:rPr>
+          <w:rFonts w:ascii="Courier New" w:eastAsia="Times New Roman" w:hAnsi="Courier New" w:cs="Courier New"/>
+          <w:color w:val="333333"/>
+          <w:sz w:val="20"/>
+          <w:szCs w:val="20"/>
+          <w:lang w:val="en-US" w:eastAsia="ru-RU"/>
+        </w:rPr>
+        <w:t>threadIdx.x</w:t>
+      </w:r>
+      <w:proofErr w:type="spellEnd"/>
+      <w:r>
+        <w:rPr>
+          <w:rFonts w:ascii="Courier New" w:eastAsia="Times New Roman" w:hAnsi="Courier New" w:cs="Courier New"/>
+          <w:color w:val="333333"/>
+          <w:sz w:val="20"/>
+          <w:szCs w:val="20"/>
+          <w:lang w:val="en-US" w:eastAsia="ru-RU"/>
+        </w:rPr>
+        <w:t>;</w:t>
       </w:r>
     </w:p>
     <w:p>
@@ -4605,6 +4762,7 @@
         </w:rPr>
         <w:t xml:space="preserve">  </w:t>
       </w:r>
+      <w:proofErr w:type="gramStart"/>
       <w:r>
         <w:rPr>
           <w:rFonts w:ascii="Courier New" w:eastAsia="Times New Roman" w:hAnsi="Courier New" w:cs="Courier New"/>
@@ -4617,6 +4775,7 @@
         </w:rPr>
         <w:t>if</w:t>
       </w:r>
+      <w:proofErr w:type="gramEnd"/>
       <w:r>
         <w:rPr>
           <w:rFonts w:ascii="Courier New" w:eastAsia="Times New Roman" w:hAnsi="Courier New" w:cs="Courier New"/>
@@ -4635,8 +4794,20 @@
           <w:szCs w:val="20"/>
           <w:lang w:val="en-US" w:eastAsia="ru-RU"/>
         </w:rPr>
-        <w:t>(idx</w:t>
-      </w:r>
+        <w:t>(</w:t>
+      </w:r>
+      <w:proofErr w:type="spellStart"/>
+      <w:r>
+        <w:rPr>
+          <w:rFonts w:ascii="Courier New" w:eastAsia="Times New Roman" w:hAnsi="Courier New" w:cs="Courier New"/>
+          <w:color w:val="333333"/>
+          <w:sz w:val="20"/>
+          <w:szCs w:val="20"/>
+          <w:lang w:val="en-US" w:eastAsia="ru-RU"/>
+        </w:rPr>
+        <w:t>idx</w:t>
+      </w:r>
+      <w:proofErr w:type="spellEnd"/>
       <w:r>
         <w:rPr>
           <w:rFonts w:ascii="Courier New" w:eastAsia="Times New Roman" w:hAnsi="Courier New" w:cs="Courier New"/>
@@ -4667,15 +4838,27 @@
         </w:rPr>
         <w:t xml:space="preserve"> </w:t>
       </w:r>
-      <w:r>
-        <w:rPr>
-          <w:rFonts w:ascii="Courier New" w:eastAsia="Times New Roman" w:hAnsi="Courier New" w:cs="Courier New"/>
-          <w:color w:val="333333"/>
-          <w:sz w:val="20"/>
-          <w:szCs w:val="20"/>
-          <w:lang w:val="en-US" w:eastAsia="ru-RU"/>
-        </w:rPr>
-        <w:t>len)</w:t>
+      <w:proofErr w:type="spellStart"/>
+      <w:r>
+        <w:rPr>
+          <w:rFonts w:ascii="Courier New" w:eastAsia="Times New Roman" w:hAnsi="Courier New" w:cs="Courier New"/>
+          <w:color w:val="333333"/>
+          <w:sz w:val="20"/>
+          <w:szCs w:val="20"/>
+          <w:lang w:val="en-US" w:eastAsia="ru-RU"/>
+        </w:rPr>
+        <w:t>len</w:t>
+      </w:r>
+      <w:proofErr w:type="spellEnd"/>
+      <w:r>
+        <w:rPr>
+          <w:rFonts w:ascii="Courier New" w:eastAsia="Times New Roman" w:hAnsi="Courier New" w:cs="Courier New"/>
+          <w:color w:val="333333"/>
+          <w:sz w:val="20"/>
+          <w:szCs w:val="20"/>
+          <w:lang w:val="en-US" w:eastAsia="ru-RU"/>
+        </w:rPr>
+        <w:t>)</w:t>
       </w:r>
       <w:r>
         <w:rPr>
@@ -4743,18 +4926,41 @@
           <w:szCs w:val="20"/>
           <w:lang w:val="en-US" w:eastAsia="ru-RU"/>
         </w:rPr>
-        <w:lastRenderedPageBreak/>
         <w:t xml:space="preserve">    </w:t>
       </w:r>
-      <w:r>
-        <w:rPr>
-          <w:rFonts w:ascii="Courier New" w:eastAsia="Times New Roman" w:hAnsi="Courier New" w:cs="Courier New"/>
-          <w:color w:val="333333"/>
-          <w:sz w:val="20"/>
-          <w:szCs w:val="20"/>
-          <w:lang w:val="en-US" w:eastAsia="ru-RU"/>
-        </w:rPr>
-        <w:t>out[idx]</w:t>
+      <w:proofErr w:type="gramStart"/>
+      <w:r>
+        <w:rPr>
+          <w:rFonts w:ascii="Courier New" w:eastAsia="Times New Roman" w:hAnsi="Courier New" w:cs="Courier New"/>
+          <w:color w:val="333333"/>
+          <w:sz w:val="20"/>
+          <w:szCs w:val="20"/>
+          <w:lang w:val="en-US" w:eastAsia="ru-RU"/>
+        </w:rPr>
+        <w:t>out[</w:t>
+      </w:r>
+      <w:proofErr w:type="spellStart"/>
+      <w:proofErr w:type="gramEnd"/>
+      <w:r>
+        <w:rPr>
+          <w:rFonts w:ascii="Courier New" w:eastAsia="Times New Roman" w:hAnsi="Courier New" w:cs="Courier New"/>
+          <w:color w:val="333333"/>
+          <w:sz w:val="20"/>
+          <w:szCs w:val="20"/>
+          <w:lang w:val="en-US" w:eastAsia="ru-RU"/>
+        </w:rPr>
+        <w:t>idx</w:t>
+      </w:r>
+      <w:proofErr w:type="spellEnd"/>
+      <w:r>
+        <w:rPr>
+          <w:rFonts w:ascii="Courier New" w:eastAsia="Times New Roman" w:hAnsi="Courier New" w:cs="Courier New"/>
+          <w:color w:val="333333"/>
+          <w:sz w:val="20"/>
+          <w:szCs w:val="20"/>
+          <w:lang w:val="en-US" w:eastAsia="ru-RU"/>
+        </w:rPr>
+        <w:t>]</w:t>
       </w:r>
       <w:r>
         <w:rPr>
@@ -4794,7 +5000,29 @@
           <w:szCs w:val="20"/>
           <w:lang w:val="en-US" w:eastAsia="ru-RU"/>
         </w:rPr>
-        <w:t>in1[idx]</w:t>
+        <w:t>in1[</w:t>
+      </w:r>
+      <w:proofErr w:type="spellStart"/>
+      <w:r>
+        <w:rPr>
+          <w:rFonts w:ascii="Courier New" w:eastAsia="Times New Roman" w:hAnsi="Courier New" w:cs="Courier New"/>
+          <w:color w:val="333333"/>
+          <w:sz w:val="20"/>
+          <w:szCs w:val="20"/>
+          <w:lang w:val="en-US" w:eastAsia="ru-RU"/>
+        </w:rPr>
+        <w:t>idx</w:t>
+      </w:r>
+      <w:proofErr w:type="spellEnd"/>
+      <w:r>
+        <w:rPr>
+          <w:rFonts w:ascii="Courier New" w:eastAsia="Times New Roman" w:hAnsi="Courier New" w:cs="Courier New"/>
+          <w:color w:val="333333"/>
+          <w:sz w:val="20"/>
+          <w:szCs w:val="20"/>
+          <w:lang w:val="en-US" w:eastAsia="ru-RU"/>
+        </w:rPr>
+        <w:t>]</w:t>
       </w:r>
       <w:r>
         <w:rPr>
@@ -4834,7 +5062,29 @@
           <w:szCs w:val="20"/>
           <w:lang w:val="en-US" w:eastAsia="ru-RU"/>
         </w:rPr>
-        <w:t>in2[idx];</w:t>
+        <w:t>in2[</w:t>
+      </w:r>
+      <w:proofErr w:type="spellStart"/>
+      <w:r>
+        <w:rPr>
+          <w:rFonts w:ascii="Courier New" w:eastAsia="Times New Roman" w:hAnsi="Courier New" w:cs="Courier New"/>
+          <w:color w:val="333333"/>
+          <w:sz w:val="20"/>
+          <w:szCs w:val="20"/>
+          <w:lang w:val="en-US" w:eastAsia="ru-RU"/>
+        </w:rPr>
+        <w:t>idx</w:t>
+      </w:r>
+      <w:proofErr w:type="spellEnd"/>
+      <w:r>
+        <w:rPr>
+          <w:rFonts w:ascii="Courier New" w:eastAsia="Times New Roman" w:hAnsi="Courier New" w:cs="Courier New"/>
+          <w:color w:val="333333"/>
+          <w:sz w:val="20"/>
+          <w:szCs w:val="20"/>
+          <w:lang w:val="en-US" w:eastAsia="ru-RU"/>
+        </w:rPr>
+        <w:t>];</w:t>
       </w:r>
     </w:p>
     <w:p>
@@ -5018,6 +5268,8 @@
           <w:lang w:val="en-US" w:eastAsia="ru-RU"/>
         </w:rPr>
       </w:pPr>
+      <w:proofErr w:type="spellStart"/>
+      <w:proofErr w:type="gramStart"/>
       <w:r>
         <w:rPr>
           <w:rFonts w:ascii="Courier New" w:eastAsia="Times New Roman" w:hAnsi="Courier New" w:cs="Courier New"/>
@@ -5030,6 +5282,8 @@
         </w:rPr>
         <w:t>int</w:t>
       </w:r>
+      <w:proofErr w:type="spellEnd"/>
+      <w:proofErr w:type="gramEnd"/>
       <w:r>
         <w:rPr>
           <w:rFonts w:ascii="Courier New" w:eastAsia="Times New Roman" w:hAnsi="Courier New" w:cs="Courier New"/>
@@ -5050,6 +5304,7 @@
         </w:rPr>
         <w:t>main(</w:t>
       </w:r>
+      <w:proofErr w:type="spellStart"/>
       <w:r>
         <w:rPr>
           <w:rFonts w:ascii="Courier New" w:eastAsia="Times New Roman" w:hAnsi="Courier New" w:cs="Courier New"/>
@@ -5062,6 +5317,7 @@
         </w:rPr>
         <w:t>int</w:t>
       </w:r>
+      <w:proofErr w:type="spellEnd"/>
       <w:r>
         <w:rPr>
           <w:rFonts w:ascii="Courier New" w:eastAsia="Times New Roman" w:hAnsi="Courier New" w:cs="Courier New"/>
@@ -5072,15 +5328,27 @@
         </w:rPr>
         <w:t xml:space="preserve"> </w:t>
       </w:r>
-      <w:r>
-        <w:rPr>
-          <w:rFonts w:ascii="Courier New" w:eastAsia="Times New Roman" w:hAnsi="Courier New" w:cs="Courier New"/>
-          <w:color w:val="333333"/>
-          <w:sz w:val="20"/>
-          <w:szCs w:val="20"/>
-          <w:lang w:val="en-US" w:eastAsia="ru-RU"/>
-        </w:rPr>
-        <w:t>argc,</w:t>
+      <w:proofErr w:type="spellStart"/>
+      <w:r>
+        <w:rPr>
+          <w:rFonts w:ascii="Courier New" w:eastAsia="Times New Roman" w:hAnsi="Courier New" w:cs="Courier New"/>
+          <w:color w:val="333333"/>
+          <w:sz w:val="20"/>
+          <w:szCs w:val="20"/>
+          <w:lang w:val="en-US" w:eastAsia="ru-RU"/>
+        </w:rPr>
+        <w:t>argc</w:t>
+      </w:r>
+      <w:proofErr w:type="spellEnd"/>
+      <w:r>
+        <w:rPr>
+          <w:rFonts w:ascii="Courier New" w:eastAsia="Times New Roman" w:hAnsi="Courier New" w:cs="Courier New"/>
+          <w:color w:val="333333"/>
+          <w:sz w:val="20"/>
+          <w:szCs w:val="20"/>
+          <w:lang w:val="en-US" w:eastAsia="ru-RU"/>
+        </w:rPr>
+        <w:t>,</w:t>
       </w:r>
       <w:r>
         <w:rPr>
@@ -5122,7 +5390,29 @@
           <w:szCs w:val="20"/>
           <w:lang w:val="en-US" w:eastAsia="ru-RU"/>
         </w:rPr>
-        <w:t>**argv)</w:t>
+        <w:t>**</w:t>
+      </w:r>
+      <w:proofErr w:type="spellStart"/>
+      <w:r>
+        <w:rPr>
+          <w:rFonts w:ascii="Courier New" w:eastAsia="Times New Roman" w:hAnsi="Courier New" w:cs="Courier New"/>
+          <w:color w:val="333333"/>
+          <w:sz w:val="20"/>
+          <w:szCs w:val="20"/>
+          <w:lang w:val="en-US" w:eastAsia="ru-RU"/>
+        </w:rPr>
+        <w:t>argv</w:t>
+      </w:r>
+      <w:proofErr w:type="spellEnd"/>
+      <w:r>
+        <w:rPr>
+          <w:rFonts w:ascii="Courier New" w:eastAsia="Times New Roman" w:hAnsi="Courier New" w:cs="Courier New"/>
+          <w:color w:val="333333"/>
+          <w:sz w:val="20"/>
+          <w:szCs w:val="20"/>
+          <w:lang w:val="en-US" w:eastAsia="ru-RU"/>
+        </w:rPr>
+        <w:t>)</w:t>
       </w:r>
       <w:r>
         <w:rPr>
@@ -5192,6 +5482,8 @@
         </w:rPr>
         <w:t xml:space="preserve">  </w:t>
       </w:r>
+      <w:proofErr w:type="spellStart"/>
+      <w:proofErr w:type="gramStart"/>
       <w:r>
         <w:rPr>
           <w:rFonts w:ascii="Courier New" w:eastAsia="Times New Roman" w:hAnsi="Courier New" w:cs="Courier New"/>
@@ -5202,6 +5494,8 @@
         </w:rPr>
         <w:t>wbArg_t</w:t>
       </w:r>
+      <w:proofErr w:type="spellEnd"/>
+      <w:proofErr w:type="gramEnd"/>
       <w:r>
         <w:rPr>
           <w:rFonts w:ascii="Courier New" w:eastAsia="Times New Roman" w:hAnsi="Courier New" w:cs="Courier New"/>
@@ -5212,15 +5506,27 @@
         </w:rPr>
         <w:t xml:space="preserve"> </w:t>
       </w:r>
-      <w:r>
-        <w:rPr>
-          <w:rFonts w:ascii="Courier New" w:eastAsia="Times New Roman" w:hAnsi="Courier New" w:cs="Courier New"/>
-          <w:color w:val="333333"/>
-          <w:sz w:val="20"/>
-          <w:szCs w:val="20"/>
-          <w:lang w:val="en-US" w:eastAsia="ru-RU"/>
-        </w:rPr>
-        <w:t>args;</w:t>
+      <w:proofErr w:type="spellStart"/>
+      <w:r>
+        <w:rPr>
+          <w:rFonts w:ascii="Courier New" w:eastAsia="Times New Roman" w:hAnsi="Courier New" w:cs="Courier New"/>
+          <w:color w:val="333333"/>
+          <w:sz w:val="20"/>
+          <w:szCs w:val="20"/>
+          <w:lang w:val="en-US" w:eastAsia="ru-RU"/>
+        </w:rPr>
+        <w:t>args</w:t>
+      </w:r>
+      <w:proofErr w:type="spellEnd"/>
+      <w:r>
+        <w:rPr>
+          <w:rFonts w:ascii="Courier New" w:eastAsia="Times New Roman" w:hAnsi="Courier New" w:cs="Courier New"/>
+          <w:color w:val="333333"/>
+          <w:sz w:val="20"/>
+          <w:szCs w:val="20"/>
+          <w:lang w:val="en-US" w:eastAsia="ru-RU"/>
+        </w:rPr>
+        <w:t>;</w:t>
       </w:r>
     </w:p>
     <w:p>
@@ -5270,6 +5576,8 @@
         </w:rPr>
         <w:t xml:space="preserve">  </w:t>
       </w:r>
+      <w:proofErr w:type="spellStart"/>
+      <w:proofErr w:type="gramStart"/>
       <w:r>
         <w:rPr>
           <w:rFonts w:ascii="Courier New" w:eastAsia="Times New Roman" w:hAnsi="Courier New" w:cs="Courier New"/>
@@ -5282,6 +5590,8 @@
         </w:rPr>
         <w:t>int</w:t>
       </w:r>
+      <w:proofErr w:type="spellEnd"/>
+      <w:proofErr w:type="gramEnd"/>
       <w:r>
         <w:rPr>
           <w:rFonts w:ascii="Courier New" w:eastAsia="Times New Roman" w:hAnsi="Courier New" w:cs="Courier New"/>
@@ -5292,15 +5602,27 @@
         </w:rPr>
         <w:t xml:space="preserve"> </w:t>
       </w:r>
-      <w:r>
-        <w:rPr>
-          <w:rFonts w:ascii="Courier New" w:eastAsia="Times New Roman" w:hAnsi="Courier New" w:cs="Courier New"/>
-          <w:color w:val="333333"/>
-          <w:sz w:val="20"/>
-          <w:szCs w:val="20"/>
-          <w:lang w:val="en-US" w:eastAsia="ru-RU"/>
-        </w:rPr>
-        <w:t>inputLength;</w:t>
+      <w:proofErr w:type="spellStart"/>
+      <w:r>
+        <w:rPr>
+          <w:rFonts w:ascii="Courier New" w:eastAsia="Times New Roman" w:hAnsi="Courier New" w:cs="Courier New"/>
+          <w:color w:val="333333"/>
+          <w:sz w:val="20"/>
+          <w:szCs w:val="20"/>
+          <w:lang w:val="en-US" w:eastAsia="ru-RU"/>
+        </w:rPr>
+        <w:t>inputLength</w:t>
+      </w:r>
+      <w:proofErr w:type="spellEnd"/>
+      <w:r>
+        <w:rPr>
+          <w:rFonts w:ascii="Courier New" w:eastAsia="Times New Roman" w:hAnsi="Courier New" w:cs="Courier New"/>
+          <w:color w:val="333333"/>
+          <w:sz w:val="20"/>
+          <w:szCs w:val="20"/>
+          <w:lang w:val="en-US" w:eastAsia="ru-RU"/>
+        </w:rPr>
+        <w:t>;</w:t>
       </w:r>
     </w:p>
     <w:p>
@@ -5350,6 +5672,7 @@
         </w:rPr>
         <w:t xml:space="preserve">  </w:t>
       </w:r>
+      <w:proofErr w:type="gramStart"/>
       <w:r>
         <w:rPr>
           <w:rFonts w:ascii="Courier New" w:eastAsia="Times New Roman" w:hAnsi="Courier New" w:cs="Courier New"/>
@@ -5362,6 +5685,7 @@
         </w:rPr>
         <w:t>float</w:t>
       </w:r>
+      <w:proofErr w:type="gramEnd"/>
       <w:r>
         <w:rPr>
           <w:rFonts w:ascii="Courier New" w:eastAsia="Times New Roman" w:hAnsi="Courier New" w:cs="Courier New"/>
@@ -5430,6 +5754,7 @@
         </w:rPr>
         <w:t xml:space="preserve">  </w:t>
       </w:r>
+      <w:proofErr w:type="gramStart"/>
       <w:r>
         <w:rPr>
           <w:rFonts w:ascii="Courier New" w:eastAsia="Times New Roman" w:hAnsi="Courier New" w:cs="Courier New"/>
@@ -5442,6 +5767,7 @@
         </w:rPr>
         <w:t>float</w:t>
       </w:r>
+      <w:proofErr w:type="gramEnd"/>
       <w:r>
         <w:rPr>
           <w:rFonts w:ascii="Courier New" w:eastAsia="Times New Roman" w:hAnsi="Courier New" w:cs="Courier New"/>
@@ -5510,6 +5836,7 @@
         </w:rPr>
         <w:t xml:space="preserve">  </w:t>
       </w:r>
+      <w:proofErr w:type="gramStart"/>
       <w:r>
         <w:rPr>
           <w:rFonts w:ascii="Courier New" w:eastAsia="Times New Roman" w:hAnsi="Courier New" w:cs="Courier New"/>
@@ -5522,6 +5849,7 @@
         </w:rPr>
         <w:t>float</w:t>
       </w:r>
+      <w:proofErr w:type="gramEnd"/>
       <w:r>
         <w:rPr>
           <w:rFonts w:ascii="Courier New" w:eastAsia="Times New Roman" w:hAnsi="Courier New" w:cs="Courier New"/>
@@ -5540,7 +5868,29 @@
           <w:szCs w:val="20"/>
           <w:lang w:val="en-US" w:eastAsia="ru-RU"/>
         </w:rPr>
-        <w:t>*hostOutput;</w:t>
+        <w:t>*</w:t>
+      </w:r>
+      <w:proofErr w:type="spellStart"/>
+      <w:r>
+        <w:rPr>
+          <w:rFonts w:ascii="Courier New" w:eastAsia="Times New Roman" w:hAnsi="Courier New" w:cs="Courier New"/>
+          <w:color w:val="333333"/>
+          <w:sz w:val="20"/>
+          <w:szCs w:val="20"/>
+          <w:lang w:val="en-US" w:eastAsia="ru-RU"/>
+        </w:rPr>
+        <w:t>hostOutput</w:t>
+      </w:r>
+      <w:proofErr w:type="spellEnd"/>
+      <w:r>
+        <w:rPr>
+          <w:rFonts w:ascii="Courier New" w:eastAsia="Times New Roman" w:hAnsi="Courier New" w:cs="Courier New"/>
+          <w:color w:val="333333"/>
+          <w:sz w:val="20"/>
+          <w:szCs w:val="20"/>
+          <w:lang w:val="en-US" w:eastAsia="ru-RU"/>
+        </w:rPr>
+        <w:t>;</w:t>
       </w:r>
     </w:p>
     <w:p>
@@ -5590,6 +5940,7 @@
         </w:rPr>
         <w:t xml:space="preserve">  </w:t>
       </w:r>
+      <w:proofErr w:type="gramStart"/>
       <w:r>
         <w:rPr>
           <w:rFonts w:ascii="Courier New" w:eastAsia="Times New Roman" w:hAnsi="Courier New" w:cs="Courier New"/>
@@ -5602,6 +5953,7 @@
         </w:rPr>
         <w:t>float</w:t>
       </w:r>
+      <w:proofErr w:type="gramEnd"/>
       <w:r>
         <w:rPr>
           <w:rFonts w:ascii="Courier New" w:eastAsia="Times New Roman" w:hAnsi="Courier New" w:cs="Courier New"/>
@@ -5670,6 +6022,7 @@
         </w:rPr>
         <w:t xml:space="preserve">  </w:t>
       </w:r>
+      <w:proofErr w:type="gramStart"/>
       <w:r>
         <w:rPr>
           <w:rFonts w:ascii="Courier New" w:eastAsia="Times New Roman" w:hAnsi="Courier New" w:cs="Courier New"/>
@@ -5682,6 +6035,7 @@
         </w:rPr>
         <w:t>float</w:t>
       </w:r>
+      <w:proofErr w:type="gramEnd"/>
       <w:r>
         <w:rPr>
           <w:rFonts w:ascii="Courier New" w:eastAsia="Times New Roman" w:hAnsi="Courier New" w:cs="Courier New"/>
@@ -5750,6 +6104,7 @@
         </w:rPr>
         <w:t xml:space="preserve">  </w:t>
       </w:r>
+      <w:proofErr w:type="gramStart"/>
       <w:r>
         <w:rPr>
           <w:rFonts w:ascii="Courier New" w:eastAsia="Times New Roman" w:hAnsi="Courier New" w:cs="Courier New"/>
@@ -5762,6 +6117,7 @@
         </w:rPr>
         <w:t>float</w:t>
       </w:r>
+      <w:proofErr w:type="gramEnd"/>
       <w:r>
         <w:rPr>
           <w:rFonts w:ascii="Courier New" w:eastAsia="Times New Roman" w:hAnsi="Courier New" w:cs="Courier New"/>
@@ -5780,7 +6136,29 @@
           <w:szCs w:val="20"/>
           <w:lang w:val="en-US" w:eastAsia="ru-RU"/>
         </w:rPr>
-        <w:t>*deviceOutput;</w:t>
+        <w:t>*</w:t>
+      </w:r>
+      <w:proofErr w:type="spellStart"/>
+      <w:r>
+        <w:rPr>
+          <w:rFonts w:ascii="Courier New" w:eastAsia="Times New Roman" w:hAnsi="Courier New" w:cs="Courier New"/>
+          <w:color w:val="333333"/>
+          <w:sz w:val="20"/>
+          <w:szCs w:val="20"/>
+          <w:lang w:val="en-US" w:eastAsia="ru-RU"/>
+        </w:rPr>
+        <w:t>deviceOutput</w:t>
+      </w:r>
+      <w:proofErr w:type="spellEnd"/>
+      <w:r>
+        <w:rPr>
+          <w:rFonts w:ascii="Courier New" w:eastAsia="Times New Roman" w:hAnsi="Courier New" w:cs="Courier New"/>
+          <w:color w:val="333333"/>
+          <w:sz w:val="20"/>
+          <w:szCs w:val="20"/>
+          <w:lang w:val="en-US" w:eastAsia="ru-RU"/>
+        </w:rPr>
+        <w:t>;</w:t>
       </w:r>
     </w:p>
     <w:p>
@@ -5868,6 +6246,8 @@
         </w:rPr>
         <w:t xml:space="preserve">  </w:t>
       </w:r>
+      <w:proofErr w:type="spellStart"/>
+      <w:proofErr w:type="gramStart"/>
       <w:r>
         <w:rPr>
           <w:rFonts w:ascii="Courier New" w:eastAsia="Times New Roman" w:hAnsi="Courier New" w:cs="Courier New"/>
@@ -5878,6 +6258,8 @@
         </w:rPr>
         <w:t>args</w:t>
       </w:r>
+      <w:proofErr w:type="spellEnd"/>
+      <w:proofErr w:type="gramEnd"/>
       <w:r>
         <w:rPr>
           <w:rFonts w:ascii="Courier New" w:eastAsia="Times New Roman" w:hAnsi="Courier New" w:cs="Courier New"/>
@@ -5908,15 +6290,49 @@
         </w:rPr>
         <w:t xml:space="preserve"> </w:t>
       </w:r>
-      <w:r>
-        <w:rPr>
-          <w:rFonts w:ascii="Courier New" w:eastAsia="Times New Roman" w:hAnsi="Courier New" w:cs="Courier New"/>
-          <w:color w:val="333333"/>
-          <w:sz w:val="20"/>
-          <w:szCs w:val="20"/>
-          <w:lang w:val="en-US" w:eastAsia="ru-RU"/>
-        </w:rPr>
-        <w:t>wbArg_read(argc,</w:t>
+      <w:proofErr w:type="spellStart"/>
+      <w:r>
+        <w:rPr>
+          <w:rFonts w:ascii="Courier New" w:eastAsia="Times New Roman" w:hAnsi="Courier New" w:cs="Courier New"/>
+          <w:color w:val="333333"/>
+          <w:sz w:val="20"/>
+          <w:szCs w:val="20"/>
+          <w:lang w:val="en-US" w:eastAsia="ru-RU"/>
+        </w:rPr>
+        <w:t>wbArg_read</w:t>
+      </w:r>
+      <w:proofErr w:type="spellEnd"/>
+      <w:r>
+        <w:rPr>
+          <w:rFonts w:ascii="Courier New" w:eastAsia="Times New Roman" w:hAnsi="Courier New" w:cs="Courier New"/>
+          <w:color w:val="333333"/>
+          <w:sz w:val="20"/>
+          <w:szCs w:val="20"/>
+          <w:lang w:val="en-US" w:eastAsia="ru-RU"/>
+        </w:rPr>
+        <w:t>(</w:t>
+      </w:r>
+      <w:proofErr w:type="spellStart"/>
+      <w:r>
+        <w:rPr>
+          <w:rFonts w:ascii="Courier New" w:eastAsia="Times New Roman" w:hAnsi="Courier New" w:cs="Courier New"/>
+          <w:color w:val="333333"/>
+          <w:sz w:val="20"/>
+          <w:szCs w:val="20"/>
+          <w:lang w:val="en-US" w:eastAsia="ru-RU"/>
+        </w:rPr>
+        <w:t>argc</w:t>
+      </w:r>
+      <w:proofErr w:type="spellEnd"/>
+      <w:r>
+        <w:rPr>
+          <w:rFonts w:ascii="Courier New" w:eastAsia="Times New Roman" w:hAnsi="Courier New" w:cs="Courier New"/>
+          <w:color w:val="333333"/>
+          <w:sz w:val="20"/>
+          <w:szCs w:val="20"/>
+          <w:lang w:val="en-US" w:eastAsia="ru-RU"/>
+        </w:rPr>
+        <w:t>,</w:t>
       </w:r>
       <w:r>
         <w:rPr>
@@ -5928,15 +6344,27 @@
         </w:rPr>
         <w:t xml:space="preserve"> </w:t>
       </w:r>
-      <w:r>
-        <w:rPr>
-          <w:rFonts w:ascii="Courier New" w:eastAsia="Times New Roman" w:hAnsi="Courier New" w:cs="Courier New"/>
-          <w:color w:val="333333"/>
-          <w:sz w:val="20"/>
-          <w:szCs w:val="20"/>
-          <w:lang w:val="en-US" w:eastAsia="ru-RU"/>
-        </w:rPr>
-        <w:t>argv);</w:t>
+      <w:proofErr w:type="spellStart"/>
+      <w:r>
+        <w:rPr>
+          <w:rFonts w:ascii="Courier New" w:eastAsia="Times New Roman" w:hAnsi="Courier New" w:cs="Courier New"/>
+          <w:color w:val="333333"/>
+          <w:sz w:val="20"/>
+          <w:szCs w:val="20"/>
+          <w:lang w:val="en-US" w:eastAsia="ru-RU"/>
+        </w:rPr>
+        <w:t>argv</w:t>
+      </w:r>
+      <w:proofErr w:type="spellEnd"/>
+      <w:r>
+        <w:rPr>
+          <w:rFonts w:ascii="Courier New" w:eastAsia="Times New Roman" w:hAnsi="Courier New" w:cs="Courier New"/>
+          <w:color w:val="333333"/>
+          <w:sz w:val="20"/>
+          <w:szCs w:val="20"/>
+          <w:lang w:val="en-US" w:eastAsia="ru-RU"/>
+        </w:rPr>
+        <w:t>);</w:t>
       </w:r>
     </w:p>
     <w:p>
@@ -6024,15 +6452,49 @@
         </w:rPr>
         <w:t xml:space="preserve">  </w:t>
       </w:r>
-      <w:r>
-        <w:rPr>
-          <w:rFonts w:ascii="Courier New" w:eastAsia="Times New Roman" w:hAnsi="Courier New" w:cs="Courier New"/>
-          <w:color w:val="333333"/>
-          <w:sz w:val="20"/>
-          <w:szCs w:val="20"/>
-          <w:lang w:val="en-US" w:eastAsia="ru-RU"/>
-        </w:rPr>
-        <w:t>wbTime_start(Generic,</w:t>
+      <w:proofErr w:type="spellStart"/>
+      <w:r>
+        <w:rPr>
+          <w:rFonts w:ascii="Courier New" w:eastAsia="Times New Roman" w:hAnsi="Courier New" w:cs="Courier New"/>
+          <w:color w:val="333333"/>
+          <w:sz w:val="20"/>
+          <w:szCs w:val="20"/>
+          <w:lang w:val="en-US" w:eastAsia="ru-RU"/>
+        </w:rPr>
+        <w:t>wbTime_</w:t>
+      </w:r>
+      <w:proofErr w:type="gramStart"/>
+      <w:r>
+        <w:rPr>
+          <w:rFonts w:ascii="Courier New" w:eastAsia="Times New Roman" w:hAnsi="Courier New" w:cs="Courier New"/>
+          <w:color w:val="333333"/>
+          <w:sz w:val="20"/>
+          <w:szCs w:val="20"/>
+          <w:lang w:val="en-US" w:eastAsia="ru-RU"/>
+        </w:rPr>
+        <w:t>start</w:t>
+      </w:r>
+      <w:proofErr w:type="spellEnd"/>
+      <w:r>
+        <w:rPr>
+          <w:rFonts w:ascii="Courier New" w:eastAsia="Times New Roman" w:hAnsi="Courier New" w:cs="Courier New"/>
+          <w:color w:val="333333"/>
+          <w:sz w:val="20"/>
+          <w:szCs w:val="20"/>
+          <w:lang w:val="en-US" w:eastAsia="ru-RU"/>
+        </w:rPr>
+        <w:t>(</w:t>
+      </w:r>
+      <w:proofErr w:type="gramEnd"/>
+      <w:r>
+        <w:rPr>
+          <w:rFonts w:ascii="Courier New" w:eastAsia="Times New Roman" w:hAnsi="Courier New" w:cs="Courier New"/>
+          <w:color w:val="333333"/>
+          <w:sz w:val="20"/>
+          <w:szCs w:val="20"/>
+          <w:lang w:val="en-US" w:eastAsia="ru-RU"/>
+        </w:rPr>
+        <w:t>Generic,</w:t>
       </w:r>
       <w:r>
         <w:rPr>
@@ -6201,6 +6663,7 @@
         </w:rPr>
         <w:t>(</w:t>
       </w:r>
+      <w:proofErr w:type="gramStart"/>
       <w:r>
         <w:rPr>
           <w:rFonts w:ascii="Courier New" w:eastAsia="Times New Roman" w:hAnsi="Courier New" w:cs="Courier New"/>
@@ -6213,6 +6676,7 @@
         </w:rPr>
         <w:t>float</w:t>
       </w:r>
+      <w:proofErr w:type="gramEnd"/>
       <w:r>
         <w:rPr>
           <w:rFonts w:ascii="Courier New" w:eastAsia="Times New Roman" w:hAnsi="Courier New" w:cs="Courier New"/>
@@ -6231,7 +6695,73 @@
           <w:szCs w:val="20"/>
           <w:lang w:val="en-US" w:eastAsia="ru-RU"/>
         </w:rPr>
-        <w:t>*)wbImport(wbArg_getInputFile(args,</w:t>
+        <w:t>*)</w:t>
+      </w:r>
+      <w:proofErr w:type="spellStart"/>
+      <w:r>
+        <w:rPr>
+          <w:rFonts w:ascii="Courier New" w:eastAsia="Times New Roman" w:hAnsi="Courier New" w:cs="Courier New"/>
+          <w:color w:val="333333"/>
+          <w:sz w:val="20"/>
+          <w:szCs w:val="20"/>
+          <w:lang w:val="en-US" w:eastAsia="ru-RU"/>
+        </w:rPr>
+        <w:t>wbImport</w:t>
+      </w:r>
+      <w:proofErr w:type="spellEnd"/>
+      <w:r>
+        <w:rPr>
+          <w:rFonts w:ascii="Courier New" w:eastAsia="Times New Roman" w:hAnsi="Courier New" w:cs="Courier New"/>
+          <w:color w:val="333333"/>
+          <w:sz w:val="20"/>
+          <w:szCs w:val="20"/>
+          <w:lang w:val="en-US" w:eastAsia="ru-RU"/>
+        </w:rPr>
+        <w:t>(</w:t>
+      </w:r>
+      <w:proofErr w:type="spellStart"/>
+      <w:r>
+        <w:rPr>
+          <w:rFonts w:ascii="Courier New" w:eastAsia="Times New Roman" w:hAnsi="Courier New" w:cs="Courier New"/>
+          <w:color w:val="333333"/>
+          <w:sz w:val="20"/>
+          <w:szCs w:val="20"/>
+          <w:lang w:val="en-US" w:eastAsia="ru-RU"/>
+        </w:rPr>
+        <w:t>wbArg_getInputFile</w:t>
+      </w:r>
+      <w:proofErr w:type="spellEnd"/>
+      <w:r>
+        <w:rPr>
+          <w:rFonts w:ascii="Courier New" w:eastAsia="Times New Roman" w:hAnsi="Courier New" w:cs="Courier New"/>
+          <w:color w:val="333333"/>
+          <w:sz w:val="20"/>
+          <w:szCs w:val="20"/>
+          <w:lang w:val="en-US" w:eastAsia="ru-RU"/>
+        </w:rPr>
+        <w:t>(</w:t>
+      </w:r>
+      <w:proofErr w:type="spellStart"/>
+      <w:r>
+        <w:rPr>
+          <w:rFonts w:ascii="Courier New" w:eastAsia="Times New Roman" w:hAnsi="Courier New" w:cs="Courier New"/>
+          <w:color w:val="333333"/>
+          <w:sz w:val="20"/>
+          <w:szCs w:val="20"/>
+          <w:lang w:val="en-US" w:eastAsia="ru-RU"/>
+        </w:rPr>
+        <w:t>args</w:t>
+      </w:r>
+      <w:proofErr w:type="spellEnd"/>
+      <w:r>
+        <w:rPr>
+          <w:rFonts w:ascii="Courier New" w:eastAsia="Times New Roman" w:hAnsi="Courier New" w:cs="Courier New"/>
+          <w:color w:val="333333"/>
+          <w:sz w:val="20"/>
+          <w:szCs w:val="20"/>
+          <w:lang w:val="en-US" w:eastAsia="ru-RU"/>
+        </w:rPr>
+        <w:t>,</w:t>
       </w:r>
       <w:r>
         <w:rPr>
@@ -6283,7 +6813,29 @@
           <w:szCs w:val="20"/>
           <w:lang w:val="en-US" w:eastAsia="ru-RU"/>
         </w:rPr>
-        <w:t>&amp;inputLength);</w:t>
+        <w:t>&amp;</w:t>
+      </w:r>
+      <w:proofErr w:type="spellStart"/>
+      <w:r>
+        <w:rPr>
+          <w:rFonts w:ascii="Courier New" w:eastAsia="Times New Roman" w:hAnsi="Courier New" w:cs="Courier New"/>
+          <w:color w:val="333333"/>
+          <w:sz w:val="20"/>
+          <w:szCs w:val="20"/>
+          <w:lang w:val="en-US" w:eastAsia="ru-RU"/>
+        </w:rPr>
+        <w:t>inputLength</w:t>
+      </w:r>
+      <w:proofErr w:type="spellEnd"/>
+      <w:r>
+        <w:rPr>
+          <w:rFonts w:ascii="Courier New" w:eastAsia="Times New Roman" w:hAnsi="Courier New" w:cs="Courier New"/>
+          <w:color w:val="333333"/>
+          <w:sz w:val="20"/>
+          <w:szCs w:val="20"/>
+          <w:lang w:val="en-US" w:eastAsia="ru-RU"/>
+        </w:rPr>
+        <w:t>);</w:t>
       </w:r>
     </w:p>
     <w:p>
@@ -6421,6 +6973,7 @@
         </w:rPr>
         <w:t>(</w:t>
       </w:r>
+      <w:proofErr w:type="gramStart"/>
       <w:r>
         <w:rPr>
           <w:rFonts w:ascii="Courier New" w:eastAsia="Times New Roman" w:hAnsi="Courier New" w:cs="Courier New"/>
@@ -6433,6 +6986,7 @@
         </w:rPr>
         <w:t>float</w:t>
       </w:r>
+      <w:proofErr w:type="gramEnd"/>
       <w:r>
         <w:rPr>
           <w:rFonts w:ascii="Courier New" w:eastAsia="Times New Roman" w:hAnsi="Courier New" w:cs="Courier New"/>
@@ -6451,7 +7005,73 @@
           <w:szCs w:val="20"/>
           <w:lang w:val="en-US" w:eastAsia="ru-RU"/>
         </w:rPr>
-        <w:t>*)wbImport(wbArg_getInputFile(args,</w:t>
+        <w:t>*)</w:t>
+      </w:r>
+      <w:proofErr w:type="spellStart"/>
+      <w:r>
+        <w:rPr>
+          <w:rFonts w:ascii="Courier New" w:eastAsia="Times New Roman" w:hAnsi="Courier New" w:cs="Courier New"/>
+          <w:color w:val="333333"/>
+          <w:sz w:val="20"/>
+          <w:szCs w:val="20"/>
+          <w:lang w:val="en-US" w:eastAsia="ru-RU"/>
+        </w:rPr>
+        <w:t>wbImport</w:t>
+      </w:r>
+      <w:proofErr w:type="spellEnd"/>
+      <w:r>
+        <w:rPr>
+          <w:rFonts w:ascii="Courier New" w:eastAsia="Times New Roman" w:hAnsi="Courier New" w:cs="Courier New"/>
+          <w:color w:val="333333"/>
+          <w:sz w:val="20"/>
+          <w:szCs w:val="20"/>
+          <w:lang w:val="en-US" w:eastAsia="ru-RU"/>
+        </w:rPr>
+        <w:t>(</w:t>
+      </w:r>
+      <w:proofErr w:type="spellStart"/>
+      <w:r>
+        <w:rPr>
+          <w:rFonts w:ascii="Courier New" w:eastAsia="Times New Roman" w:hAnsi="Courier New" w:cs="Courier New"/>
+          <w:color w:val="333333"/>
+          <w:sz w:val="20"/>
+          <w:szCs w:val="20"/>
+          <w:lang w:val="en-US" w:eastAsia="ru-RU"/>
+        </w:rPr>
+        <w:t>wbArg_getInputFile</w:t>
+      </w:r>
+      <w:proofErr w:type="spellEnd"/>
+      <w:r>
+        <w:rPr>
+          <w:rFonts w:ascii="Courier New" w:eastAsia="Times New Roman" w:hAnsi="Courier New" w:cs="Courier New"/>
+          <w:color w:val="333333"/>
+          <w:sz w:val="20"/>
+          <w:szCs w:val="20"/>
+          <w:lang w:val="en-US" w:eastAsia="ru-RU"/>
+        </w:rPr>
+        <w:t>(</w:t>
+      </w:r>
+      <w:proofErr w:type="spellStart"/>
+      <w:r>
+        <w:rPr>
+          <w:rFonts w:ascii="Courier New" w:eastAsia="Times New Roman" w:hAnsi="Courier New" w:cs="Courier New"/>
+          <w:color w:val="333333"/>
+          <w:sz w:val="20"/>
+          <w:szCs w:val="20"/>
+          <w:lang w:val="en-US" w:eastAsia="ru-RU"/>
+        </w:rPr>
+        <w:t>args</w:t>
+      </w:r>
+      <w:proofErr w:type="spellEnd"/>
+      <w:r>
+        <w:rPr>
+          <w:rFonts w:ascii="Courier New" w:eastAsia="Times New Roman" w:hAnsi="Courier New" w:cs="Courier New"/>
+          <w:color w:val="333333"/>
+          <w:sz w:val="20"/>
+          <w:szCs w:val="20"/>
+          <w:lang w:val="en-US" w:eastAsia="ru-RU"/>
+        </w:rPr>
+        <w:t>,</w:t>
       </w:r>
       <w:r>
         <w:rPr>
@@ -6503,7 +7123,29 @@
           <w:szCs w:val="20"/>
           <w:lang w:val="en-US" w:eastAsia="ru-RU"/>
         </w:rPr>
-        <w:t>&amp;inputLength);</w:t>
+        <w:t>&amp;</w:t>
+      </w:r>
+      <w:proofErr w:type="spellStart"/>
+      <w:r>
+        <w:rPr>
+          <w:rFonts w:ascii="Courier New" w:eastAsia="Times New Roman" w:hAnsi="Courier New" w:cs="Courier New"/>
+          <w:color w:val="333333"/>
+          <w:sz w:val="20"/>
+          <w:szCs w:val="20"/>
+          <w:lang w:val="en-US" w:eastAsia="ru-RU"/>
+        </w:rPr>
+        <w:t>inputLength</w:t>
+      </w:r>
+      <w:proofErr w:type="spellEnd"/>
+      <w:r>
+        <w:rPr>
+          <w:rFonts w:ascii="Courier New" w:eastAsia="Times New Roman" w:hAnsi="Courier New" w:cs="Courier New"/>
+          <w:color w:val="333333"/>
+          <w:sz w:val="20"/>
+          <w:szCs w:val="20"/>
+          <w:lang w:val="en-US" w:eastAsia="ru-RU"/>
+        </w:rPr>
+        <w:t>);</w:t>
       </w:r>
     </w:p>
     <w:p>
@@ -6553,6 +7195,8 @@
         </w:rPr>
         <w:t xml:space="preserve">  </w:t>
       </w:r>
+      <w:proofErr w:type="spellStart"/>
+      <w:proofErr w:type="gramStart"/>
       <w:r>
         <w:rPr>
           <w:rFonts w:ascii="Courier New" w:eastAsia="Times New Roman" w:hAnsi="Courier New" w:cs="Courier New"/>
@@ -6563,6 +7207,8 @@
         </w:rPr>
         <w:t>hostOutput</w:t>
       </w:r>
+      <w:proofErr w:type="spellEnd"/>
+      <w:proofErr w:type="gramEnd"/>
       <w:r>
         <w:rPr>
           <w:rFonts w:ascii="Courier New" w:eastAsia="Times New Roman" w:hAnsi="Courier New" w:cs="Courier New"/>
@@ -6633,8 +7279,42 @@
           <w:szCs w:val="20"/>
           <w:lang w:val="en-US" w:eastAsia="ru-RU"/>
         </w:rPr>
-        <w:t>*)malloc(inputLength</w:t>
-      </w:r>
+        <w:t>*)</w:t>
+      </w:r>
+      <w:proofErr w:type="spellStart"/>
+      <w:r>
+        <w:rPr>
+          <w:rFonts w:ascii="Courier New" w:eastAsia="Times New Roman" w:hAnsi="Courier New" w:cs="Courier New"/>
+          <w:color w:val="333333"/>
+          <w:sz w:val="20"/>
+          <w:szCs w:val="20"/>
+          <w:lang w:val="en-US" w:eastAsia="ru-RU"/>
+        </w:rPr>
+        <w:t>malloc</w:t>
+      </w:r>
+      <w:proofErr w:type="spellEnd"/>
+      <w:r>
+        <w:rPr>
+          <w:rFonts w:ascii="Courier New" w:eastAsia="Times New Roman" w:hAnsi="Courier New" w:cs="Courier New"/>
+          <w:color w:val="333333"/>
+          <w:sz w:val="20"/>
+          <w:szCs w:val="20"/>
+          <w:lang w:val="en-US" w:eastAsia="ru-RU"/>
+        </w:rPr>
+        <w:t>(</w:t>
+      </w:r>
+      <w:proofErr w:type="spellStart"/>
+      <w:r>
+        <w:rPr>
+          <w:rFonts w:ascii="Courier New" w:eastAsia="Times New Roman" w:hAnsi="Courier New" w:cs="Courier New"/>
+          <w:color w:val="333333"/>
+          <w:sz w:val="20"/>
+          <w:szCs w:val="20"/>
+          <w:lang w:val="en-US" w:eastAsia="ru-RU"/>
+        </w:rPr>
+        <w:t>inputLength</w:t>
+      </w:r>
+      <w:proofErr w:type="spellEnd"/>
       <w:r>
         <w:rPr>
           <w:rFonts w:ascii="Courier New" w:eastAsia="Times New Roman" w:hAnsi="Courier New" w:cs="Courier New"/>
@@ -6665,6 +7345,7 @@
         </w:rPr>
         <w:t xml:space="preserve"> </w:t>
       </w:r>
+      <w:proofErr w:type="spellStart"/>
       <w:r>
         <w:rPr>
           <w:rFonts w:ascii="Courier New" w:eastAsia="Times New Roman" w:hAnsi="Courier New" w:cs="Courier New"/>
@@ -6677,6 +7358,7 @@
         </w:rPr>
         <w:t>sizeof</w:t>
       </w:r>
+      <w:proofErr w:type="spellEnd"/>
       <w:r>
         <w:rPr>
           <w:rFonts w:ascii="Courier New" w:eastAsia="Times New Roman" w:hAnsi="Courier New" w:cs="Courier New"/>
@@ -6757,15 +7439,49 @@
         </w:rPr>
         <w:t xml:space="preserve">  </w:t>
       </w:r>
-      <w:r>
-        <w:rPr>
-          <w:rFonts w:ascii="Courier New" w:eastAsia="Times New Roman" w:hAnsi="Courier New" w:cs="Courier New"/>
-          <w:color w:val="333333"/>
-          <w:sz w:val="20"/>
-          <w:szCs w:val="20"/>
-          <w:lang w:val="en-US" w:eastAsia="ru-RU"/>
-        </w:rPr>
-        <w:t>wbTime_stop(Generic,</w:t>
+      <w:proofErr w:type="spellStart"/>
+      <w:r>
+        <w:rPr>
+          <w:rFonts w:ascii="Courier New" w:eastAsia="Times New Roman" w:hAnsi="Courier New" w:cs="Courier New"/>
+          <w:color w:val="333333"/>
+          <w:sz w:val="20"/>
+          <w:szCs w:val="20"/>
+          <w:lang w:val="en-US" w:eastAsia="ru-RU"/>
+        </w:rPr>
+        <w:t>wbTime_</w:t>
+      </w:r>
+      <w:proofErr w:type="gramStart"/>
+      <w:r>
+        <w:rPr>
+          <w:rFonts w:ascii="Courier New" w:eastAsia="Times New Roman" w:hAnsi="Courier New" w:cs="Courier New"/>
+          <w:color w:val="333333"/>
+          <w:sz w:val="20"/>
+          <w:szCs w:val="20"/>
+          <w:lang w:val="en-US" w:eastAsia="ru-RU"/>
+        </w:rPr>
+        <w:t>stop</w:t>
+      </w:r>
+      <w:proofErr w:type="spellEnd"/>
+      <w:r>
+        <w:rPr>
+          <w:rFonts w:ascii="Courier New" w:eastAsia="Times New Roman" w:hAnsi="Courier New" w:cs="Courier New"/>
+          <w:color w:val="333333"/>
+          <w:sz w:val="20"/>
+          <w:szCs w:val="20"/>
+          <w:lang w:val="en-US" w:eastAsia="ru-RU"/>
+        </w:rPr>
+        <w:t>(</w:t>
+      </w:r>
+      <w:proofErr w:type="gramEnd"/>
+      <w:r>
+        <w:rPr>
+          <w:rFonts w:ascii="Courier New" w:eastAsia="Times New Roman" w:hAnsi="Courier New" w:cs="Courier New"/>
+          <w:color w:val="333333"/>
+          <w:sz w:val="20"/>
+          <w:szCs w:val="20"/>
+          <w:lang w:val="en-US" w:eastAsia="ru-RU"/>
+        </w:rPr>
+        <w:t>Generic,</w:t>
       </w:r>
       <w:r>
         <w:rPr>
@@ -6884,15 +7600,39 @@
         </w:rPr>
         <w:t xml:space="preserve">  </w:t>
       </w:r>
-      <w:r>
-        <w:rPr>
-          <w:rFonts w:ascii="Courier New" w:eastAsia="Times New Roman" w:hAnsi="Courier New" w:cs="Courier New"/>
-          <w:color w:val="333333"/>
-          <w:sz w:val="20"/>
-          <w:szCs w:val="20"/>
-          <w:lang w:val="en-US" w:eastAsia="ru-RU"/>
-        </w:rPr>
-        <w:t>wbLog(TRACE,</w:t>
+      <w:proofErr w:type="spellStart"/>
+      <w:proofErr w:type="gramStart"/>
+      <w:r>
+        <w:rPr>
+          <w:rFonts w:ascii="Courier New" w:eastAsia="Times New Roman" w:hAnsi="Courier New" w:cs="Courier New"/>
+          <w:color w:val="333333"/>
+          <w:sz w:val="20"/>
+          <w:szCs w:val="20"/>
+          <w:lang w:val="en-US" w:eastAsia="ru-RU"/>
+        </w:rPr>
+        <w:t>wbLog</w:t>
+      </w:r>
+      <w:proofErr w:type="spellEnd"/>
+      <w:r>
+        <w:rPr>
+          <w:rFonts w:ascii="Courier New" w:eastAsia="Times New Roman" w:hAnsi="Courier New" w:cs="Courier New"/>
+          <w:color w:val="333333"/>
+          <w:sz w:val="20"/>
+          <w:szCs w:val="20"/>
+          <w:lang w:val="en-US" w:eastAsia="ru-RU"/>
+        </w:rPr>
+        <w:t>(</w:t>
+      </w:r>
+      <w:proofErr w:type="gramEnd"/>
+      <w:r>
+        <w:rPr>
+          <w:rFonts w:ascii="Courier New" w:eastAsia="Times New Roman" w:hAnsi="Courier New" w:cs="Courier New"/>
+          <w:color w:val="333333"/>
+          <w:sz w:val="20"/>
+          <w:szCs w:val="20"/>
+          <w:lang w:val="en-US" w:eastAsia="ru-RU"/>
+        </w:rPr>
+        <w:t>TRACE,</w:t>
       </w:r>
       <w:r>
         <w:rPr>
@@ -6935,15 +7675,27 @@
         </w:rPr>
         <w:t xml:space="preserve"> </w:t>
       </w:r>
-      <w:r>
-        <w:rPr>
-          <w:rFonts w:ascii="Courier New" w:eastAsia="Times New Roman" w:hAnsi="Courier New" w:cs="Courier New"/>
-          <w:color w:val="333333"/>
-          <w:sz w:val="20"/>
-          <w:szCs w:val="20"/>
-          <w:lang w:val="en-US" w:eastAsia="ru-RU"/>
-        </w:rPr>
-        <w:t>inputLength);</w:t>
+      <w:proofErr w:type="spellStart"/>
+      <w:r>
+        <w:rPr>
+          <w:rFonts w:ascii="Courier New" w:eastAsia="Times New Roman" w:hAnsi="Courier New" w:cs="Courier New"/>
+          <w:color w:val="333333"/>
+          <w:sz w:val="20"/>
+          <w:szCs w:val="20"/>
+          <w:lang w:val="en-US" w:eastAsia="ru-RU"/>
+        </w:rPr>
+        <w:t>inputLength</w:t>
+      </w:r>
+      <w:proofErr w:type="spellEnd"/>
+      <w:r>
+        <w:rPr>
+          <w:rFonts w:ascii="Courier New" w:eastAsia="Times New Roman" w:hAnsi="Courier New" w:cs="Courier New"/>
+          <w:color w:val="333333"/>
+          <w:sz w:val="20"/>
+          <w:szCs w:val="20"/>
+          <w:lang w:val="en-US" w:eastAsia="ru-RU"/>
+        </w:rPr>
+        <w:t>);</w:t>
       </w:r>
     </w:p>
     <w:p>
@@ -7031,15 +7783,49 @@
         </w:rPr>
         <w:t xml:space="preserve">  </w:t>
       </w:r>
-      <w:r>
-        <w:rPr>
-          <w:rFonts w:ascii="Courier New" w:eastAsia="Times New Roman" w:hAnsi="Courier New" w:cs="Courier New"/>
-          <w:color w:val="333333"/>
-          <w:sz w:val="20"/>
-          <w:szCs w:val="20"/>
-          <w:lang w:val="en-US" w:eastAsia="ru-RU"/>
-        </w:rPr>
-        <w:t>wbTime_start(GPU,</w:t>
+      <w:proofErr w:type="spellStart"/>
+      <w:r>
+        <w:rPr>
+          <w:rFonts w:ascii="Courier New" w:eastAsia="Times New Roman" w:hAnsi="Courier New" w:cs="Courier New"/>
+          <w:color w:val="333333"/>
+          <w:sz w:val="20"/>
+          <w:szCs w:val="20"/>
+          <w:lang w:val="en-US" w:eastAsia="ru-RU"/>
+        </w:rPr>
+        <w:t>wbTime_</w:t>
+      </w:r>
+      <w:proofErr w:type="gramStart"/>
+      <w:r>
+        <w:rPr>
+          <w:rFonts w:ascii="Courier New" w:eastAsia="Times New Roman" w:hAnsi="Courier New" w:cs="Courier New"/>
+          <w:color w:val="333333"/>
+          <w:sz w:val="20"/>
+          <w:szCs w:val="20"/>
+          <w:lang w:val="en-US" w:eastAsia="ru-RU"/>
+        </w:rPr>
+        <w:t>start</w:t>
+      </w:r>
+      <w:proofErr w:type="spellEnd"/>
+      <w:r>
+        <w:rPr>
+          <w:rFonts w:ascii="Courier New" w:eastAsia="Times New Roman" w:hAnsi="Courier New" w:cs="Courier New"/>
+          <w:color w:val="333333"/>
+          <w:sz w:val="20"/>
+          <w:szCs w:val="20"/>
+          <w:lang w:val="en-US" w:eastAsia="ru-RU"/>
+        </w:rPr>
+        <w:t>(</w:t>
+      </w:r>
+      <w:proofErr w:type="gramEnd"/>
+      <w:r>
+        <w:rPr>
+          <w:rFonts w:ascii="Courier New" w:eastAsia="Times New Roman" w:hAnsi="Courier New" w:cs="Courier New"/>
+          <w:color w:val="333333"/>
+          <w:sz w:val="20"/>
+          <w:szCs w:val="20"/>
+          <w:lang w:val="en-US" w:eastAsia="ru-RU"/>
+        </w:rPr>
+        <w:t>GPU,</w:t>
       </w:r>
       <w:r>
         <w:rPr>
@@ -7218,15 +8004,39 @@
         </w:rPr>
         <w:t xml:space="preserve">  </w:t>
       </w:r>
-      <w:r>
-        <w:rPr>
-          <w:rFonts w:ascii="Courier New" w:eastAsia="Times New Roman" w:hAnsi="Courier New" w:cs="Courier New"/>
-          <w:color w:val="333333"/>
-          <w:sz w:val="20"/>
-          <w:szCs w:val="20"/>
-          <w:lang w:val="en-US" w:eastAsia="ru-RU"/>
-        </w:rPr>
-        <w:t>cudaMalloc((</w:t>
+      <w:proofErr w:type="spellStart"/>
+      <w:proofErr w:type="gramStart"/>
+      <w:r>
+        <w:rPr>
+          <w:rFonts w:ascii="Courier New" w:eastAsia="Times New Roman" w:hAnsi="Courier New" w:cs="Courier New"/>
+          <w:color w:val="333333"/>
+          <w:sz w:val="20"/>
+          <w:szCs w:val="20"/>
+          <w:lang w:val="en-US" w:eastAsia="ru-RU"/>
+        </w:rPr>
+        <w:t>cudaMalloc</w:t>
+      </w:r>
+      <w:proofErr w:type="spellEnd"/>
+      <w:r>
+        <w:rPr>
+          <w:rFonts w:ascii="Courier New" w:eastAsia="Times New Roman" w:hAnsi="Courier New" w:cs="Courier New"/>
+          <w:color w:val="333333"/>
+          <w:sz w:val="20"/>
+          <w:szCs w:val="20"/>
+          <w:lang w:val="en-US" w:eastAsia="ru-RU"/>
+        </w:rPr>
+        <w:t>(</w:t>
+      </w:r>
+      <w:proofErr w:type="gramEnd"/>
+      <w:r>
+        <w:rPr>
+          <w:rFonts w:ascii="Courier New" w:eastAsia="Times New Roman" w:hAnsi="Courier New" w:cs="Courier New"/>
+          <w:color w:val="333333"/>
+          <w:sz w:val="20"/>
+          <w:szCs w:val="20"/>
+          <w:lang w:val="en-US" w:eastAsia="ru-RU"/>
+        </w:rPr>
+        <w:t>(</w:t>
       </w:r>
       <w:r>
         <w:rPr>
@@ -7260,6 +8070,7 @@
         </w:rPr>
         <w:t xml:space="preserve"> </w:t>
       </w:r>
+      <w:proofErr w:type="spellStart"/>
       <w:r>
         <w:rPr>
           <w:rFonts w:ascii="Courier New" w:eastAsia="Times New Roman" w:hAnsi="Courier New" w:cs="Courier New"/>
@@ -7270,6 +8081,7 @@
         </w:rPr>
         <w:t>inputLength</w:t>
       </w:r>
+      <w:proofErr w:type="spellEnd"/>
       <w:r>
         <w:rPr>
           <w:rFonts w:ascii="Courier New" w:eastAsia="Times New Roman" w:hAnsi="Courier New" w:cs="Courier New"/>
@@ -7300,6 +8112,7 @@
         </w:rPr>
         <w:t xml:space="preserve"> </w:t>
       </w:r>
+      <w:proofErr w:type="spellStart"/>
       <w:r>
         <w:rPr>
           <w:rFonts w:ascii="Courier New" w:eastAsia="Times New Roman" w:hAnsi="Courier New" w:cs="Courier New"/>
@@ -7312,6 +8125,7 @@
         </w:rPr>
         <w:t>sizeof</w:t>
       </w:r>
+      <w:proofErr w:type="spellEnd"/>
       <w:r>
         <w:rPr>
           <w:rFonts w:ascii="Courier New" w:eastAsia="Times New Roman" w:hAnsi="Courier New" w:cs="Courier New"/>
@@ -7392,15 +8206,39 @@
         </w:rPr>
         <w:t xml:space="preserve">  </w:t>
       </w:r>
-      <w:r>
-        <w:rPr>
-          <w:rFonts w:ascii="Courier New" w:eastAsia="Times New Roman" w:hAnsi="Courier New" w:cs="Courier New"/>
-          <w:color w:val="333333"/>
-          <w:sz w:val="20"/>
-          <w:szCs w:val="20"/>
-          <w:lang w:val="en-US" w:eastAsia="ru-RU"/>
-        </w:rPr>
-        <w:t>cudaMalloc((</w:t>
+      <w:proofErr w:type="spellStart"/>
+      <w:proofErr w:type="gramStart"/>
+      <w:r>
+        <w:rPr>
+          <w:rFonts w:ascii="Courier New" w:eastAsia="Times New Roman" w:hAnsi="Courier New" w:cs="Courier New"/>
+          <w:color w:val="333333"/>
+          <w:sz w:val="20"/>
+          <w:szCs w:val="20"/>
+          <w:lang w:val="en-US" w:eastAsia="ru-RU"/>
+        </w:rPr>
+        <w:t>cudaMalloc</w:t>
+      </w:r>
+      <w:proofErr w:type="spellEnd"/>
+      <w:r>
+        <w:rPr>
+          <w:rFonts w:ascii="Courier New" w:eastAsia="Times New Roman" w:hAnsi="Courier New" w:cs="Courier New"/>
+          <w:color w:val="333333"/>
+          <w:sz w:val="20"/>
+          <w:szCs w:val="20"/>
+          <w:lang w:val="en-US" w:eastAsia="ru-RU"/>
+        </w:rPr>
+        <w:t>(</w:t>
+      </w:r>
+      <w:proofErr w:type="gramEnd"/>
+      <w:r>
+        <w:rPr>
+          <w:rFonts w:ascii="Courier New" w:eastAsia="Times New Roman" w:hAnsi="Courier New" w:cs="Courier New"/>
+          <w:color w:val="333333"/>
+          <w:sz w:val="20"/>
+          <w:szCs w:val="20"/>
+          <w:lang w:val="en-US" w:eastAsia="ru-RU"/>
+        </w:rPr>
+        <w:t>(</w:t>
       </w:r>
       <w:r>
         <w:rPr>
@@ -7434,6 +8272,7 @@
         </w:rPr>
         <w:t xml:space="preserve"> </w:t>
       </w:r>
+      <w:proofErr w:type="spellStart"/>
       <w:r>
         <w:rPr>
           <w:rFonts w:ascii="Courier New" w:eastAsia="Times New Roman" w:hAnsi="Courier New" w:cs="Courier New"/>
@@ -7444,6 +8283,7 @@
         </w:rPr>
         <w:t>inputLength</w:t>
       </w:r>
+      <w:proofErr w:type="spellEnd"/>
       <w:r>
         <w:rPr>
           <w:rFonts w:ascii="Courier New" w:eastAsia="Times New Roman" w:hAnsi="Courier New" w:cs="Courier New"/>
@@ -7474,6 +8314,7 @@
         </w:rPr>
         <w:t xml:space="preserve"> </w:t>
       </w:r>
+      <w:proofErr w:type="spellStart"/>
       <w:r>
         <w:rPr>
           <w:rFonts w:ascii="Courier New" w:eastAsia="Times New Roman" w:hAnsi="Courier New" w:cs="Courier New"/>
@@ -7486,6 +8327,7 @@
         </w:rPr>
         <w:t>sizeof</w:t>
       </w:r>
+      <w:proofErr w:type="spellEnd"/>
       <w:r>
         <w:rPr>
           <w:rFonts w:ascii="Courier New" w:eastAsia="Times New Roman" w:hAnsi="Courier New" w:cs="Courier New"/>
@@ -7566,15 +8408,39 @@
         </w:rPr>
         <w:t xml:space="preserve">  </w:t>
       </w:r>
-      <w:r>
-        <w:rPr>
-          <w:rFonts w:ascii="Courier New" w:eastAsia="Times New Roman" w:hAnsi="Courier New" w:cs="Courier New"/>
-          <w:color w:val="333333"/>
-          <w:sz w:val="20"/>
-          <w:szCs w:val="20"/>
-          <w:lang w:val="en-US" w:eastAsia="ru-RU"/>
-        </w:rPr>
-        <w:t>cudaMalloc((</w:t>
+      <w:proofErr w:type="spellStart"/>
+      <w:proofErr w:type="gramStart"/>
+      <w:r>
+        <w:rPr>
+          <w:rFonts w:ascii="Courier New" w:eastAsia="Times New Roman" w:hAnsi="Courier New" w:cs="Courier New"/>
+          <w:color w:val="333333"/>
+          <w:sz w:val="20"/>
+          <w:szCs w:val="20"/>
+          <w:lang w:val="en-US" w:eastAsia="ru-RU"/>
+        </w:rPr>
+        <w:t>cudaMalloc</w:t>
+      </w:r>
+      <w:proofErr w:type="spellEnd"/>
+      <w:r>
+        <w:rPr>
+          <w:rFonts w:ascii="Courier New" w:eastAsia="Times New Roman" w:hAnsi="Courier New" w:cs="Courier New"/>
+          <w:color w:val="333333"/>
+          <w:sz w:val="20"/>
+          <w:szCs w:val="20"/>
+          <w:lang w:val="en-US" w:eastAsia="ru-RU"/>
+        </w:rPr>
+        <w:t>(</w:t>
+      </w:r>
+      <w:proofErr w:type="gramEnd"/>
+      <w:r>
+        <w:rPr>
+          <w:rFonts w:ascii="Courier New" w:eastAsia="Times New Roman" w:hAnsi="Courier New" w:cs="Courier New"/>
+          <w:color w:val="333333"/>
+          <w:sz w:val="20"/>
+          <w:szCs w:val="20"/>
+          <w:lang w:val="en-US" w:eastAsia="ru-RU"/>
+        </w:rPr>
+        <w:t>(</w:t>
       </w:r>
       <w:r>
         <w:rPr>
@@ -7596,7 +8462,29 @@
           <w:szCs w:val="20"/>
           <w:lang w:val="en-US" w:eastAsia="ru-RU"/>
         </w:rPr>
-        <w:t>**)&amp;deviceOutput,</w:t>
+        <w:t>**)&amp;</w:t>
+      </w:r>
+      <w:proofErr w:type="spellStart"/>
+      <w:r>
+        <w:rPr>
+          <w:rFonts w:ascii="Courier New" w:eastAsia="Times New Roman" w:hAnsi="Courier New" w:cs="Courier New"/>
+          <w:color w:val="333333"/>
+          <w:sz w:val="20"/>
+          <w:szCs w:val="20"/>
+          <w:lang w:val="en-US" w:eastAsia="ru-RU"/>
+        </w:rPr>
+        <w:t>deviceOutput</w:t>
+      </w:r>
+      <w:proofErr w:type="spellEnd"/>
+      <w:r>
+        <w:rPr>
+          <w:rFonts w:ascii="Courier New" w:eastAsia="Times New Roman" w:hAnsi="Courier New" w:cs="Courier New"/>
+          <w:color w:val="333333"/>
+          <w:sz w:val="20"/>
+          <w:szCs w:val="20"/>
+          <w:lang w:val="en-US" w:eastAsia="ru-RU"/>
+        </w:rPr>
+        <w:t>,</w:t>
       </w:r>
       <w:r>
         <w:rPr>
@@ -7608,6 +8496,7 @@
         </w:rPr>
         <w:t xml:space="preserve"> </w:t>
       </w:r>
+      <w:proofErr w:type="spellStart"/>
       <w:r>
         <w:rPr>
           <w:rFonts w:ascii="Courier New" w:eastAsia="Times New Roman" w:hAnsi="Courier New" w:cs="Courier New"/>
@@ -7618,6 +8507,7 @@
         </w:rPr>
         <w:t>inputLength</w:t>
       </w:r>
+      <w:proofErr w:type="spellEnd"/>
       <w:r>
         <w:rPr>
           <w:rFonts w:ascii="Courier New" w:eastAsia="Times New Roman" w:hAnsi="Courier New" w:cs="Courier New"/>
@@ -7648,6 +8538,7 @@
         </w:rPr>
         <w:t xml:space="preserve"> </w:t>
       </w:r>
+      <w:proofErr w:type="spellStart"/>
       <w:r>
         <w:rPr>
           <w:rFonts w:ascii="Courier New" w:eastAsia="Times New Roman" w:hAnsi="Courier New" w:cs="Courier New"/>
@@ -7660,6 +8551,7 @@
         </w:rPr>
         <w:t>sizeof</w:t>
       </w:r>
+      <w:proofErr w:type="spellEnd"/>
       <w:r>
         <w:rPr>
           <w:rFonts w:ascii="Courier New" w:eastAsia="Times New Roman" w:hAnsi="Courier New" w:cs="Courier New"/>
@@ -7778,15 +8670,49 @@
         </w:rPr>
         <w:t xml:space="preserve">  </w:t>
       </w:r>
-      <w:r>
-        <w:rPr>
-          <w:rFonts w:ascii="Courier New" w:eastAsia="Times New Roman" w:hAnsi="Courier New" w:cs="Courier New"/>
-          <w:color w:val="333333"/>
-          <w:sz w:val="20"/>
-          <w:szCs w:val="20"/>
-          <w:lang w:val="en-US" w:eastAsia="ru-RU"/>
-        </w:rPr>
-        <w:t>wbTime_stop(GPU,</w:t>
+      <w:proofErr w:type="spellStart"/>
+      <w:r>
+        <w:rPr>
+          <w:rFonts w:ascii="Courier New" w:eastAsia="Times New Roman" w:hAnsi="Courier New" w:cs="Courier New"/>
+          <w:color w:val="333333"/>
+          <w:sz w:val="20"/>
+          <w:szCs w:val="20"/>
+          <w:lang w:val="en-US" w:eastAsia="ru-RU"/>
+        </w:rPr>
+        <w:t>wbTime_</w:t>
+      </w:r>
+      <w:proofErr w:type="gramStart"/>
+      <w:r>
+        <w:rPr>
+          <w:rFonts w:ascii="Courier New" w:eastAsia="Times New Roman" w:hAnsi="Courier New" w:cs="Courier New"/>
+          <w:color w:val="333333"/>
+          <w:sz w:val="20"/>
+          <w:szCs w:val="20"/>
+          <w:lang w:val="en-US" w:eastAsia="ru-RU"/>
+        </w:rPr>
+        <w:t>stop</w:t>
+      </w:r>
+      <w:proofErr w:type="spellEnd"/>
+      <w:r>
+        <w:rPr>
+          <w:rFonts w:ascii="Courier New" w:eastAsia="Times New Roman" w:hAnsi="Courier New" w:cs="Courier New"/>
+          <w:color w:val="333333"/>
+          <w:sz w:val="20"/>
+          <w:szCs w:val="20"/>
+          <w:lang w:val="en-US" w:eastAsia="ru-RU"/>
+        </w:rPr>
+        <w:t>(</w:t>
+      </w:r>
+      <w:proofErr w:type="gramEnd"/>
+      <w:r>
+        <w:rPr>
+          <w:rFonts w:ascii="Courier New" w:eastAsia="Times New Roman" w:hAnsi="Courier New" w:cs="Courier New"/>
+          <w:color w:val="333333"/>
+          <w:sz w:val="20"/>
+          <w:szCs w:val="20"/>
+          <w:lang w:val="en-US" w:eastAsia="ru-RU"/>
+        </w:rPr>
+        <w:t>GPU,</w:t>
       </w:r>
       <w:r>
         <w:rPr>
@@ -7905,15 +8831,49 @@
         </w:rPr>
         <w:t xml:space="preserve">  </w:t>
       </w:r>
-      <w:r>
-        <w:rPr>
-          <w:rFonts w:ascii="Courier New" w:eastAsia="Times New Roman" w:hAnsi="Courier New" w:cs="Courier New"/>
-          <w:color w:val="333333"/>
-          <w:sz w:val="20"/>
-          <w:szCs w:val="20"/>
-          <w:lang w:val="en-US" w:eastAsia="ru-RU"/>
-        </w:rPr>
-        <w:t>wbTime_start(GPU,</w:t>
+      <w:proofErr w:type="spellStart"/>
+      <w:r>
+        <w:rPr>
+          <w:rFonts w:ascii="Courier New" w:eastAsia="Times New Roman" w:hAnsi="Courier New" w:cs="Courier New"/>
+          <w:color w:val="333333"/>
+          <w:sz w:val="20"/>
+          <w:szCs w:val="20"/>
+          <w:lang w:val="en-US" w:eastAsia="ru-RU"/>
+        </w:rPr>
+        <w:t>wbTime_</w:t>
+      </w:r>
+      <w:proofErr w:type="gramStart"/>
+      <w:r>
+        <w:rPr>
+          <w:rFonts w:ascii="Courier New" w:eastAsia="Times New Roman" w:hAnsi="Courier New" w:cs="Courier New"/>
+          <w:color w:val="333333"/>
+          <w:sz w:val="20"/>
+          <w:szCs w:val="20"/>
+          <w:lang w:val="en-US" w:eastAsia="ru-RU"/>
+        </w:rPr>
+        <w:t>start</w:t>
+      </w:r>
+      <w:proofErr w:type="spellEnd"/>
+      <w:r>
+        <w:rPr>
+          <w:rFonts w:ascii="Courier New" w:eastAsia="Times New Roman" w:hAnsi="Courier New" w:cs="Courier New"/>
+          <w:color w:val="333333"/>
+          <w:sz w:val="20"/>
+          <w:szCs w:val="20"/>
+          <w:lang w:val="en-US" w:eastAsia="ru-RU"/>
+        </w:rPr>
+        <w:t>(</w:t>
+      </w:r>
+      <w:proofErr w:type="gramEnd"/>
+      <w:r>
+        <w:rPr>
+          <w:rFonts w:ascii="Courier New" w:eastAsia="Times New Roman" w:hAnsi="Courier New" w:cs="Courier New"/>
+          <w:color w:val="333333"/>
+          <w:sz w:val="20"/>
+          <w:szCs w:val="20"/>
+          <w:lang w:val="en-US" w:eastAsia="ru-RU"/>
+        </w:rPr>
+        <w:t>GPU,</w:t>
       </w:r>
       <w:r>
         <w:rPr>
@@ -8112,15 +9072,39 @@
         </w:rPr>
         <w:t xml:space="preserve">  </w:t>
       </w:r>
-      <w:r>
-        <w:rPr>
-          <w:rFonts w:ascii="Courier New" w:eastAsia="Times New Roman" w:hAnsi="Courier New" w:cs="Courier New"/>
-          <w:color w:val="333333"/>
-          <w:sz w:val="20"/>
-          <w:szCs w:val="20"/>
-          <w:lang w:val="en-US" w:eastAsia="ru-RU"/>
-        </w:rPr>
-        <w:t>cudaMemcpy(deviceInput1,</w:t>
+      <w:proofErr w:type="spellStart"/>
+      <w:proofErr w:type="gramStart"/>
+      <w:r>
+        <w:rPr>
+          <w:rFonts w:ascii="Courier New" w:eastAsia="Times New Roman" w:hAnsi="Courier New" w:cs="Courier New"/>
+          <w:color w:val="333333"/>
+          <w:sz w:val="20"/>
+          <w:szCs w:val="20"/>
+          <w:lang w:val="en-US" w:eastAsia="ru-RU"/>
+        </w:rPr>
+        <w:t>cudaMemcpy</w:t>
+      </w:r>
+      <w:proofErr w:type="spellEnd"/>
+      <w:r>
+        <w:rPr>
+          <w:rFonts w:ascii="Courier New" w:eastAsia="Times New Roman" w:hAnsi="Courier New" w:cs="Courier New"/>
+          <w:color w:val="333333"/>
+          <w:sz w:val="20"/>
+          <w:szCs w:val="20"/>
+          <w:lang w:val="en-US" w:eastAsia="ru-RU"/>
+        </w:rPr>
+        <w:t>(</w:t>
+      </w:r>
+      <w:proofErr w:type="gramEnd"/>
+      <w:r>
+        <w:rPr>
+          <w:rFonts w:ascii="Courier New" w:eastAsia="Times New Roman" w:hAnsi="Courier New" w:cs="Courier New"/>
+          <w:color w:val="333333"/>
+          <w:sz w:val="20"/>
+          <w:szCs w:val="20"/>
+          <w:lang w:val="en-US" w:eastAsia="ru-RU"/>
+        </w:rPr>
+        <w:t>deviceInput1,</w:t>
       </w:r>
       <w:r>
         <w:rPr>
@@ -8188,8 +9172,11 @@
           <w:szCs w:val="20"/>
           <w:lang w:val="en-US" w:eastAsia="ru-RU"/>
         </w:rPr>
+        <w:lastRenderedPageBreak/>
         <w:t xml:space="preserve">           </w:t>
       </w:r>
+      <w:proofErr w:type="spellStart"/>
+      <w:proofErr w:type="gramStart"/>
       <w:r>
         <w:rPr>
           <w:rFonts w:ascii="Courier New" w:eastAsia="Times New Roman" w:hAnsi="Courier New" w:cs="Courier New"/>
@@ -8200,6 +9187,8 @@
         </w:rPr>
         <w:t>inputLength</w:t>
       </w:r>
+      <w:proofErr w:type="spellEnd"/>
+      <w:proofErr w:type="gramEnd"/>
       <w:r>
         <w:rPr>
           <w:rFonts w:ascii="Courier New" w:eastAsia="Times New Roman" w:hAnsi="Courier New" w:cs="Courier New"/>
@@ -8230,6 +9219,7 @@
         </w:rPr>
         <w:t xml:space="preserve"> </w:t>
       </w:r>
+      <w:proofErr w:type="spellStart"/>
       <w:r>
         <w:rPr>
           <w:rFonts w:ascii="Courier New" w:eastAsia="Times New Roman" w:hAnsi="Courier New" w:cs="Courier New"/>
@@ -8242,6 +9232,7 @@
         </w:rPr>
         <w:t>sizeof</w:t>
       </w:r>
+      <w:proofErr w:type="spellEnd"/>
       <w:r>
         <w:rPr>
           <w:rFonts w:ascii="Courier New" w:eastAsia="Times New Roman" w:hAnsi="Courier New" w:cs="Courier New"/>
@@ -8284,15 +9275,27 @@
         </w:rPr>
         <w:t xml:space="preserve"> </w:t>
       </w:r>
-      <w:r>
-        <w:rPr>
-          <w:rFonts w:ascii="Courier New" w:eastAsia="Times New Roman" w:hAnsi="Courier New" w:cs="Courier New"/>
-          <w:color w:val="333333"/>
-          <w:sz w:val="20"/>
-          <w:szCs w:val="20"/>
-          <w:lang w:val="en-US" w:eastAsia="ru-RU"/>
-        </w:rPr>
-        <w:t>cudaMemcpyHostToDevice);</w:t>
+      <w:proofErr w:type="spellStart"/>
+      <w:r>
+        <w:rPr>
+          <w:rFonts w:ascii="Courier New" w:eastAsia="Times New Roman" w:hAnsi="Courier New" w:cs="Courier New"/>
+          <w:color w:val="333333"/>
+          <w:sz w:val="20"/>
+          <w:szCs w:val="20"/>
+          <w:lang w:val="en-US" w:eastAsia="ru-RU"/>
+        </w:rPr>
+        <w:t>cudaMemcpyHostToDevice</w:t>
+      </w:r>
+      <w:proofErr w:type="spellEnd"/>
+      <w:r>
+        <w:rPr>
+          <w:rFonts w:ascii="Courier New" w:eastAsia="Times New Roman" w:hAnsi="Courier New" w:cs="Courier New"/>
+          <w:color w:val="333333"/>
+          <w:sz w:val="20"/>
+          <w:szCs w:val="20"/>
+          <w:lang w:val="en-US" w:eastAsia="ru-RU"/>
+        </w:rPr>
+        <w:t>);</w:t>
       </w:r>
     </w:p>
     <w:p>
@@ -8342,15 +9345,39 @@
         </w:rPr>
         <w:t xml:space="preserve">  </w:t>
       </w:r>
-      <w:r>
-        <w:rPr>
-          <w:rFonts w:ascii="Courier New" w:eastAsia="Times New Roman" w:hAnsi="Courier New" w:cs="Courier New"/>
-          <w:color w:val="333333"/>
-          <w:sz w:val="20"/>
-          <w:szCs w:val="20"/>
-          <w:lang w:val="en-US" w:eastAsia="ru-RU"/>
-        </w:rPr>
-        <w:t>cudaMemcpy(deviceInput2,</w:t>
+      <w:proofErr w:type="spellStart"/>
+      <w:proofErr w:type="gramStart"/>
+      <w:r>
+        <w:rPr>
+          <w:rFonts w:ascii="Courier New" w:eastAsia="Times New Roman" w:hAnsi="Courier New" w:cs="Courier New"/>
+          <w:color w:val="333333"/>
+          <w:sz w:val="20"/>
+          <w:szCs w:val="20"/>
+          <w:lang w:val="en-US" w:eastAsia="ru-RU"/>
+        </w:rPr>
+        <w:t>cudaMemcpy</w:t>
+      </w:r>
+      <w:proofErr w:type="spellEnd"/>
+      <w:r>
+        <w:rPr>
+          <w:rFonts w:ascii="Courier New" w:eastAsia="Times New Roman" w:hAnsi="Courier New" w:cs="Courier New"/>
+          <w:color w:val="333333"/>
+          <w:sz w:val="20"/>
+          <w:szCs w:val="20"/>
+          <w:lang w:val="en-US" w:eastAsia="ru-RU"/>
+        </w:rPr>
+        <w:t>(</w:t>
+      </w:r>
+      <w:proofErr w:type="gramEnd"/>
+      <w:r>
+        <w:rPr>
+          <w:rFonts w:ascii="Courier New" w:eastAsia="Times New Roman" w:hAnsi="Courier New" w:cs="Courier New"/>
+          <w:color w:val="333333"/>
+          <w:sz w:val="20"/>
+          <w:szCs w:val="20"/>
+          <w:lang w:val="en-US" w:eastAsia="ru-RU"/>
+        </w:rPr>
+        <w:t>deviceInput2,</w:t>
       </w:r>
       <w:r>
         <w:rPr>
@@ -8420,6 +9447,8 @@
         </w:rPr>
         <w:t xml:space="preserve">           </w:t>
       </w:r>
+      <w:proofErr w:type="spellStart"/>
+      <w:proofErr w:type="gramStart"/>
       <w:r>
         <w:rPr>
           <w:rFonts w:ascii="Courier New" w:eastAsia="Times New Roman" w:hAnsi="Courier New" w:cs="Courier New"/>
@@ -8430,6 +9459,8 @@
         </w:rPr>
         <w:t>inputLength</w:t>
       </w:r>
+      <w:proofErr w:type="spellEnd"/>
+      <w:proofErr w:type="gramEnd"/>
       <w:r>
         <w:rPr>
           <w:rFonts w:ascii="Courier New" w:eastAsia="Times New Roman" w:hAnsi="Courier New" w:cs="Courier New"/>
@@ -8460,6 +9491,7 @@
         </w:rPr>
         <w:t xml:space="preserve"> </w:t>
       </w:r>
+      <w:proofErr w:type="spellStart"/>
       <w:r>
         <w:rPr>
           <w:rFonts w:ascii="Courier New" w:eastAsia="Times New Roman" w:hAnsi="Courier New" w:cs="Courier New"/>
@@ -8472,6 +9504,7 @@
         </w:rPr>
         <w:t>sizeof</w:t>
       </w:r>
+      <w:proofErr w:type="spellEnd"/>
       <w:r>
         <w:rPr>
           <w:rFonts w:ascii="Courier New" w:eastAsia="Times New Roman" w:hAnsi="Courier New" w:cs="Courier New"/>
@@ -8514,15 +9547,27 @@
         </w:rPr>
         <w:t xml:space="preserve"> </w:t>
       </w:r>
-      <w:r>
-        <w:rPr>
-          <w:rFonts w:ascii="Courier New" w:eastAsia="Times New Roman" w:hAnsi="Courier New" w:cs="Courier New"/>
-          <w:color w:val="333333"/>
-          <w:sz w:val="20"/>
-          <w:szCs w:val="20"/>
-          <w:lang w:val="en-US" w:eastAsia="ru-RU"/>
-        </w:rPr>
-        <w:t>cudaMemcpyHostToDevice);</w:t>
+      <w:proofErr w:type="spellStart"/>
+      <w:r>
+        <w:rPr>
+          <w:rFonts w:ascii="Courier New" w:eastAsia="Times New Roman" w:hAnsi="Courier New" w:cs="Courier New"/>
+          <w:color w:val="333333"/>
+          <w:sz w:val="20"/>
+          <w:szCs w:val="20"/>
+          <w:lang w:val="en-US" w:eastAsia="ru-RU"/>
+        </w:rPr>
+        <w:t>cudaMemcpyHostToDevice</w:t>
+      </w:r>
+      <w:proofErr w:type="spellEnd"/>
+      <w:r>
+        <w:rPr>
+          <w:rFonts w:ascii="Courier New" w:eastAsia="Times New Roman" w:hAnsi="Courier New" w:cs="Courier New"/>
+          <w:color w:val="333333"/>
+          <w:sz w:val="20"/>
+          <w:szCs w:val="20"/>
+          <w:lang w:val="en-US" w:eastAsia="ru-RU"/>
+        </w:rPr>
+        <w:t>);</w:t>
       </w:r>
     </w:p>
     <w:p>
@@ -8610,15 +9655,49 @@
         </w:rPr>
         <w:t xml:space="preserve">  </w:t>
       </w:r>
-      <w:r>
-        <w:rPr>
-          <w:rFonts w:ascii="Courier New" w:eastAsia="Times New Roman" w:hAnsi="Courier New" w:cs="Courier New"/>
-          <w:color w:val="333333"/>
-          <w:sz w:val="20"/>
-          <w:szCs w:val="20"/>
-          <w:lang w:val="en-US" w:eastAsia="ru-RU"/>
-        </w:rPr>
-        <w:t>wbTime_stop(GPU,</w:t>
+      <w:proofErr w:type="spellStart"/>
+      <w:r>
+        <w:rPr>
+          <w:rFonts w:ascii="Courier New" w:eastAsia="Times New Roman" w:hAnsi="Courier New" w:cs="Courier New"/>
+          <w:color w:val="333333"/>
+          <w:sz w:val="20"/>
+          <w:szCs w:val="20"/>
+          <w:lang w:val="en-US" w:eastAsia="ru-RU"/>
+        </w:rPr>
+        <w:t>wbTime_</w:t>
+      </w:r>
+      <w:proofErr w:type="gramStart"/>
+      <w:r>
+        <w:rPr>
+          <w:rFonts w:ascii="Courier New" w:eastAsia="Times New Roman" w:hAnsi="Courier New" w:cs="Courier New"/>
+          <w:color w:val="333333"/>
+          <w:sz w:val="20"/>
+          <w:szCs w:val="20"/>
+          <w:lang w:val="en-US" w:eastAsia="ru-RU"/>
+        </w:rPr>
+        <w:t>stop</w:t>
+      </w:r>
+      <w:proofErr w:type="spellEnd"/>
+      <w:r>
+        <w:rPr>
+          <w:rFonts w:ascii="Courier New" w:eastAsia="Times New Roman" w:hAnsi="Courier New" w:cs="Courier New"/>
+          <w:color w:val="333333"/>
+          <w:sz w:val="20"/>
+          <w:szCs w:val="20"/>
+          <w:lang w:val="en-US" w:eastAsia="ru-RU"/>
+        </w:rPr>
+        <w:t>(</w:t>
+      </w:r>
+      <w:proofErr w:type="gramEnd"/>
+      <w:r>
+        <w:rPr>
+          <w:rFonts w:ascii="Courier New" w:eastAsia="Times New Roman" w:hAnsi="Courier New" w:cs="Courier New"/>
+          <w:color w:val="333333"/>
+          <w:sz w:val="20"/>
+          <w:szCs w:val="20"/>
+          <w:lang w:val="en-US" w:eastAsia="ru-RU"/>
+        </w:rPr>
+        <w:t>GPU,</w:t>
       </w:r>
       <w:r>
         <w:rPr>
@@ -8795,6 +9874,7 @@
         </w:rPr>
         <w:t xml:space="preserve">  </w:t>
       </w:r>
+      <w:proofErr w:type="spellStart"/>
       <w:r>
         <w:rPr>
           <w:rFonts w:ascii="Courier New" w:eastAsia="Times New Roman" w:hAnsi="Courier New" w:cs="Courier New"/>
@@ -8807,6 +9887,7 @@
         </w:rPr>
         <w:t>int</w:t>
       </w:r>
+      <w:proofErr w:type="spellEnd"/>
       <w:r>
         <w:rPr>
           <w:rFonts w:ascii="Courier New" w:eastAsia="Times New Roman" w:hAnsi="Courier New" w:cs="Courier New"/>
@@ -8817,6 +9898,7 @@
         </w:rPr>
         <w:t xml:space="preserve"> </w:t>
       </w:r>
+      <w:proofErr w:type="spellStart"/>
       <w:r>
         <w:rPr>
           <w:rFonts w:ascii="Courier New" w:eastAsia="Times New Roman" w:hAnsi="Courier New" w:cs="Courier New"/>
@@ -8827,6 +9909,7 @@
         </w:rPr>
         <w:t>blockSize</w:t>
       </w:r>
+      <w:proofErr w:type="spellEnd"/>
       <w:r>
         <w:rPr>
           <w:rFonts w:ascii="Courier New" w:eastAsia="Times New Roman" w:hAnsi="Courier New" w:cs="Courier New"/>
@@ -8927,6 +10010,8 @@
         </w:rPr>
         <w:t xml:space="preserve">  </w:t>
       </w:r>
+      <w:proofErr w:type="spellStart"/>
+      <w:proofErr w:type="gramStart"/>
       <w:r>
         <w:rPr>
           <w:rFonts w:ascii="Courier New" w:eastAsia="Times New Roman" w:hAnsi="Courier New" w:cs="Courier New"/>
@@ -8939,6 +10024,8 @@
         </w:rPr>
         <w:t>int</w:t>
       </w:r>
+      <w:proofErr w:type="spellEnd"/>
+      <w:proofErr w:type="gramEnd"/>
       <w:r>
         <w:rPr>
           <w:rFonts w:ascii="Courier New" w:eastAsia="Times New Roman" w:hAnsi="Courier New" w:cs="Courier New"/>
@@ -8949,6 +10036,7 @@
         </w:rPr>
         <w:t xml:space="preserve"> </w:t>
       </w:r>
+      <w:proofErr w:type="spellStart"/>
       <w:r>
         <w:rPr>
           <w:rFonts w:ascii="Courier New" w:eastAsia="Times New Roman" w:hAnsi="Courier New" w:cs="Courier New"/>
@@ -8959,6 +10047,7 @@
         </w:rPr>
         <w:t>gridSize</w:t>
       </w:r>
+      <w:proofErr w:type="spellEnd"/>
       <w:r>
         <w:rPr>
           <w:rFonts w:ascii="Courier New" w:eastAsia="Times New Roman" w:hAnsi="Courier New" w:cs="Courier New"/>
@@ -8997,8 +10086,20 @@
           <w:szCs w:val="20"/>
           <w:lang w:val="en-US" w:eastAsia="ru-RU"/>
         </w:rPr>
-        <w:t>(inputLength</w:t>
-      </w:r>
+        <w:t>(</w:t>
+      </w:r>
+      <w:proofErr w:type="spellStart"/>
+      <w:r>
+        <w:rPr>
+          <w:rFonts w:ascii="Courier New" w:eastAsia="Times New Roman" w:hAnsi="Courier New" w:cs="Courier New"/>
+          <w:color w:val="333333"/>
+          <w:sz w:val="20"/>
+          <w:szCs w:val="20"/>
+          <w:lang w:val="en-US" w:eastAsia="ru-RU"/>
+        </w:rPr>
+        <w:t>inputLength</w:t>
+      </w:r>
+      <w:proofErr w:type="spellEnd"/>
       <w:r>
         <w:rPr>
           <w:rFonts w:ascii="Courier New" w:eastAsia="Times New Roman" w:hAnsi="Courier New" w:cs="Courier New"/>
@@ -9029,6 +10130,7 @@
         </w:rPr>
         <w:t xml:space="preserve"> </w:t>
       </w:r>
+      <w:proofErr w:type="spellStart"/>
       <w:r>
         <w:rPr>
           <w:rFonts w:ascii="Courier New" w:eastAsia="Times New Roman" w:hAnsi="Courier New" w:cs="Courier New"/>
@@ -9039,6 +10141,7 @@
         </w:rPr>
         <w:t>blockSize</w:t>
       </w:r>
+      <w:proofErr w:type="spellEnd"/>
       <w:r>
         <w:rPr>
           <w:rFonts w:ascii="Courier New" w:eastAsia="Times New Roman" w:hAnsi="Courier New" w:cs="Courier New"/>
@@ -9121,15 +10224,27 @@
         </w:rPr>
         <w:t xml:space="preserve"> </w:t>
       </w:r>
-      <w:r>
-        <w:rPr>
-          <w:rFonts w:ascii="Courier New" w:eastAsia="Times New Roman" w:hAnsi="Courier New" w:cs="Courier New"/>
-          <w:color w:val="333333"/>
-          <w:sz w:val="20"/>
-          <w:szCs w:val="20"/>
-          <w:lang w:val="en-US" w:eastAsia="ru-RU"/>
-        </w:rPr>
-        <w:t>blockSize;</w:t>
+      <w:proofErr w:type="spellStart"/>
+      <w:r>
+        <w:rPr>
+          <w:rFonts w:ascii="Courier New" w:eastAsia="Times New Roman" w:hAnsi="Courier New" w:cs="Courier New"/>
+          <w:color w:val="333333"/>
+          <w:sz w:val="20"/>
+          <w:szCs w:val="20"/>
+          <w:lang w:val="en-US" w:eastAsia="ru-RU"/>
+        </w:rPr>
+        <w:t>blockSize</w:t>
+      </w:r>
+      <w:proofErr w:type="spellEnd"/>
+      <w:r>
+        <w:rPr>
+          <w:rFonts w:ascii="Courier New" w:eastAsia="Times New Roman" w:hAnsi="Courier New" w:cs="Courier New"/>
+          <w:color w:val="333333"/>
+          <w:sz w:val="20"/>
+          <w:szCs w:val="20"/>
+          <w:lang w:val="en-US" w:eastAsia="ru-RU"/>
+        </w:rPr>
+        <w:t>;</w:t>
       </w:r>
     </w:p>
     <w:p>
@@ -9217,15 +10332,49 @@
         </w:rPr>
         <w:t xml:space="preserve">  </w:t>
       </w:r>
-      <w:r>
-        <w:rPr>
-          <w:rFonts w:ascii="Courier New" w:eastAsia="Times New Roman" w:hAnsi="Courier New" w:cs="Courier New"/>
-          <w:color w:val="333333"/>
-          <w:sz w:val="20"/>
-          <w:szCs w:val="20"/>
-          <w:lang w:val="en-US" w:eastAsia="ru-RU"/>
-        </w:rPr>
-        <w:t>wbTime_start(Compute,</w:t>
+      <w:proofErr w:type="spellStart"/>
+      <w:r>
+        <w:rPr>
+          <w:rFonts w:ascii="Courier New" w:eastAsia="Times New Roman" w:hAnsi="Courier New" w:cs="Courier New"/>
+          <w:color w:val="333333"/>
+          <w:sz w:val="20"/>
+          <w:szCs w:val="20"/>
+          <w:lang w:val="en-US" w:eastAsia="ru-RU"/>
+        </w:rPr>
+        <w:t>wbTime_</w:t>
+      </w:r>
+      <w:proofErr w:type="gramStart"/>
+      <w:r>
+        <w:rPr>
+          <w:rFonts w:ascii="Courier New" w:eastAsia="Times New Roman" w:hAnsi="Courier New" w:cs="Courier New"/>
+          <w:color w:val="333333"/>
+          <w:sz w:val="20"/>
+          <w:szCs w:val="20"/>
+          <w:lang w:val="en-US" w:eastAsia="ru-RU"/>
+        </w:rPr>
+        <w:t>start</w:t>
+      </w:r>
+      <w:proofErr w:type="spellEnd"/>
+      <w:r>
+        <w:rPr>
+          <w:rFonts w:ascii="Courier New" w:eastAsia="Times New Roman" w:hAnsi="Courier New" w:cs="Courier New"/>
+          <w:color w:val="333333"/>
+          <w:sz w:val="20"/>
+          <w:szCs w:val="20"/>
+          <w:lang w:val="en-US" w:eastAsia="ru-RU"/>
+        </w:rPr>
+        <w:t>(</w:t>
+      </w:r>
+      <w:proofErr w:type="gramEnd"/>
+      <w:r>
+        <w:rPr>
+          <w:rFonts w:ascii="Courier New" w:eastAsia="Times New Roman" w:hAnsi="Courier New" w:cs="Courier New"/>
+          <w:color w:val="333333"/>
+          <w:sz w:val="20"/>
+          <w:szCs w:val="20"/>
+          <w:lang w:val="en-US" w:eastAsia="ru-RU"/>
+        </w:rPr>
+        <w:t>Compute,</w:t>
       </w:r>
       <w:r>
         <w:rPr>
@@ -9404,15 +10553,51 @@
         </w:rPr>
         <w:t xml:space="preserve">  </w:t>
       </w:r>
-      <w:r>
-        <w:rPr>
-          <w:rFonts w:ascii="Courier New" w:eastAsia="Times New Roman" w:hAnsi="Courier New" w:cs="Courier New"/>
-          <w:color w:val="333333"/>
-          <w:sz w:val="20"/>
-          <w:szCs w:val="20"/>
-          <w:lang w:val="en-US" w:eastAsia="ru-RU"/>
-        </w:rPr>
-        <w:t>vecAdd&lt;&lt;&lt;gridSize,</w:t>
+      <w:proofErr w:type="spellStart"/>
+      <w:proofErr w:type="gramStart"/>
+      <w:r>
+        <w:rPr>
+          <w:rFonts w:ascii="Courier New" w:eastAsia="Times New Roman" w:hAnsi="Courier New" w:cs="Courier New"/>
+          <w:color w:val="333333"/>
+          <w:sz w:val="20"/>
+          <w:szCs w:val="20"/>
+          <w:lang w:val="en-US" w:eastAsia="ru-RU"/>
+        </w:rPr>
+        <w:t>vecAdd</w:t>
+      </w:r>
+      <w:proofErr w:type="spellEnd"/>
+      <w:proofErr w:type="gramEnd"/>
+      <w:r>
+        <w:rPr>
+          <w:rFonts w:ascii="Courier New" w:eastAsia="Times New Roman" w:hAnsi="Courier New" w:cs="Courier New"/>
+          <w:color w:val="333333"/>
+          <w:sz w:val="20"/>
+          <w:szCs w:val="20"/>
+          <w:lang w:val="en-US" w:eastAsia="ru-RU"/>
+        </w:rPr>
+        <w:t>&lt;&lt;&lt;</w:t>
+      </w:r>
+      <w:proofErr w:type="spellStart"/>
+      <w:r>
+        <w:rPr>
+          <w:rFonts w:ascii="Courier New" w:eastAsia="Times New Roman" w:hAnsi="Courier New" w:cs="Courier New"/>
+          <w:color w:val="333333"/>
+          <w:sz w:val="20"/>
+          <w:szCs w:val="20"/>
+          <w:lang w:val="en-US" w:eastAsia="ru-RU"/>
+        </w:rPr>
+        <w:t>gridSize</w:t>
+      </w:r>
+      <w:proofErr w:type="spellEnd"/>
+      <w:r>
+        <w:rPr>
+          <w:rFonts w:ascii="Courier New" w:eastAsia="Times New Roman" w:hAnsi="Courier New" w:cs="Courier New"/>
+          <w:color w:val="333333"/>
+          <w:sz w:val="20"/>
+          <w:szCs w:val="20"/>
+          <w:lang w:val="en-US" w:eastAsia="ru-RU"/>
+        </w:rPr>
+        <w:t>,</w:t>
       </w:r>
       <w:r>
         <w:rPr>
@@ -9424,15 +10609,27 @@
         </w:rPr>
         <w:t xml:space="preserve"> </w:t>
       </w:r>
-      <w:r>
-        <w:rPr>
-          <w:rFonts w:ascii="Courier New" w:eastAsia="Times New Roman" w:hAnsi="Courier New" w:cs="Courier New"/>
-          <w:color w:val="333333"/>
-          <w:sz w:val="20"/>
-          <w:szCs w:val="20"/>
-          <w:lang w:val="en-US" w:eastAsia="ru-RU"/>
-        </w:rPr>
-        <w:t>blockSize&gt;&gt;&gt;(deviceInput1,</w:t>
+      <w:proofErr w:type="spellStart"/>
+      <w:r>
+        <w:rPr>
+          <w:rFonts w:ascii="Courier New" w:eastAsia="Times New Roman" w:hAnsi="Courier New" w:cs="Courier New"/>
+          <w:color w:val="333333"/>
+          <w:sz w:val="20"/>
+          <w:szCs w:val="20"/>
+          <w:lang w:val="en-US" w:eastAsia="ru-RU"/>
+        </w:rPr>
+        <w:t>blockSize</w:t>
+      </w:r>
+      <w:proofErr w:type="spellEnd"/>
+      <w:r>
+        <w:rPr>
+          <w:rFonts w:ascii="Courier New" w:eastAsia="Times New Roman" w:hAnsi="Courier New" w:cs="Courier New"/>
+          <w:color w:val="333333"/>
+          <w:sz w:val="20"/>
+          <w:szCs w:val="20"/>
+          <w:lang w:val="en-US" w:eastAsia="ru-RU"/>
+        </w:rPr>
+        <w:t>&gt;&gt;&gt;(deviceInput1,</w:t>
       </w:r>
     </w:p>
     <w:p>
@@ -9540,15 +10737,29 @@
         </w:rPr>
         <w:t xml:space="preserve">                                </w:t>
       </w:r>
-      <w:r>
-        <w:rPr>
-          <w:rFonts w:ascii="Courier New" w:eastAsia="Times New Roman" w:hAnsi="Courier New" w:cs="Courier New"/>
-          <w:color w:val="333333"/>
-          <w:sz w:val="20"/>
-          <w:szCs w:val="20"/>
-          <w:lang w:val="en-US" w:eastAsia="ru-RU"/>
-        </w:rPr>
-        <w:t>deviceOutput,</w:t>
+      <w:proofErr w:type="spellStart"/>
+      <w:proofErr w:type="gramStart"/>
+      <w:r>
+        <w:rPr>
+          <w:rFonts w:ascii="Courier New" w:eastAsia="Times New Roman" w:hAnsi="Courier New" w:cs="Courier New"/>
+          <w:color w:val="333333"/>
+          <w:sz w:val="20"/>
+          <w:szCs w:val="20"/>
+          <w:lang w:val="en-US" w:eastAsia="ru-RU"/>
+        </w:rPr>
+        <w:t>deviceOutput</w:t>
+      </w:r>
+      <w:proofErr w:type="spellEnd"/>
+      <w:proofErr w:type="gramEnd"/>
+      <w:r>
+        <w:rPr>
+          <w:rFonts w:ascii="Courier New" w:eastAsia="Times New Roman" w:hAnsi="Courier New" w:cs="Courier New"/>
+          <w:color w:val="333333"/>
+          <w:sz w:val="20"/>
+          <w:szCs w:val="20"/>
+          <w:lang w:val="en-US" w:eastAsia="ru-RU"/>
+        </w:rPr>
+        <w:t>,</w:t>
       </w:r>
     </w:p>
     <w:p>
@@ -9598,15 +10809,29 @@
         </w:rPr>
         <w:t xml:space="preserve">                                </w:t>
       </w:r>
-      <w:r>
-        <w:rPr>
-          <w:rFonts w:ascii="Courier New" w:eastAsia="Times New Roman" w:hAnsi="Courier New" w:cs="Courier New"/>
-          <w:color w:val="333333"/>
-          <w:sz w:val="20"/>
-          <w:szCs w:val="20"/>
-          <w:lang w:val="en-US" w:eastAsia="ru-RU"/>
-        </w:rPr>
-        <w:t>inputLength);</w:t>
+      <w:proofErr w:type="spellStart"/>
+      <w:proofErr w:type="gramStart"/>
+      <w:r>
+        <w:rPr>
+          <w:rFonts w:ascii="Courier New" w:eastAsia="Times New Roman" w:hAnsi="Courier New" w:cs="Courier New"/>
+          <w:color w:val="333333"/>
+          <w:sz w:val="20"/>
+          <w:szCs w:val="20"/>
+          <w:lang w:val="en-US" w:eastAsia="ru-RU"/>
+        </w:rPr>
+        <w:t>inputLength</w:t>
+      </w:r>
+      <w:proofErr w:type="spellEnd"/>
+      <w:proofErr w:type="gramEnd"/>
+      <w:r>
+        <w:rPr>
+          <w:rFonts w:ascii="Courier New" w:eastAsia="Times New Roman" w:hAnsi="Courier New" w:cs="Courier New"/>
+          <w:color w:val="333333"/>
+          <w:sz w:val="20"/>
+          <w:szCs w:val="20"/>
+          <w:lang w:val="en-US" w:eastAsia="ru-RU"/>
+        </w:rPr>
+        <w:t>);</w:t>
       </w:r>
     </w:p>
     <w:p>
@@ -9694,15 +10919,39 @@
         </w:rPr>
         <w:t xml:space="preserve">  </w:t>
       </w:r>
-      <w:r>
-        <w:rPr>
-          <w:rFonts w:ascii="Courier New" w:eastAsia="Times New Roman" w:hAnsi="Courier New" w:cs="Courier New"/>
-          <w:color w:val="333333"/>
-          <w:sz w:val="20"/>
-          <w:szCs w:val="20"/>
-          <w:lang w:val="en-US" w:eastAsia="ru-RU"/>
-        </w:rPr>
-        <w:t>cudaDeviceSynchronize();</w:t>
+      <w:proofErr w:type="spellStart"/>
+      <w:proofErr w:type="gramStart"/>
+      <w:r>
+        <w:rPr>
+          <w:rFonts w:ascii="Courier New" w:eastAsia="Times New Roman" w:hAnsi="Courier New" w:cs="Courier New"/>
+          <w:color w:val="333333"/>
+          <w:sz w:val="20"/>
+          <w:szCs w:val="20"/>
+          <w:lang w:val="en-US" w:eastAsia="ru-RU"/>
+        </w:rPr>
+        <w:t>cudaDeviceSynchronize</w:t>
+      </w:r>
+      <w:proofErr w:type="spellEnd"/>
+      <w:r>
+        <w:rPr>
+          <w:rFonts w:ascii="Courier New" w:eastAsia="Times New Roman" w:hAnsi="Courier New" w:cs="Courier New"/>
+          <w:color w:val="333333"/>
+          <w:sz w:val="20"/>
+          <w:szCs w:val="20"/>
+          <w:lang w:val="en-US" w:eastAsia="ru-RU"/>
+        </w:rPr>
+        <w:t>(</w:t>
+      </w:r>
+      <w:proofErr w:type="gramEnd"/>
+      <w:r>
+        <w:rPr>
+          <w:rFonts w:ascii="Courier New" w:eastAsia="Times New Roman" w:hAnsi="Courier New" w:cs="Courier New"/>
+          <w:color w:val="333333"/>
+          <w:sz w:val="20"/>
+          <w:szCs w:val="20"/>
+          <w:lang w:val="en-US" w:eastAsia="ru-RU"/>
+        </w:rPr>
+        <w:t>);</w:t>
       </w:r>
     </w:p>
     <w:p>
@@ -9752,15 +11001,49 @@
         </w:rPr>
         <w:t xml:space="preserve">  </w:t>
       </w:r>
-      <w:r>
-        <w:rPr>
-          <w:rFonts w:ascii="Courier New" w:eastAsia="Times New Roman" w:hAnsi="Courier New" w:cs="Courier New"/>
-          <w:color w:val="333333"/>
-          <w:sz w:val="20"/>
-          <w:szCs w:val="20"/>
-          <w:lang w:val="en-US" w:eastAsia="ru-RU"/>
-        </w:rPr>
-        <w:t>wbTime_stop(Compute,</w:t>
+      <w:proofErr w:type="spellStart"/>
+      <w:r>
+        <w:rPr>
+          <w:rFonts w:ascii="Courier New" w:eastAsia="Times New Roman" w:hAnsi="Courier New" w:cs="Courier New"/>
+          <w:color w:val="333333"/>
+          <w:sz w:val="20"/>
+          <w:szCs w:val="20"/>
+          <w:lang w:val="en-US" w:eastAsia="ru-RU"/>
+        </w:rPr>
+        <w:t>wbTime_</w:t>
+      </w:r>
+      <w:proofErr w:type="gramStart"/>
+      <w:r>
+        <w:rPr>
+          <w:rFonts w:ascii="Courier New" w:eastAsia="Times New Roman" w:hAnsi="Courier New" w:cs="Courier New"/>
+          <w:color w:val="333333"/>
+          <w:sz w:val="20"/>
+          <w:szCs w:val="20"/>
+          <w:lang w:val="en-US" w:eastAsia="ru-RU"/>
+        </w:rPr>
+        <w:t>stop</w:t>
+      </w:r>
+      <w:proofErr w:type="spellEnd"/>
+      <w:r>
+        <w:rPr>
+          <w:rFonts w:ascii="Courier New" w:eastAsia="Times New Roman" w:hAnsi="Courier New" w:cs="Courier New"/>
+          <w:color w:val="333333"/>
+          <w:sz w:val="20"/>
+          <w:szCs w:val="20"/>
+          <w:lang w:val="en-US" w:eastAsia="ru-RU"/>
+        </w:rPr>
+        <w:t>(</w:t>
+      </w:r>
+      <w:proofErr w:type="gramEnd"/>
+      <w:r>
+        <w:rPr>
+          <w:rFonts w:ascii="Courier New" w:eastAsia="Times New Roman" w:hAnsi="Courier New" w:cs="Courier New"/>
+          <w:color w:val="333333"/>
+          <w:sz w:val="20"/>
+          <w:szCs w:val="20"/>
+          <w:lang w:val="en-US" w:eastAsia="ru-RU"/>
+        </w:rPr>
+        <w:t>Compute,</w:t>
       </w:r>
       <w:r>
         <w:rPr>
@@ -9879,15 +11162,49 @@
         </w:rPr>
         <w:t xml:space="preserve">  </w:t>
       </w:r>
-      <w:r>
-        <w:rPr>
-          <w:rFonts w:ascii="Courier New" w:eastAsia="Times New Roman" w:hAnsi="Courier New" w:cs="Courier New"/>
-          <w:color w:val="333333"/>
-          <w:sz w:val="20"/>
-          <w:szCs w:val="20"/>
-          <w:lang w:val="en-US" w:eastAsia="ru-RU"/>
-        </w:rPr>
-        <w:t>wbTime_start(Copy,</w:t>
+      <w:proofErr w:type="spellStart"/>
+      <w:r>
+        <w:rPr>
+          <w:rFonts w:ascii="Courier New" w:eastAsia="Times New Roman" w:hAnsi="Courier New" w:cs="Courier New"/>
+          <w:color w:val="333333"/>
+          <w:sz w:val="20"/>
+          <w:szCs w:val="20"/>
+          <w:lang w:val="en-US" w:eastAsia="ru-RU"/>
+        </w:rPr>
+        <w:t>wbTime_</w:t>
+      </w:r>
+      <w:proofErr w:type="gramStart"/>
+      <w:r>
+        <w:rPr>
+          <w:rFonts w:ascii="Courier New" w:eastAsia="Times New Roman" w:hAnsi="Courier New" w:cs="Courier New"/>
+          <w:color w:val="333333"/>
+          <w:sz w:val="20"/>
+          <w:szCs w:val="20"/>
+          <w:lang w:val="en-US" w:eastAsia="ru-RU"/>
+        </w:rPr>
+        <w:t>start</w:t>
+      </w:r>
+      <w:proofErr w:type="spellEnd"/>
+      <w:r>
+        <w:rPr>
+          <w:rFonts w:ascii="Courier New" w:eastAsia="Times New Roman" w:hAnsi="Courier New" w:cs="Courier New"/>
+          <w:color w:val="333333"/>
+          <w:sz w:val="20"/>
+          <w:szCs w:val="20"/>
+          <w:lang w:val="en-US" w:eastAsia="ru-RU"/>
+        </w:rPr>
+        <w:t>(</w:t>
+      </w:r>
+      <w:proofErr w:type="gramEnd"/>
+      <w:r>
+        <w:rPr>
+          <w:rFonts w:ascii="Courier New" w:eastAsia="Times New Roman" w:hAnsi="Courier New" w:cs="Courier New"/>
+          <w:color w:val="333333"/>
+          <w:sz w:val="20"/>
+          <w:szCs w:val="20"/>
+          <w:lang w:val="en-US" w:eastAsia="ru-RU"/>
+        </w:rPr>
+        <w:t>Copy,</w:t>
       </w:r>
       <w:r>
         <w:rPr>
@@ -9966,7 +11283,6 @@
           <w:szCs w:val="20"/>
           <w:lang w:val="en-US" w:eastAsia="ru-RU"/>
         </w:rPr>
-        <w:lastRenderedPageBreak/>
         <w:t xml:space="preserve">  </w:t>
       </w:r>
       <w:r>
@@ -10027,15 +11343,51 @@
         </w:rPr>
         <w:t xml:space="preserve">  </w:t>
       </w:r>
-      <w:r>
-        <w:rPr>
-          <w:rFonts w:ascii="Courier New" w:eastAsia="Times New Roman" w:hAnsi="Courier New" w:cs="Courier New"/>
-          <w:color w:val="333333"/>
-          <w:sz w:val="20"/>
-          <w:szCs w:val="20"/>
-          <w:lang w:val="en-US" w:eastAsia="ru-RU"/>
-        </w:rPr>
-        <w:t>cudaMemcpy(hostOutput,</w:t>
+      <w:proofErr w:type="spellStart"/>
+      <w:proofErr w:type="gramStart"/>
+      <w:r>
+        <w:rPr>
+          <w:rFonts w:ascii="Courier New" w:eastAsia="Times New Roman" w:hAnsi="Courier New" w:cs="Courier New"/>
+          <w:color w:val="333333"/>
+          <w:sz w:val="20"/>
+          <w:szCs w:val="20"/>
+          <w:lang w:val="en-US" w:eastAsia="ru-RU"/>
+        </w:rPr>
+        <w:t>cudaMemcpy</w:t>
+      </w:r>
+      <w:proofErr w:type="spellEnd"/>
+      <w:r>
+        <w:rPr>
+          <w:rFonts w:ascii="Courier New" w:eastAsia="Times New Roman" w:hAnsi="Courier New" w:cs="Courier New"/>
+          <w:color w:val="333333"/>
+          <w:sz w:val="20"/>
+          <w:szCs w:val="20"/>
+          <w:lang w:val="en-US" w:eastAsia="ru-RU"/>
+        </w:rPr>
+        <w:t>(</w:t>
+      </w:r>
+      <w:proofErr w:type="spellStart"/>
+      <w:proofErr w:type="gramEnd"/>
+      <w:r>
+        <w:rPr>
+          <w:rFonts w:ascii="Courier New" w:eastAsia="Times New Roman" w:hAnsi="Courier New" w:cs="Courier New"/>
+          <w:color w:val="333333"/>
+          <w:sz w:val="20"/>
+          <w:szCs w:val="20"/>
+          <w:lang w:val="en-US" w:eastAsia="ru-RU"/>
+        </w:rPr>
+        <w:t>hostOutput</w:t>
+      </w:r>
+      <w:proofErr w:type="spellEnd"/>
+      <w:r>
+        <w:rPr>
+          <w:rFonts w:ascii="Courier New" w:eastAsia="Times New Roman" w:hAnsi="Courier New" w:cs="Courier New"/>
+          <w:color w:val="333333"/>
+          <w:sz w:val="20"/>
+          <w:szCs w:val="20"/>
+          <w:lang w:val="en-US" w:eastAsia="ru-RU"/>
+        </w:rPr>
+        <w:t>,</w:t>
       </w:r>
       <w:r>
         <w:rPr>
@@ -10047,15 +11399,27 @@
         </w:rPr>
         <w:t xml:space="preserve"> </w:t>
       </w:r>
-      <w:r>
-        <w:rPr>
-          <w:rFonts w:ascii="Courier New" w:eastAsia="Times New Roman" w:hAnsi="Courier New" w:cs="Courier New"/>
-          <w:color w:val="333333"/>
-          <w:sz w:val="20"/>
-          <w:szCs w:val="20"/>
-          <w:lang w:val="en-US" w:eastAsia="ru-RU"/>
-        </w:rPr>
-        <w:t>deviceOutput,</w:t>
+      <w:proofErr w:type="spellStart"/>
+      <w:r>
+        <w:rPr>
+          <w:rFonts w:ascii="Courier New" w:eastAsia="Times New Roman" w:hAnsi="Courier New" w:cs="Courier New"/>
+          <w:color w:val="333333"/>
+          <w:sz w:val="20"/>
+          <w:szCs w:val="20"/>
+          <w:lang w:val="en-US" w:eastAsia="ru-RU"/>
+        </w:rPr>
+        <w:t>deviceOutput</w:t>
+      </w:r>
+      <w:proofErr w:type="spellEnd"/>
+      <w:r>
+        <w:rPr>
+          <w:rFonts w:ascii="Courier New" w:eastAsia="Times New Roman" w:hAnsi="Courier New" w:cs="Courier New"/>
+          <w:color w:val="333333"/>
+          <w:sz w:val="20"/>
+          <w:szCs w:val="20"/>
+          <w:lang w:val="en-US" w:eastAsia="ru-RU"/>
+        </w:rPr>
+        <w:t>,</w:t>
       </w:r>
     </w:p>
     <w:p>
@@ -10105,6 +11469,8 @@
         </w:rPr>
         <w:t xml:space="preserve">           </w:t>
       </w:r>
+      <w:proofErr w:type="spellStart"/>
+      <w:proofErr w:type="gramStart"/>
       <w:r>
         <w:rPr>
           <w:rFonts w:ascii="Courier New" w:eastAsia="Times New Roman" w:hAnsi="Courier New" w:cs="Courier New"/>
@@ -10115,6 +11481,8 @@
         </w:rPr>
         <w:t>inputLength</w:t>
       </w:r>
+      <w:proofErr w:type="spellEnd"/>
+      <w:proofErr w:type="gramEnd"/>
       <w:r>
         <w:rPr>
           <w:rFonts w:ascii="Courier New" w:eastAsia="Times New Roman" w:hAnsi="Courier New" w:cs="Courier New"/>
@@ -10145,6 +11513,7 @@
         </w:rPr>
         <w:t xml:space="preserve"> </w:t>
       </w:r>
+      <w:proofErr w:type="spellStart"/>
       <w:r>
         <w:rPr>
           <w:rFonts w:ascii="Courier New" w:eastAsia="Times New Roman" w:hAnsi="Courier New" w:cs="Courier New"/>
@@ -10157,6 +11526,7 @@
         </w:rPr>
         <w:t>sizeof</w:t>
       </w:r>
+      <w:proofErr w:type="spellEnd"/>
       <w:r>
         <w:rPr>
           <w:rFonts w:ascii="Courier New" w:eastAsia="Times New Roman" w:hAnsi="Courier New" w:cs="Courier New"/>
@@ -10199,15 +11569,27 @@
         </w:rPr>
         <w:t xml:space="preserve"> </w:t>
       </w:r>
-      <w:r>
-        <w:rPr>
-          <w:rFonts w:ascii="Courier New" w:eastAsia="Times New Roman" w:hAnsi="Courier New" w:cs="Courier New"/>
-          <w:color w:val="333333"/>
-          <w:sz w:val="20"/>
-          <w:szCs w:val="20"/>
-          <w:lang w:val="en-US" w:eastAsia="ru-RU"/>
-        </w:rPr>
-        <w:t>cudaMemcpyDeviceToHost);</w:t>
+      <w:proofErr w:type="spellStart"/>
+      <w:r>
+        <w:rPr>
+          <w:rFonts w:ascii="Courier New" w:eastAsia="Times New Roman" w:hAnsi="Courier New" w:cs="Courier New"/>
+          <w:color w:val="333333"/>
+          <w:sz w:val="20"/>
+          <w:szCs w:val="20"/>
+          <w:lang w:val="en-US" w:eastAsia="ru-RU"/>
+        </w:rPr>
+        <w:t>cudaMemcpyDeviceToHost</w:t>
+      </w:r>
+      <w:proofErr w:type="spellEnd"/>
+      <w:r>
+        <w:rPr>
+          <w:rFonts w:ascii="Courier New" w:eastAsia="Times New Roman" w:hAnsi="Courier New" w:cs="Courier New"/>
+          <w:color w:val="333333"/>
+          <w:sz w:val="20"/>
+          <w:szCs w:val="20"/>
+          <w:lang w:val="en-US" w:eastAsia="ru-RU"/>
+        </w:rPr>
+        <w:t>);</w:t>
       </w:r>
     </w:p>
     <w:p>
@@ -10295,15 +11677,49 @@
         </w:rPr>
         <w:t xml:space="preserve">  </w:t>
       </w:r>
-      <w:r>
-        <w:rPr>
-          <w:rFonts w:ascii="Courier New" w:eastAsia="Times New Roman" w:hAnsi="Courier New" w:cs="Courier New"/>
-          <w:color w:val="333333"/>
-          <w:sz w:val="20"/>
-          <w:szCs w:val="20"/>
-          <w:lang w:val="en-US" w:eastAsia="ru-RU"/>
-        </w:rPr>
-        <w:t>wbTime_stop(Copy,</w:t>
+      <w:proofErr w:type="spellStart"/>
+      <w:r>
+        <w:rPr>
+          <w:rFonts w:ascii="Courier New" w:eastAsia="Times New Roman" w:hAnsi="Courier New" w:cs="Courier New"/>
+          <w:color w:val="333333"/>
+          <w:sz w:val="20"/>
+          <w:szCs w:val="20"/>
+          <w:lang w:val="en-US" w:eastAsia="ru-RU"/>
+        </w:rPr>
+        <w:t>wbTime_</w:t>
+      </w:r>
+      <w:proofErr w:type="gramStart"/>
+      <w:r>
+        <w:rPr>
+          <w:rFonts w:ascii="Courier New" w:eastAsia="Times New Roman" w:hAnsi="Courier New" w:cs="Courier New"/>
+          <w:color w:val="333333"/>
+          <w:sz w:val="20"/>
+          <w:szCs w:val="20"/>
+          <w:lang w:val="en-US" w:eastAsia="ru-RU"/>
+        </w:rPr>
+        <w:t>stop</w:t>
+      </w:r>
+      <w:proofErr w:type="spellEnd"/>
+      <w:r>
+        <w:rPr>
+          <w:rFonts w:ascii="Courier New" w:eastAsia="Times New Roman" w:hAnsi="Courier New" w:cs="Courier New"/>
+          <w:color w:val="333333"/>
+          <w:sz w:val="20"/>
+          <w:szCs w:val="20"/>
+          <w:lang w:val="en-US" w:eastAsia="ru-RU"/>
+        </w:rPr>
+        <w:t>(</w:t>
+      </w:r>
+      <w:proofErr w:type="gramEnd"/>
+      <w:r>
+        <w:rPr>
+          <w:rFonts w:ascii="Courier New" w:eastAsia="Times New Roman" w:hAnsi="Courier New" w:cs="Courier New"/>
+          <w:color w:val="333333"/>
+          <w:sz w:val="20"/>
+          <w:szCs w:val="20"/>
+          <w:lang w:val="en-US" w:eastAsia="ru-RU"/>
+        </w:rPr>
+        <w:t>Copy,</w:t>
       </w:r>
       <w:r>
         <w:rPr>
@@ -10422,15 +11838,49 @@
         </w:rPr>
         <w:t xml:space="preserve">  </w:t>
       </w:r>
-      <w:r>
-        <w:rPr>
-          <w:rFonts w:ascii="Courier New" w:eastAsia="Times New Roman" w:hAnsi="Courier New" w:cs="Courier New"/>
-          <w:color w:val="333333"/>
-          <w:sz w:val="20"/>
-          <w:szCs w:val="20"/>
-          <w:lang w:val="en-US" w:eastAsia="ru-RU"/>
-        </w:rPr>
-        <w:t>wbTime_start(GPU,</w:t>
+      <w:proofErr w:type="spellStart"/>
+      <w:r>
+        <w:rPr>
+          <w:rFonts w:ascii="Courier New" w:eastAsia="Times New Roman" w:hAnsi="Courier New" w:cs="Courier New"/>
+          <w:color w:val="333333"/>
+          <w:sz w:val="20"/>
+          <w:szCs w:val="20"/>
+          <w:lang w:val="en-US" w:eastAsia="ru-RU"/>
+        </w:rPr>
+        <w:t>wbTime_</w:t>
+      </w:r>
+      <w:proofErr w:type="gramStart"/>
+      <w:r>
+        <w:rPr>
+          <w:rFonts w:ascii="Courier New" w:eastAsia="Times New Roman" w:hAnsi="Courier New" w:cs="Courier New"/>
+          <w:color w:val="333333"/>
+          <w:sz w:val="20"/>
+          <w:szCs w:val="20"/>
+          <w:lang w:val="en-US" w:eastAsia="ru-RU"/>
+        </w:rPr>
+        <w:t>start</w:t>
+      </w:r>
+      <w:proofErr w:type="spellEnd"/>
+      <w:r>
+        <w:rPr>
+          <w:rFonts w:ascii="Courier New" w:eastAsia="Times New Roman" w:hAnsi="Courier New" w:cs="Courier New"/>
+          <w:color w:val="333333"/>
+          <w:sz w:val="20"/>
+          <w:szCs w:val="20"/>
+          <w:lang w:val="en-US" w:eastAsia="ru-RU"/>
+        </w:rPr>
+        <w:t>(</w:t>
+      </w:r>
+      <w:proofErr w:type="gramEnd"/>
+      <w:r>
+        <w:rPr>
+          <w:rFonts w:ascii="Courier New" w:eastAsia="Times New Roman" w:hAnsi="Courier New" w:cs="Courier New"/>
+          <w:color w:val="333333"/>
+          <w:sz w:val="20"/>
+          <w:szCs w:val="20"/>
+          <w:lang w:val="en-US" w:eastAsia="ru-RU"/>
+        </w:rPr>
+        <w:t>GPU,</w:t>
       </w:r>
       <w:r>
         <w:rPr>
@@ -10609,15 +12059,39 @@
         </w:rPr>
         <w:t xml:space="preserve">  </w:t>
       </w:r>
-      <w:r>
-        <w:rPr>
-          <w:rFonts w:ascii="Courier New" w:eastAsia="Times New Roman" w:hAnsi="Courier New" w:cs="Courier New"/>
-          <w:color w:val="333333"/>
-          <w:sz w:val="20"/>
-          <w:szCs w:val="20"/>
-          <w:lang w:val="en-US" w:eastAsia="ru-RU"/>
-        </w:rPr>
-        <w:t>cudaFree(deviceInput1);</w:t>
+      <w:proofErr w:type="spellStart"/>
+      <w:proofErr w:type="gramStart"/>
+      <w:r>
+        <w:rPr>
+          <w:rFonts w:ascii="Courier New" w:eastAsia="Times New Roman" w:hAnsi="Courier New" w:cs="Courier New"/>
+          <w:color w:val="333333"/>
+          <w:sz w:val="20"/>
+          <w:szCs w:val="20"/>
+          <w:lang w:val="en-US" w:eastAsia="ru-RU"/>
+        </w:rPr>
+        <w:t>cudaFree</w:t>
+      </w:r>
+      <w:proofErr w:type="spellEnd"/>
+      <w:r>
+        <w:rPr>
+          <w:rFonts w:ascii="Courier New" w:eastAsia="Times New Roman" w:hAnsi="Courier New" w:cs="Courier New"/>
+          <w:color w:val="333333"/>
+          <w:sz w:val="20"/>
+          <w:szCs w:val="20"/>
+          <w:lang w:val="en-US" w:eastAsia="ru-RU"/>
+        </w:rPr>
+        <w:t>(</w:t>
+      </w:r>
+      <w:proofErr w:type="gramEnd"/>
+      <w:r>
+        <w:rPr>
+          <w:rFonts w:ascii="Courier New" w:eastAsia="Times New Roman" w:hAnsi="Courier New" w:cs="Courier New"/>
+          <w:color w:val="333333"/>
+          <w:sz w:val="20"/>
+          <w:szCs w:val="20"/>
+          <w:lang w:val="en-US" w:eastAsia="ru-RU"/>
+        </w:rPr>
+        <w:t>deviceInput1);</w:t>
       </w:r>
     </w:p>
     <w:p>
@@ -10667,15 +12141,39 @@
         </w:rPr>
         <w:t xml:space="preserve">  </w:t>
       </w:r>
-      <w:r>
-        <w:rPr>
-          <w:rFonts w:ascii="Courier New" w:eastAsia="Times New Roman" w:hAnsi="Courier New" w:cs="Courier New"/>
-          <w:color w:val="333333"/>
-          <w:sz w:val="20"/>
-          <w:szCs w:val="20"/>
-          <w:lang w:val="en-US" w:eastAsia="ru-RU"/>
-        </w:rPr>
-        <w:t>cudaFree(deviceInput2);</w:t>
+      <w:proofErr w:type="spellStart"/>
+      <w:proofErr w:type="gramStart"/>
+      <w:r>
+        <w:rPr>
+          <w:rFonts w:ascii="Courier New" w:eastAsia="Times New Roman" w:hAnsi="Courier New" w:cs="Courier New"/>
+          <w:color w:val="333333"/>
+          <w:sz w:val="20"/>
+          <w:szCs w:val="20"/>
+          <w:lang w:val="en-US" w:eastAsia="ru-RU"/>
+        </w:rPr>
+        <w:t>cudaFree</w:t>
+      </w:r>
+      <w:proofErr w:type="spellEnd"/>
+      <w:r>
+        <w:rPr>
+          <w:rFonts w:ascii="Courier New" w:eastAsia="Times New Roman" w:hAnsi="Courier New" w:cs="Courier New"/>
+          <w:color w:val="333333"/>
+          <w:sz w:val="20"/>
+          <w:szCs w:val="20"/>
+          <w:lang w:val="en-US" w:eastAsia="ru-RU"/>
+        </w:rPr>
+        <w:t>(</w:t>
+      </w:r>
+      <w:proofErr w:type="gramEnd"/>
+      <w:r>
+        <w:rPr>
+          <w:rFonts w:ascii="Courier New" w:eastAsia="Times New Roman" w:hAnsi="Courier New" w:cs="Courier New"/>
+          <w:color w:val="333333"/>
+          <w:sz w:val="20"/>
+          <w:szCs w:val="20"/>
+          <w:lang w:val="en-US" w:eastAsia="ru-RU"/>
+        </w:rPr>
+        <w:t>deviceInput2);</w:t>
       </w:r>
     </w:p>
     <w:p>
@@ -10725,15 +12223,51 @@
         </w:rPr>
         <w:t xml:space="preserve">  </w:t>
       </w:r>
-      <w:r>
-        <w:rPr>
-          <w:rFonts w:ascii="Courier New" w:eastAsia="Times New Roman" w:hAnsi="Courier New" w:cs="Courier New"/>
-          <w:color w:val="333333"/>
-          <w:sz w:val="20"/>
-          <w:szCs w:val="20"/>
-          <w:lang w:val="en-US" w:eastAsia="ru-RU"/>
-        </w:rPr>
-        <w:t>cudaFree(deviceOutput);</w:t>
+      <w:proofErr w:type="spellStart"/>
+      <w:proofErr w:type="gramStart"/>
+      <w:r>
+        <w:rPr>
+          <w:rFonts w:ascii="Courier New" w:eastAsia="Times New Roman" w:hAnsi="Courier New" w:cs="Courier New"/>
+          <w:color w:val="333333"/>
+          <w:sz w:val="20"/>
+          <w:szCs w:val="20"/>
+          <w:lang w:val="en-US" w:eastAsia="ru-RU"/>
+        </w:rPr>
+        <w:t>cudaFree</w:t>
+      </w:r>
+      <w:proofErr w:type="spellEnd"/>
+      <w:r>
+        <w:rPr>
+          <w:rFonts w:ascii="Courier New" w:eastAsia="Times New Roman" w:hAnsi="Courier New" w:cs="Courier New"/>
+          <w:color w:val="333333"/>
+          <w:sz w:val="20"/>
+          <w:szCs w:val="20"/>
+          <w:lang w:val="en-US" w:eastAsia="ru-RU"/>
+        </w:rPr>
+        <w:t>(</w:t>
+      </w:r>
+      <w:proofErr w:type="spellStart"/>
+      <w:proofErr w:type="gramEnd"/>
+      <w:r>
+        <w:rPr>
+          <w:rFonts w:ascii="Courier New" w:eastAsia="Times New Roman" w:hAnsi="Courier New" w:cs="Courier New"/>
+          <w:color w:val="333333"/>
+          <w:sz w:val="20"/>
+          <w:szCs w:val="20"/>
+          <w:lang w:val="en-US" w:eastAsia="ru-RU"/>
+        </w:rPr>
+        <w:t>deviceOutput</w:t>
+      </w:r>
+      <w:proofErr w:type="spellEnd"/>
+      <w:r>
+        <w:rPr>
+          <w:rFonts w:ascii="Courier New" w:eastAsia="Times New Roman" w:hAnsi="Courier New" w:cs="Courier New"/>
+          <w:color w:val="333333"/>
+          <w:sz w:val="20"/>
+          <w:szCs w:val="20"/>
+          <w:lang w:val="en-US" w:eastAsia="ru-RU"/>
+        </w:rPr>
+        <w:t>);</w:t>
       </w:r>
     </w:p>
     <w:p>
@@ -10821,15 +12355,49 @@
         </w:rPr>
         <w:t xml:space="preserve">  </w:t>
       </w:r>
-      <w:r>
-        <w:rPr>
-          <w:rFonts w:ascii="Courier New" w:eastAsia="Times New Roman" w:hAnsi="Courier New" w:cs="Courier New"/>
-          <w:color w:val="333333"/>
-          <w:sz w:val="20"/>
-          <w:szCs w:val="20"/>
-          <w:lang w:val="en-US" w:eastAsia="ru-RU"/>
-        </w:rPr>
-        <w:t>wbTime_stop(GPU,</w:t>
+      <w:proofErr w:type="spellStart"/>
+      <w:r>
+        <w:rPr>
+          <w:rFonts w:ascii="Courier New" w:eastAsia="Times New Roman" w:hAnsi="Courier New" w:cs="Courier New"/>
+          <w:color w:val="333333"/>
+          <w:sz w:val="20"/>
+          <w:szCs w:val="20"/>
+          <w:lang w:val="en-US" w:eastAsia="ru-RU"/>
+        </w:rPr>
+        <w:t>wbTime_</w:t>
+      </w:r>
+      <w:proofErr w:type="gramStart"/>
+      <w:r>
+        <w:rPr>
+          <w:rFonts w:ascii="Courier New" w:eastAsia="Times New Roman" w:hAnsi="Courier New" w:cs="Courier New"/>
+          <w:color w:val="333333"/>
+          <w:sz w:val="20"/>
+          <w:szCs w:val="20"/>
+          <w:lang w:val="en-US" w:eastAsia="ru-RU"/>
+        </w:rPr>
+        <w:t>stop</w:t>
+      </w:r>
+      <w:proofErr w:type="spellEnd"/>
+      <w:r>
+        <w:rPr>
+          <w:rFonts w:ascii="Courier New" w:eastAsia="Times New Roman" w:hAnsi="Courier New" w:cs="Courier New"/>
+          <w:color w:val="333333"/>
+          <w:sz w:val="20"/>
+          <w:szCs w:val="20"/>
+          <w:lang w:val="en-US" w:eastAsia="ru-RU"/>
+        </w:rPr>
+        <w:t>(</w:t>
+      </w:r>
+      <w:proofErr w:type="gramEnd"/>
+      <w:r>
+        <w:rPr>
+          <w:rFonts w:ascii="Courier New" w:eastAsia="Times New Roman" w:hAnsi="Courier New" w:cs="Courier New"/>
+          <w:color w:val="333333"/>
+          <w:sz w:val="20"/>
+          <w:szCs w:val="20"/>
+          <w:lang w:val="en-US" w:eastAsia="ru-RU"/>
+        </w:rPr>
+        <w:t>GPU,</w:t>
       </w:r>
       <w:r>
         <w:rPr>
@@ -10948,15 +12516,51 @@
         </w:rPr>
         <w:t xml:space="preserve">  </w:t>
       </w:r>
-      <w:r>
-        <w:rPr>
-          <w:rFonts w:ascii="Courier New" w:eastAsia="Times New Roman" w:hAnsi="Courier New" w:cs="Courier New"/>
-          <w:color w:val="333333"/>
-          <w:sz w:val="20"/>
-          <w:szCs w:val="20"/>
-          <w:lang w:val="en-US" w:eastAsia="ru-RU"/>
-        </w:rPr>
-        <w:t>wbSolution(args,</w:t>
+      <w:proofErr w:type="spellStart"/>
+      <w:proofErr w:type="gramStart"/>
+      <w:r>
+        <w:rPr>
+          <w:rFonts w:ascii="Courier New" w:eastAsia="Times New Roman" w:hAnsi="Courier New" w:cs="Courier New"/>
+          <w:color w:val="333333"/>
+          <w:sz w:val="20"/>
+          <w:szCs w:val="20"/>
+          <w:lang w:val="en-US" w:eastAsia="ru-RU"/>
+        </w:rPr>
+        <w:t>wbSolution</w:t>
+      </w:r>
+      <w:proofErr w:type="spellEnd"/>
+      <w:r>
+        <w:rPr>
+          <w:rFonts w:ascii="Courier New" w:eastAsia="Times New Roman" w:hAnsi="Courier New" w:cs="Courier New"/>
+          <w:color w:val="333333"/>
+          <w:sz w:val="20"/>
+          <w:szCs w:val="20"/>
+          <w:lang w:val="en-US" w:eastAsia="ru-RU"/>
+        </w:rPr>
+        <w:t>(</w:t>
+      </w:r>
+      <w:proofErr w:type="spellStart"/>
+      <w:proofErr w:type="gramEnd"/>
+      <w:r>
+        <w:rPr>
+          <w:rFonts w:ascii="Courier New" w:eastAsia="Times New Roman" w:hAnsi="Courier New" w:cs="Courier New"/>
+          <w:color w:val="333333"/>
+          <w:sz w:val="20"/>
+          <w:szCs w:val="20"/>
+          <w:lang w:val="en-US" w:eastAsia="ru-RU"/>
+        </w:rPr>
+        <w:t>args</w:t>
+      </w:r>
+      <w:proofErr w:type="spellEnd"/>
+      <w:r>
+        <w:rPr>
+          <w:rFonts w:ascii="Courier New" w:eastAsia="Times New Roman" w:hAnsi="Courier New" w:cs="Courier New"/>
+          <w:color w:val="333333"/>
+          <w:sz w:val="20"/>
+          <w:szCs w:val="20"/>
+          <w:lang w:val="en-US" w:eastAsia="ru-RU"/>
+        </w:rPr>
+        <w:t>,</w:t>
       </w:r>
       <w:r>
         <w:rPr>
@@ -10968,15 +12572,27 @@
         </w:rPr>
         <w:t xml:space="preserve"> </w:t>
       </w:r>
-      <w:r>
-        <w:rPr>
-          <w:rFonts w:ascii="Courier New" w:eastAsia="Times New Roman" w:hAnsi="Courier New" w:cs="Courier New"/>
-          <w:color w:val="333333"/>
-          <w:sz w:val="20"/>
-          <w:szCs w:val="20"/>
-          <w:lang w:val="en-US" w:eastAsia="ru-RU"/>
-        </w:rPr>
-        <w:t>hostOutput,</w:t>
+      <w:proofErr w:type="spellStart"/>
+      <w:r>
+        <w:rPr>
+          <w:rFonts w:ascii="Courier New" w:eastAsia="Times New Roman" w:hAnsi="Courier New" w:cs="Courier New"/>
+          <w:color w:val="333333"/>
+          <w:sz w:val="20"/>
+          <w:szCs w:val="20"/>
+          <w:lang w:val="en-US" w:eastAsia="ru-RU"/>
+        </w:rPr>
+        <w:t>hostOutput</w:t>
+      </w:r>
+      <w:proofErr w:type="spellEnd"/>
+      <w:r>
+        <w:rPr>
+          <w:rFonts w:ascii="Courier New" w:eastAsia="Times New Roman" w:hAnsi="Courier New" w:cs="Courier New"/>
+          <w:color w:val="333333"/>
+          <w:sz w:val="20"/>
+          <w:szCs w:val="20"/>
+          <w:lang w:val="en-US" w:eastAsia="ru-RU"/>
+        </w:rPr>
+        <w:t>,</w:t>
       </w:r>
       <w:r>
         <w:rPr>
@@ -10988,15 +12604,27 @@
         </w:rPr>
         <w:t xml:space="preserve"> </w:t>
       </w:r>
-      <w:r>
-        <w:rPr>
-          <w:rFonts w:ascii="Courier New" w:eastAsia="Times New Roman" w:hAnsi="Courier New" w:cs="Courier New"/>
-          <w:color w:val="333333"/>
-          <w:sz w:val="20"/>
-          <w:szCs w:val="20"/>
-          <w:lang w:val="en-US" w:eastAsia="ru-RU"/>
-        </w:rPr>
-        <w:t>inputLength);</w:t>
+      <w:proofErr w:type="spellStart"/>
+      <w:r>
+        <w:rPr>
+          <w:rFonts w:ascii="Courier New" w:eastAsia="Times New Roman" w:hAnsi="Courier New" w:cs="Courier New"/>
+          <w:color w:val="333333"/>
+          <w:sz w:val="20"/>
+          <w:szCs w:val="20"/>
+          <w:lang w:val="en-US" w:eastAsia="ru-RU"/>
+        </w:rPr>
+        <w:t>inputLength</w:t>
+      </w:r>
+      <w:proofErr w:type="spellEnd"/>
+      <w:r>
+        <w:rPr>
+          <w:rFonts w:ascii="Courier New" w:eastAsia="Times New Roman" w:hAnsi="Courier New" w:cs="Courier New"/>
+          <w:color w:val="333333"/>
+          <w:sz w:val="20"/>
+          <w:szCs w:val="20"/>
+          <w:lang w:val="en-US" w:eastAsia="ru-RU"/>
+        </w:rPr>
+        <w:t>);</w:t>
       </w:r>
     </w:p>
     <w:p>
@@ -11084,15 +12712,27 @@
         </w:rPr>
         <w:t xml:space="preserve">  </w:t>
       </w:r>
-      <w:r>
-        <w:rPr>
-          <w:rFonts w:ascii="Courier New" w:eastAsia="Times New Roman" w:hAnsi="Courier New" w:cs="Courier New"/>
-          <w:color w:val="333333"/>
-          <w:sz w:val="20"/>
-          <w:szCs w:val="20"/>
-          <w:lang w:val="en-US" w:eastAsia="ru-RU"/>
-        </w:rPr>
-        <w:t>free(hostInput1);</w:t>
+      <w:proofErr w:type="gramStart"/>
+      <w:r>
+        <w:rPr>
+          <w:rFonts w:ascii="Courier New" w:eastAsia="Times New Roman" w:hAnsi="Courier New" w:cs="Courier New"/>
+          <w:color w:val="333333"/>
+          <w:sz w:val="20"/>
+          <w:szCs w:val="20"/>
+          <w:lang w:val="en-US" w:eastAsia="ru-RU"/>
+        </w:rPr>
+        <w:t>free(</w:t>
+      </w:r>
+      <w:proofErr w:type="gramEnd"/>
+      <w:r>
+        <w:rPr>
+          <w:rFonts w:ascii="Courier New" w:eastAsia="Times New Roman" w:hAnsi="Courier New" w:cs="Courier New"/>
+          <w:color w:val="333333"/>
+          <w:sz w:val="20"/>
+          <w:szCs w:val="20"/>
+          <w:lang w:val="en-US" w:eastAsia="ru-RU"/>
+        </w:rPr>
+        <w:t>hostInput1);</w:t>
       </w:r>
     </w:p>
     <w:p>
@@ -11142,15 +12782,27 @@
         </w:rPr>
         <w:t xml:space="preserve">  </w:t>
       </w:r>
-      <w:r>
-        <w:rPr>
-          <w:rFonts w:ascii="Courier New" w:eastAsia="Times New Roman" w:hAnsi="Courier New" w:cs="Courier New"/>
-          <w:color w:val="333333"/>
-          <w:sz w:val="20"/>
-          <w:szCs w:val="20"/>
-          <w:lang w:val="en-US" w:eastAsia="ru-RU"/>
-        </w:rPr>
-        <w:t>free(hostInput2);</w:t>
+      <w:proofErr w:type="gramStart"/>
+      <w:r>
+        <w:rPr>
+          <w:rFonts w:ascii="Courier New" w:eastAsia="Times New Roman" w:hAnsi="Courier New" w:cs="Courier New"/>
+          <w:color w:val="333333"/>
+          <w:sz w:val="20"/>
+          <w:szCs w:val="20"/>
+          <w:lang w:val="en-US" w:eastAsia="ru-RU"/>
+        </w:rPr>
+        <w:t>free(</w:t>
+      </w:r>
+      <w:proofErr w:type="gramEnd"/>
+      <w:r>
+        <w:rPr>
+          <w:rFonts w:ascii="Courier New" w:eastAsia="Times New Roman" w:hAnsi="Courier New" w:cs="Courier New"/>
+          <w:color w:val="333333"/>
+          <w:sz w:val="20"/>
+          <w:szCs w:val="20"/>
+          <w:lang w:val="en-US" w:eastAsia="ru-RU"/>
+        </w:rPr>
+        <w:t>hostInput2);</w:t>
       </w:r>
     </w:p>
     <w:p>
@@ -11200,15 +12852,39 @@
         </w:rPr>
         <w:t xml:space="preserve">  </w:t>
       </w:r>
-      <w:r>
-        <w:rPr>
-          <w:rFonts w:ascii="Courier New" w:eastAsia="Times New Roman" w:hAnsi="Courier New" w:cs="Courier New"/>
-          <w:color w:val="333333"/>
-          <w:sz w:val="20"/>
-          <w:szCs w:val="20"/>
-          <w:lang w:val="en-US" w:eastAsia="ru-RU"/>
-        </w:rPr>
-        <w:t>free(hostOutput);</w:t>
+      <w:proofErr w:type="gramStart"/>
+      <w:r>
+        <w:rPr>
+          <w:rFonts w:ascii="Courier New" w:eastAsia="Times New Roman" w:hAnsi="Courier New" w:cs="Courier New"/>
+          <w:color w:val="333333"/>
+          <w:sz w:val="20"/>
+          <w:szCs w:val="20"/>
+          <w:lang w:val="en-US" w:eastAsia="ru-RU"/>
+        </w:rPr>
+        <w:t>free(</w:t>
+      </w:r>
+      <w:proofErr w:type="spellStart"/>
+      <w:proofErr w:type="gramEnd"/>
+      <w:r>
+        <w:rPr>
+          <w:rFonts w:ascii="Courier New" w:eastAsia="Times New Roman" w:hAnsi="Courier New" w:cs="Courier New"/>
+          <w:color w:val="333333"/>
+          <w:sz w:val="20"/>
+          <w:szCs w:val="20"/>
+          <w:lang w:val="en-US" w:eastAsia="ru-RU"/>
+        </w:rPr>
+        <w:t>hostOutput</w:t>
+      </w:r>
+      <w:proofErr w:type="spellEnd"/>
+      <w:r>
+        <w:rPr>
+          <w:rFonts w:ascii="Courier New" w:eastAsia="Times New Roman" w:hAnsi="Courier New" w:cs="Courier New"/>
+          <w:color w:val="333333"/>
+          <w:sz w:val="20"/>
+          <w:szCs w:val="20"/>
+          <w:lang w:val="en-US" w:eastAsia="ru-RU"/>
+        </w:rPr>
+        <w:t>);</w:t>
       </w:r>
     </w:p>
     <w:p>
@@ -11296,6 +12972,7 @@
         </w:rPr>
         <w:t xml:space="preserve">  </w:t>
       </w:r>
+      <w:proofErr w:type="gramStart"/>
       <w:r>
         <w:rPr>
           <w:rFonts w:ascii="Courier New" w:eastAsia="Times New Roman" w:hAnsi="Courier New" w:cs="Courier New"/>
@@ -11308,6 +12985,7 @@
         </w:rPr>
         <w:t>return</w:t>
       </w:r>
+      <w:proofErr w:type="gramEnd"/>
       <w:r>
         <w:rPr>
           <w:rFonts w:ascii="Courier New" w:eastAsia="Times New Roman" w:hAnsi="Courier New" w:cs="Courier New"/>
@@ -11375,16 +13053,16 @@
           <w:color w:val="333333"/>
           <w:sz w:val="20"/>
           <w:szCs w:val="20"/>
-          <w:lang w:eastAsia="ru-RU"/>
-        </w:rPr>
-      </w:pPr>
-      <w:r>
-        <w:rPr>
-          <w:rFonts w:ascii="Courier New" w:eastAsia="Times New Roman" w:hAnsi="Courier New" w:cs="Courier New"/>
-          <w:color w:val="333333"/>
-          <w:sz w:val="20"/>
-          <w:szCs w:val="20"/>
-          <w:lang w:eastAsia="ru-RU"/>
+          <w:lang w:val="en-US" w:eastAsia="ru-RU"/>
+        </w:rPr>
+      </w:pPr>
+      <w:r>
+        <w:rPr>
+          <w:rFonts w:ascii="Courier New" w:eastAsia="Times New Roman" w:hAnsi="Courier New" w:cs="Courier New"/>
+          <w:color w:val="333333"/>
+          <w:sz w:val="20"/>
+          <w:szCs w:val="20"/>
+          <w:lang w:val="en-US" w:eastAsia="ru-RU"/>
         </w:rPr>
         <w:t>}</w:t>
       </w:r>
@@ -11417,7 +13095,7 @@
           <w:color w:val="333333"/>
           <w:sz w:val="20"/>
           <w:szCs w:val="20"/>
-          <w:lang w:eastAsia="ru-RU"/>
+          <w:lang w:val="en-US" w:eastAsia="ru-RU"/>
         </w:rPr>
       </w:pPr>
     </w:p>
@@ -11449,7 +13127,7 @@
           <w:color w:val="333333"/>
           <w:sz w:val="20"/>
           <w:szCs w:val="20"/>
-          <w:lang w:eastAsia="ru-RU"/>
+          <w:lang w:val="en-US" w:eastAsia="ru-RU"/>
         </w:rPr>
       </w:pPr>
     </w:p>
@@ -11538,6 +13216,7 @@
           <w:lang w:val="en-US" w:eastAsia="ru-RU"/>
         </w:rPr>
       </w:pPr>
+      <w:proofErr w:type="gramStart"/>
       <w:r>
         <w:rPr>
           <w:rFonts w:ascii="Courier New" w:eastAsia="Times New Roman" w:hAnsi="Courier New" w:cs="Courier New"/>
@@ -11550,6 +13229,7 @@
         </w:rPr>
         <w:t>import</w:t>
       </w:r>
+      <w:proofErr w:type="gramEnd"/>
       <w:r>
         <w:rPr>
           <w:rFonts w:ascii="Courier New" w:eastAsia="Times New Roman" w:hAnsi="Courier New" w:cs="Courier New"/>
@@ -11648,6 +13328,8 @@
           <w:lang w:val="en-US" w:eastAsia="ru-RU"/>
         </w:rPr>
       </w:pPr>
+      <w:proofErr w:type="spellStart"/>
+      <w:proofErr w:type="gramStart"/>
       <w:r>
         <w:rPr>
           <w:rFonts w:ascii="Courier New" w:eastAsia="Times New Roman" w:hAnsi="Courier New" w:cs="Courier New"/>
@@ -11660,6 +13342,8 @@
         </w:rPr>
         <w:t>def</w:t>
       </w:r>
+      <w:proofErr w:type="spellEnd"/>
+      <w:proofErr w:type="gramEnd"/>
       <w:r>
         <w:rPr>
           <w:rFonts w:ascii="Courier New" w:eastAsia="Times New Roman" w:hAnsi="Courier New" w:cs="Courier New"/>
@@ -11670,6 +13354,7 @@
         </w:rPr>
         <w:t xml:space="preserve"> </w:t>
       </w:r>
+      <w:proofErr w:type="spellStart"/>
       <w:r>
         <w:rPr>
           <w:rFonts w:ascii="Courier New" w:eastAsia="Times New Roman" w:hAnsi="Courier New" w:cs="Courier New"/>
@@ -11682,6 +13367,7 @@
         </w:rPr>
         <w:t>write_file</w:t>
       </w:r>
+      <w:proofErr w:type="spellEnd"/>
       <w:r>
         <w:rPr>
           <w:rFonts w:ascii="Courier New" w:eastAsia="Times New Roman" w:hAnsi="Courier New" w:cs="Courier New"/>
@@ -11740,6 +13426,7 @@
         </w:rPr>
         <w:t xml:space="preserve">    </w:t>
       </w:r>
+      <w:proofErr w:type="gramStart"/>
       <w:r>
         <w:rPr>
           <w:rFonts w:ascii="Courier New" w:eastAsia="Times New Roman" w:hAnsi="Courier New" w:cs="Courier New"/>
@@ -11752,6 +13439,7 @@
         </w:rPr>
         <w:t>with</w:t>
       </w:r>
+      <w:proofErr w:type="gramEnd"/>
       <w:r>
         <w:rPr>
           <w:rFonts w:ascii="Courier New" w:eastAsia="Times New Roman" w:hAnsi="Courier New" w:cs="Courier New"/>
@@ -11871,8 +13559,32 @@
           <w:szCs w:val="20"/>
           <w:lang w:val="en-US" w:eastAsia="ru-RU"/>
         </w:rPr>
-        <w:t xml:space="preserve">        f.write(</w:t>
-      </w:r>
+        <w:t xml:space="preserve">        </w:t>
+      </w:r>
+      <w:proofErr w:type="spellStart"/>
+      <w:proofErr w:type="gramStart"/>
+      <w:r>
+        <w:rPr>
+          <w:rFonts w:ascii="Courier New" w:eastAsia="Times New Roman" w:hAnsi="Courier New" w:cs="Courier New"/>
+          <w:color w:val="333333"/>
+          <w:sz w:val="20"/>
+          <w:szCs w:val="20"/>
+          <w:lang w:val="en-US" w:eastAsia="ru-RU"/>
+        </w:rPr>
+        <w:t>f.write</w:t>
+      </w:r>
+      <w:proofErr w:type="spellEnd"/>
+      <w:r>
+        <w:rPr>
+          <w:rFonts w:ascii="Courier New" w:eastAsia="Times New Roman" w:hAnsi="Courier New" w:cs="Courier New"/>
+          <w:color w:val="333333"/>
+          <w:sz w:val="20"/>
+          <w:szCs w:val="20"/>
+          <w:lang w:val="en-US" w:eastAsia="ru-RU"/>
+        </w:rPr>
+        <w:t>(</w:t>
+      </w:r>
+      <w:proofErr w:type="gramEnd"/>
       <w:r>
         <w:rPr>
           <w:rFonts w:ascii="Courier New" w:eastAsia="Times New Roman" w:hAnsi="Courier New" w:cs="Courier New"/>
@@ -11895,6 +13607,7 @@
         </w:rPr>
         <w:t>{</w:t>
       </w:r>
+      <w:proofErr w:type="spellStart"/>
       <w:r>
         <w:rPr>
           <w:rFonts w:ascii="Courier New" w:eastAsia="Times New Roman" w:hAnsi="Courier New" w:cs="Courier New"/>
@@ -11905,6 +13618,7 @@
         </w:rPr>
         <w:t>len</w:t>
       </w:r>
+      <w:proofErr w:type="spellEnd"/>
       <w:r>
         <w:rPr>
           <w:rFonts w:ascii="Courier New" w:eastAsia="Times New Roman" w:hAnsi="Courier New" w:cs="Courier New"/>
@@ -12006,8 +13720,32 @@
           <w:szCs w:val="20"/>
           <w:lang w:val="en-US" w:eastAsia="ru-RU"/>
         </w:rPr>
-        <w:t xml:space="preserve">        f.write(</w:t>
-      </w:r>
+        <w:t xml:space="preserve">        </w:t>
+      </w:r>
+      <w:proofErr w:type="spellStart"/>
+      <w:proofErr w:type="gramStart"/>
+      <w:r>
+        <w:rPr>
+          <w:rFonts w:ascii="Courier New" w:eastAsia="Times New Roman" w:hAnsi="Courier New" w:cs="Courier New"/>
+          <w:color w:val="333333"/>
+          <w:sz w:val="20"/>
+          <w:szCs w:val="20"/>
+          <w:lang w:val="en-US" w:eastAsia="ru-RU"/>
+        </w:rPr>
+        <w:t>f.write</w:t>
+      </w:r>
+      <w:proofErr w:type="spellEnd"/>
+      <w:r>
+        <w:rPr>
+          <w:rFonts w:ascii="Courier New" w:eastAsia="Times New Roman" w:hAnsi="Courier New" w:cs="Courier New"/>
+          <w:color w:val="333333"/>
+          <w:sz w:val="20"/>
+          <w:szCs w:val="20"/>
+          <w:lang w:val="en-US" w:eastAsia="ru-RU"/>
+        </w:rPr>
+        <w:t>(</w:t>
+      </w:r>
+      <w:proofErr w:type="gramEnd"/>
       <w:r>
         <w:rPr>
           <w:rFonts w:ascii="Courier New" w:eastAsia="Times New Roman" w:hAnsi="Courier New" w:cs="Courier New"/>
@@ -12341,7 +14079,41 @@
           <w:szCs w:val="20"/>
           <w:lang w:val="en-US" w:eastAsia="ru-RU"/>
         </w:rPr>
-        <w:t>input1 = [random.uniform(-</w:t>
+        <w:t>input1 = [</w:t>
+      </w:r>
+      <w:proofErr w:type="spellStart"/>
+      <w:proofErr w:type="gramStart"/>
+      <w:r>
+        <w:rPr>
+          <w:rFonts w:ascii="Courier New" w:eastAsia="Times New Roman" w:hAnsi="Courier New" w:cs="Courier New"/>
+          <w:color w:val="333333"/>
+          <w:sz w:val="20"/>
+          <w:szCs w:val="20"/>
+          <w:lang w:val="en-US" w:eastAsia="ru-RU"/>
+        </w:rPr>
+        <w:t>random.uniform</w:t>
+      </w:r>
+      <w:proofErr w:type="spellEnd"/>
+      <w:r>
+        <w:rPr>
+          <w:rFonts w:ascii="Courier New" w:eastAsia="Times New Roman" w:hAnsi="Courier New" w:cs="Courier New"/>
+          <w:color w:val="333333"/>
+          <w:sz w:val="20"/>
+          <w:szCs w:val="20"/>
+          <w:lang w:val="en-US" w:eastAsia="ru-RU"/>
+        </w:rPr>
+        <w:t>(</w:t>
+      </w:r>
+      <w:proofErr w:type="gramEnd"/>
+      <w:r>
+        <w:rPr>
+          <w:rFonts w:ascii="Courier New" w:eastAsia="Times New Roman" w:hAnsi="Courier New" w:cs="Courier New"/>
+          <w:color w:val="333333"/>
+          <w:sz w:val="20"/>
+          <w:szCs w:val="20"/>
+          <w:lang w:val="en-US" w:eastAsia="ru-RU"/>
+        </w:rPr>
+        <w:t>-</w:t>
       </w:r>
       <w:r>
         <w:rPr>
@@ -12497,7 +14269,41 @@
           <w:szCs w:val="20"/>
           <w:lang w:val="en-US" w:eastAsia="ru-RU"/>
         </w:rPr>
-        <w:t>input2 = [random.uniform(-</w:t>
+        <w:t>input2 = [</w:t>
+      </w:r>
+      <w:proofErr w:type="spellStart"/>
+      <w:proofErr w:type="gramStart"/>
+      <w:r>
+        <w:rPr>
+          <w:rFonts w:ascii="Courier New" w:eastAsia="Times New Roman" w:hAnsi="Courier New" w:cs="Courier New"/>
+          <w:color w:val="333333"/>
+          <w:sz w:val="20"/>
+          <w:szCs w:val="20"/>
+          <w:lang w:val="en-US" w:eastAsia="ru-RU"/>
+        </w:rPr>
+        <w:t>random.uniform</w:t>
+      </w:r>
+      <w:proofErr w:type="spellEnd"/>
+      <w:r>
+        <w:rPr>
+          <w:rFonts w:ascii="Courier New" w:eastAsia="Times New Roman" w:hAnsi="Courier New" w:cs="Courier New"/>
+          <w:color w:val="333333"/>
+          <w:sz w:val="20"/>
+          <w:szCs w:val="20"/>
+          <w:lang w:val="en-US" w:eastAsia="ru-RU"/>
+        </w:rPr>
+        <w:t>(</w:t>
+      </w:r>
+      <w:proofErr w:type="gramEnd"/>
+      <w:r>
+        <w:rPr>
+          <w:rFonts w:ascii="Courier New" w:eastAsia="Times New Roman" w:hAnsi="Courier New" w:cs="Courier New"/>
+          <w:color w:val="333333"/>
+          <w:sz w:val="20"/>
+          <w:szCs w:val="20"/>
+          <w:lang w:val="en-US" w:eastAsia="ru-RU"/>
+        </w:rPr>
+        <w:t>-</w:t>
       </w:r>
       <w:r>
         <w:rPr>
@@ -12683,15 +14489,27 @@
           <w:lang w:val="en-US" w:eastAsia="ru-RU"/>
         </w:rPr>
       </w:pPr>
-      <w:r>
-        <w:rPr>
-          <w:rFonts w:ascii="Courier New" w:eastAsia="Times New Roman" w:hAnsi="Courier New" w:cs="Courier New"/>
-          <w:color w:val="333333"/>
-          <w:sz w:val="20"/>
-          <w:szCs w:val="20"/>
-          <w:lang w:val="en-US" w:eastAsia="ru-RU"/>
-        </w:rPr>
-        <w:t xml:space="preserve">expected = [a + b </w:t>
+      <w:proofErr w:type="gramStart"/>
+      <w:r>
+        <w:rPr>
+          <w:rFonts w:ascii="Courier New" w:eastAsia="Times New Roman" w:hAnsi="Courier New" w:cs="Courier New"/>
+          <w:color w:val="333333"/>
+          <w:sz w:val="20"/>
+          <w:szCs w:val="20"/>
+          <w:lang w:val="en-US" w:eastAsia="ru-RU"/>
+        </w:rPr>
+        <w:t>expected</w:t>
+      </w:r>
+      <w:proofErr w:type="gramEnd"/>
+      <w:r>
+        <w:rPr>
+          <w:rFonts w:ascii="Courier New" w:eastAsia="Times New Roman" w:hAnsi="Courier New" w:cs="Courier New"/>
+          <w:color w:val="333333"/>
+          <w:sz w:val="20"/>
+          <w:szCs w:val="20"/>
+          <w:lang w:val="en-US" w:eastAsia="ru-RU"/>
+        </w:rPr>
+        <w:t xml:space="preserve"> = [a + b </w:t>
       </w:r>
       <w:r>
         <w:rPr>
@@ -12833,16 +14651,40 @@
           <w:lang w:val="en-US" w:eastAsia="ru-RU"/>
         </w:rPr>
       </w:pPr>
-      <w:r>
-        <w:rPr>
-          <w:rFonts w:ascii="Courier New" w:eastAsia="Times New Roman" w:hAnsi="Courier New" w:cs="Courier New"/>
-          <w:color w:val="333333"/>
-          <w:sz w:val="20"/>
-          <w:szCs w:val="20"/>
-          <w:lang w:val="en-US" w:eastAsia="ru-RU"/>
-        </w:rPr>
-        <w:t>write_file(</w:t>
-      </w:r>
+      <w:proofErr w:type="spellStart"/>
+      <w:r>
+        <w:rPr>
+          <w:rFonts w:ascii="Courier New" w:eastAsia="Times New Roman" w:hAnsi="Courier New" w:cs="Courier New"/>
+          <w:color w:val="333333"/>
+          <w:sz w:val="20"/>
+          <w:szCs w:val="20"/>
+          <w:lang w:val="en-US" w:eastAsia="ru-RU"/>
+        </w:rPr>
+        <w:t>write_</w:t>
+      </w:r>
+      <w:proofErr w:type="gramStart"/>
+      <w:r>
+        <w:rPr>
+          <w:rFonts w:ascii="Courier New" w:eastAsia="Times New Roman" w:hAnsi="Courier New" w:cs="Courier New"/>
+          <w:color w:val="333333"/>
+          <w:sz w:val="20"/>
+          <w:szCs w:val="20"/>
+          <w:lang w:val="en-US" w:eastAsia="ru-RU"/>
+        </w:rPr>
+        <w:t>file</w:t>
+      </w:r>
+      <w:proofErr w:type="spellEnd"/>
+      <w:r>
+        <w:rPr>
+          <w:rFonts w:ascii="Courier New" w:eastAsia="Times New Roman" w:hAnsi="Courier New" w:cs="Courier New"/>
+          <w:color w:val="333333"/>
+          <w:sz w:val="20"/>
+          <w:szCs w:val="20"/>
+          <w:lang w:val="en-US" w:eastAsia="ru-RU"/>
+        </w:rPr>
+        <w:t>(</w:t>
+      </w:r>
+      <w:proofErr w:type="gramEnd"/>
       <w:r>
         <w:rPr>
           <w:rFonts w:ascii="Courier New" w:eastAsia="Times New Roman" w:hAnsi="Courier New" w:cs="Courier New"/>
@@ -12902,16 +14744,40 @@
           <w:lang w:val="en-US" w:eastAsia="ru-RU"/>
         </w:rPr>
       </w:pPr>
-      <w:r>
-        <w:rPr>
-          <w:rFonts w:ascii="Courier New" w:eastAsia="Times New Roman" w:hAnsi="Courier New" w:cs="Courier New"/>
-          <w:color w:val="333333"/>
-          <w:sz w:val="20"/>
-          <w:szCs w:val="20"/>
-          <w:lang w:val="en-US" w:eastAsia="ru-RU"/>
-        </w:rPr>
-        <w:t>write_file(</w:t>
-      </w:r>
+      <w:proofErr w:type="spellStart"/>
+      <w:r>
+        <w:rPr>
+          <w:rFonts w:ascii="Courier New" w:eastAsia="Times New Roman" w:hAnsi="Courier New" w:cs="Courier New"/>
+          <w:color w:val="333333"/>
+          <w:sz w:val="20"/>
+          <w:szCs w:val="20"/>
+          <w:lang w:val="en-US" w:eastAsia="ru-RU"/>
+        </w:rPr>
+        <w:t>write_</w:t>
+      </w:r>
+      <w:proofErr w:type="gramStart"/>
+      <w:r>
+        <w:rPr>
+          <w:rFonts w:ascii="Courier New" w:eastAsia="Times New Roman" w:hAnsi="Courier New" w:cs="Courier New"/>
+          <w:color w:val="333333"/>
+          <w:sz w:val="20"/>
+          <w:szCs w:val="20"/>
+          <w:lang w:val="en-US" w:eastAsia="ru-RU"/>
+        </w:rPr>
+        <w:t>file</w:t>
+      </w:r>
+      <w:proofErr w:type="spellEnd"/>
+      <w:r>
+        <w:rPr>
+          <w:rFonts w:ascii="Courier New" w:eastAsia="Times New Roman" w:hAnsi="Courier New" w:cs="Courier New"/>
+          <w:color w:val="333333"/>
+          <w:sz w:val="20"/>
+          <w:szCs w:val="20"/>
+          <w:lang w:val="en-US" w:eastAsia="ru-RU"/>
+        </w:rPr>
+        <w:t>(</w:t>
+      </w:r>
+      <w:proofErr w:type="gramEnd"/>
       <w:r>
         <w:rPr>
           <w:rFonts w:ascii="Courier New" w:eastAsia="Times New Roman" w:hAnsi="Courier New" w:cs="Courier New"/>
@@ -12971,16 +14837,40 @@
           <w:lang w:val="en-US" w:eastAsia="ru-RU"/>
         </w:rPr>
       </w:pPr>
-      <w:r>
-        <w:rPr>
-          <w:rFonts w:ascii="Courier New" w:eastAsia="Times New Roman" w:hAnsi="Courier New" w:cs="Courier New"/>
-          <w:color w:val="333333"/>
-          <w:sz w:val="20"/>
-          <w:szCs w:val="20"/>
-          <w:lang w:val="en-US" w:eastAsia="ru-RU"/>
-        </w:rPr>
-        <w:t>write_file(</w:t>
-      </w:r>
+      <w:proofErr w:type="spellStart"/>
+      <w:r>
+        <w:rPr>
+          <w:rFonts w:ascii="Courier New" w:eastAsia="Times New Roman" w:hAnsi="Courier New" w:cs="Courier New"/>
+          <w:color w:val="333333"/>
+          <w:sz w:val="20"/>
+          <w:szCs w:val="20"/>
+          <w:lang w:val="en-US" w:eastAsia="ru-RU"/>
+        </w:rPr>
+        <w:t>write_</w:t>
+      </w:r>
+      <w:proofErr w:type="gramStart"/>
+      <w:r>
+        <w:rPr>
+          <w:rFonts w:ascii="Courier New" w:eastAsia="Times New Roman" w:hAnsi="Courier New" w:cs="Courier New"/>
+          <w:color w:val="333333"/>
+          <w:sz w:val="20"/>
+          <w:szCs w:val="20"/>
+          <w:lang w:val="en-US" w:eastAsia="ru-RU"/>
+        </w:rPr>
+        <w:t>file</w:t>
+      </w:r>
+      <w:proofErr w:type="spellEnd"/>
+      <w:r>
+        <w:rPr>
+          <w:rFonts w:ascii="Courier New" w:eastAsia="Times New Roman" w:hAnsi="Courier New" w:cs="Courier New"/>
+          <w:color w:val="333333"/>
+          <w:sz w:val="20"/>
+          <w:szCs w:val="20"/>
+          <w:lang w:val="en-US" w:eastAsia="ru-RU"/>
+        </w:rPr>
+        <w:t>(</w:t>
+      </w:r>
+      <w:proofErr w:type="gramEnd"/>
       <w:r>
         <w:rPr>
           <w:rFonts w:ascii="Courier New" w:eastAsia="Times New Roman" w:hAnsi="Courier New" w:cs="Courier New"/>
@@ -13078,6 +14968,7 @@
           <w:lang w:val="en-US" w:eastAsia="ru-RU"/>
         </w:rPr>
       </w:pPr>
+      <w:proofErr w:type="gramStart"/>
       <w:r>
         <w:rPr>
           <w:rFonts w:ascii="Courier New" w:eastAsia="Times New Roman" w:hAnsi="Courier New" w:cs="Courier New"/>
@@ -13098,6 +14989,7 @@
         </w:rPr>
         <w:t>(</w:t>
       </w:r>
+      <w:proofErr w:type="gramEnd"/>
       <w:r>
         <w:rPr>
           <w:rFonts w:ascii="Courier New" w:eastAsia="Times New Roman" w:hAnsi="Courier New" w:cs="Courier New"/>
@@ -13265,6 +15157,7 @@
         <w:docPartUnique/>
       </w:docPartObj>
     </w:sdtPr>
+    <w:sdtEndPr/>
     <w:sdtContent>
       <w:p>
         <w:pPr>
@@ -13284,7 +15177,7 @@
           <w:rPr>
             <w:noProof/>
           </w:rPr>
-          <w:t>7</w:t>
+          <w:t>3</w:t>
         </w:r>
         <w:r>
           <w:fldChar w:fldCharType="end"/>
@@ -13327,7 +15220,7 @@
 
 <file path=word/numbering.xml><?xml version="1.0" encoding="utf-8"?>
 <w:numbering xmlns:wpc="http://schemas.microsoft.com/office/word/2010/wordprocessingCanvas" xmlns:mc="http://schemas.openxmlformats.org/markup-compatibility/2006" xmlns:o="urn:schemas-microsoft-com:office:office" xmlns:r="http://schemas.openxmlformats.org/officeDocument/2006/relationships" xmlns:m="http://schemas.openxmlformats.org/officeDocument/2006/math" xmlns:v="urn:schemas-microsoft-com:vml" xmlns:wp14="http://schemas.microsoft.com/office/word/2010/wordprocessingDrawing" xmlns:wp="http://schemas.openxmlformats.org/drawingml/2006/wordprocessingDrawing" xmlns:w10="urn:schemas-microsoft-com:office:word" xmlns:w="http://schemas.openxmlformats.org/wordprocessingml/2006/main" xmlns:w14="http://schemas.microsoft.com/office/word/2010/wordml" xmlns:w15="http://schemas.microsoft.com/office/word/2012/wordml" xmlns:wpg="http://schemas.microsoft.com/office/word/2010/wordprocessingGroup" xmlns:wpi="http://schemas.microsoft.com/office/word/2010/wordprocessingInk" xmlns:wne="http://schemas.microsoft.com/office/word/2006/wordml" xmlns:wps="http://schemas.microsoft.com/office/word/2010/wordprocessingShape" mc:Ignorable="w14 w15 wp14">
-  <w:abstractNum w:abstractNumId="0" w15:restartNumberingAfterBreak="0">
+  <w:abstractNum w:abstractNumId="0">
     <w:nsid w:val="01776F35"/>
     <w:multiLevelType w:val="hybridMultilevel"/>
     <w:tmpl w:val="15FA7E1C"/>
@@ -13440,7 +15333,7 @@
       </w:rPr>
     </w:lvl>
   </w:abstractNum>
-  <w:abstractNum w:abstractNumId="1" w15:restartNumberingAfterBreak="0">
+  <w:abstractNum w:abstractNumId="1">
     <w:nsid w:val="033A723D"/>
     <w:multiLevelType w:val="multilevel"/>
     <w:tmpl w:val="B2A617F4"/>
@@ -13557,7 +15450,7 @@
       </w:pPr>
     </w:lvl>
   </w:abstractNum>
-  <w:abstractNum w:abstractNumId="2" w15:restartNumberingAfterBreak="0">
+  <w:abstractNum w:abstractNumId="2">
     <w:nsid w:val="06DD0254"/>
     <w:multiLevelType w:val="multilevel"/>
     <w:tmpl w:val="24401AEC"/>
@@ -13706,7 +15599,7 @@
       </w:rPr>
     </w:lvl>
   </w:abstractNum>
-  <w:abstractNum w:abstractNumId="3" w15:restartNumberingAfterBreak="0">
+  <w:abstractNum w:abstractNumId="3">
     <w:nsid w:val="06F3574A"/>
     <w:multiLevelType w:val="multilevel"/>
     <w:tmpl w:val="FE5842CA"/>
@@ -13855,7 +15748,7 @@
       </w:rPr>
     </w:lvl>
   </w:abstractNum>
-  <w:abstractNum w:abstractNumId="4" w15:restartNumberingAfterBreak="0">
+  <w:abstractNum w:abstractNumId="4">
     <w:nsid w:val="086712F0"/>
     <w:multiLevelType w:val="multilevel"/>
     <w:tmpl w:val="53AEA264"/>
@@ -14004,7 +15897,7 @@
       </w:rPr>
     </w:lvl>
   </w:abstractNum>
-  <w:abstractNum w:abstractNumId="5" w15:restartNumberingAfterBreak="0">
+  <w:abstractNum w:abstractNumId="5">
     <w:nsid w:val="0915252F"/>
     <w:multiLevelType w:val="hybridMultilevel"/>
     <w:tmpl w:val="55C4ABBE"/>
@@ -14117,7 +16010,7 @@
       </w:rPr>
     </w:lvl>
   </w:abstractNum>
-  <w:abstractNum w:abstractNumId="6" w15:restartNumberingAfterBreak="0">
+  <w:abstractNum w:abstractNumId="6">
     <w:nsid w:val="0A9651A2"/>
     <w:multiLevelType w:val="multilevel"/>
     <w:tmpl w:val="EF5064A4"/>
@@ -14234,7 +16127,7 @@
       </w:pPr>
     </w:lvl>
   </w:abstractNum>
-  <w:abstractNum w:abstractNumId="7" w15:restartNumberingAfterBreak="0">
+  <w:abstractNum w:abstractNumId="7">
     <w:nsid w:val="0AEA6C3A"/>
     <w:multiLevelType w:val="hybridMultilevel"/>
     <w:tmpl w:val="69B6C6AE"/>
@@ -14347,7 +16240,7 @@
       </w:rPr>
     </w:lvl>
   </w:abstractNum>
-  <w:abstractNum w:abstractNumId="8" w15:restartNumberingAfterBreak="0">
+  <w:abstractNum w:abstractNumId="8">
     <w:nsid w:val="0D48352C"/>
     <w:multiLevelType w:val="multilevel"/>
     <w:tmpl w:val="52C47918"/>
@@ -14467,7 +16360,7 @@
       </w:pPr>
     </w:lvl>
   </w:abstractNum>
-  <w:abstractNum w:abstractNumId="9" w15:restartNumberingAfterBreak="0">
+  <w:abstractNum w:abstractNumId="9">
     <w:nsid w:val="0E0C276E"/>
     <w:multiLevelType w:val="hybridMultilevel"/>
     <w:tmpl w:val="A7D4F4CE"/>
@@ -14580,7 +16473,7 @@
       </w:rPr>
     </w:lvl>
   </w:abstractNum>
-  <w:abstractNum w:abstractNumId="10" w15:restartNumberingAfterBreak="0">
+  <w:abstractNum w:abstractNumId="10">
     <w:nsid w:val="12E75EFE"/>
     <w:multiLevelType w:val="hybridMultilevel"/>
     <w:tmpl w:val="0F78AE3E"/>
@@ -14693,7 +16586,7 @@
       </w:rPr>
     </w:lvl>
   </w:abstractNum>
-  <w:abstractNum w:abstractNumId="11" w15:restartNumberingAfterBreak="0">
+  <w:abstractNum w:abstractNumId="11">
     <w:nsid w:val="1327633E"/>
     <w:multiLevelType w:val="hybridMultilevel"/>
     <w:tmpl w:val="08AAA35C"/>
@@ -14783,7 +16676,7 @@
       </w:pPr>
     </w:lvl>
   </w:abstractNum>
-  <w:abstractNum w:abstractNumId="12" w15:restartNumberingAfterBreak="0">
+  <w:abstractNum w:abstractNumId="12">
     <w:nsid w:val="159F2D44"/>
     <w:multiLevelType w:val="hybridMultilevel"/>
     <w:tmpl w:val="E68663C2"/>
@@ -14869,7 +16762,7 @@
       </w:pPr>
     </w:lvl>
   </w:abstractNum>
-  <w:abstractNum w:abstractNumId="13" w15:restartNumberingAfterBreak="0">
+  <w:abstractNum w:abstractNumId="13">
     <w:nsid w:val="15EF273E"/>
     <w:multiLevelType w:val="hybridMultilevel"/>
     <w:tmpl w:val="6B72838C"/>
@@ -14955,7 +16848,7 @@
       </w:pPr>
     </w:lvl>
   </w:abstractNum>
-  <w:abstractNum w:abstractNumId="14" w15:restartNumberingAfterBreak="0">
+  <w:abstractNum w:abstractNumId="14">
     <w:nsid w:val="1A667DB4"/>
     <w:multiLevelType w:val="hybridMultilevel"/>
     <w:tmpl w:val="5852A5A4"/>
@@ -15068,7 +16961,7 @@
       </w:rPr>
     </w:lvl>
   </w:abstractNum>
-  <w:abstractNum w:abstractNumId="15" w15:restartNumberingAfterBreak="0">
+  <w:abstractNum w:abstractNumId="15">
     <w:nsid w:val="1D62619E"/>
     <w:multiLevelType w:val="hybridMultilevel"/>
     <w:tmpl w:val="513CF512"/>
@@ -15181,7 +17074,7 @@
       </w:rPr>
     </w:lvl>
   </w:abstractNum>
-  <w:abstractNum w:abstractNumId="16" w15:restartNumberingAfterBreak="0">
+  <w:abstractNum w:abstractNumId="16">
     <w:nsid w:val="216F4DA7"/>
     <w:multiLevelType w:val="multilevel"/>
     <w:tmpl w:val="A9A4953C"/>
@@ -15298,7 +17191,7 @@
       </w:pPr>
     </w:lvl>
   </w:abstractNum>
-  <w:abstractNum w:abstractNumId="17" w15:restartNumberingAfterBreak="0">
+  <w:abstractNum w:abstractNumId="17">
     <w:nsid w:val="23732265"/>
     <w:multiLevelType w:val="hybridMultilevel"/>
     <w:tmpl w:val="7DFC9AC4"/>
@@ -15384,7 +17277,7 @@
       </w:pPr>
     </w:lvl>
   </w:abstractNum>
-  <w:abstractNum w:abstractNumId="18" w15:restartNumberingAfterBreak="0">
+  <w:abstractNum w:abstractNumId="18">
     <w:nsid w:val="25B1234B"/>
     <w:multiLevelType w:val="multilevel"/>
     <w:tmpl w:val="5A74AA18"/>
@@ -15533,7 +17426,7 @@
       </w:rPr>
     </w:lvl>
   </w:abstractNum>
-  <w:abstractNum w:abstractNumId="19" w15:restartNumberingAfterBreak="0">
+  <w:abstractNum w:abstractNumId="19">
     <w:nsid w:val="260B3343"/>
     <w:multiLevelType w:val="hybridMultilevel"/>
     <w:tmpl w:val="06FC5920"/>
@@ -15646,7 +17539,7 @@
       </w:rPr>
     </w:lvl>
   </w:abstractNum>
-  <w:abstractNum w:abstractNumId="20" w15:restartNumberingAfterBreak="0">
+  <w:abstractNum w:abstractNumId="20">
     <w:nsid w:val="28981120"/>
     <w:multiLevelType w:val="multilevel"/>
     <w:tmpl w:val="81227816"/>
@@ -15761,7 +17654,7 @@
       </w:pPr>
     </w:lvl>
   </w:abstractNum>
-  <w:abstractNum w:abstractNumId="21" w15:restartNumberingAfterBreak="0">
+  <w:abstractNum w:abstractNumId="21">
     <w:nsid w:val="29F901E0"/>
     <w:multiLevelType w:val="hybridMultilevel"/>
     <w:tmpl w:val="F8D6D500"/>
@@ -15851,7 +17744,7 @@
       </w:pPr>
     </w:lvl>
   </w:abstractNum>
-  <w:abstractNum w:abstractNumId="22" w15:restartNumberingAfterBreak="0">
+  <w:abstractNum w:abstractNumId="22">
     <w:nsid w:val="2C13178D"/>
     <w:multiLevelType w:val="multilevel"/>
     <w:tmpl w:val="8960B696"/>
@@ -16000,7 +17893,7 @@
       </w:rPr>
     </w:lvl>
   </w:abstractNum>
-  <w:abstractNum w:abstractNumId="23" w15:restartNumberingAfterBreak="0">
+  <w:abstractNum w:abstractNumId="23">
     <w:nsid w:val="2CBE219B"/>
     <w:multiLevelType w:val="hybridMultilevel"/>
     <w:tmpl w:val="C570DB56"/>
@@ -16113,7 +18006,7 @@
       </w:rPr>
     </w:lvl>
   </w:abstractNum>
-  <w:abstractNum w:abstractNumId="24" w15:restartNumberingAfterBreak="0">
+  <w:abstractNum w:abstractNumId="24">
     <w:nsid w:val="32DF5EDF"/>
     <w:multiLevelType w:val="multilevel"/>
     <w:tmpl w:val="BA7E0D76"/>
@@ -16226,7 +18119,7 @@
       </w:pPr>
     </w:lvl>
   </w:abstractNum>
-  <w:abstractNum w:abstractNumId="25" w15:restartNumberingAfterBreak="0">
+  <w:abstractNum w:abstractNumId="25">
     <w:nsid w:val="33A2094E"/>
     <w:multiLevelType w:val="hybridMultilevel"/>
     <w:tmpl w:val="CDA02CFA"/>
@@ -16339,7 +18232,7 @@
       </w:rPr>
     </w:lvl>
   </w:abstractNum>
-  <w:abstractNum w:abstractNumId="26" w15:restartNumberingAfterBreak="0">
+  <w:abstractNum w:abstractNumId="26">
     <w:nsid w:val="34EE40CF"/>
     <w:multiLevelType w:val="hybridMultilevel"/>
     <w:tmpl w:val="F72C1C86"/>
@@ -16452,7 +18345,7 @@
       </w:rPr>
     </w:lvl>
   </w:abstractNum>
-  <w:abstractNum w:abstractNumId="27" w15:restartNumberingAfterBreak="0">
+  <w:abstractNum w:abstractNumId="27">
     <w:nsid w:val="39C20FE2"/>
     <w:multiLevelType w:val="multilevel"/>
     <w:tmpl w:val="FC562396"/>
@@ -16569,7 +18462,7 @@
       </w:pPr>
     </w:lvl>
   </w:abstractNum>
-  <w:abstractNum w:abstractNumId="28" w15:restartNumberingAfterBreak="0">
+  <w:abstractNum w:abstractNumId="28">
     <w:nsid w:val="39F111C0"/>
     <w:multiLevelType w:val="hybridMultilevel"/>
     <w:tmpl w:val="285CB2A6"/>
@@ -16659,7 +18552,7 @@
       </w:pPr>
     </w:lvl>
   </w:abstractNum>
-  <w:abstractNum w:abstractNumId="29" w15:restartNumberingAfterBreak="0">
+  <w:abstractNum w:abstractNumId="29">
     <w:nsid w:val="39F360ED"/>
     <w:multiLevelType w:val="hybridMultilevel"/>
     <w:tmpl w:val="7AA8F78C"/>
@@ -16772,7 +18665,7 @@
       </w:rPr>
     </w:lvl>
   </w:abstractNum>
-  <w:abstractNum w:abstractNumId="30" w15:restartNumberingAfterBreak="0">
+  <w:abstractNum w:abstractNumId="30">
     <w:nsid w:val="3DD13D0A"/>
     <w:multiLevelType w:val="hybridMultilevel"/>
     <w:tmpl w:val="EB466BB0"/>
@@ -16885,7 +18778,7 @@
       </w:rPr>
     </w:lvl>
   </w:abstractNum>
-  <w:abstractNum w:abstractNumId="31" w15:restartNumberingAfterBreak="0">
+  <w:abstractNum w:abstractNumId="31">
     <w:nsid w:val="407934BE"/>
     <w:multiLevelType w:val="hybridMultilevel"/>
     <w:tmpl w:val="0E58B16E"/>
@@ -16974,7 +18867,7 @@
       </w:pPr>
     </w:lvl>
   </w:abstractNum>
-  <w:abstractNum w:abstractNumId="32" w15:restartNumberingAfterBreak="0">
+  <w:abstractNum w:abstractNumId="32">
     <w:nsid w:val="45451DC4"/>
     <w:multiLevelType w:val="multilevel"/>
     <w:tmpl w:val="5B6A5E4A"/>
@@ -17094,7 +18987,7 @@
       </w:pPr>
     </w:lvl>
   </w:abstractNum>
-  <w:abstractNum w:abstractNumId="33" w15:restartNumberingAfterBreak="0">
+  <w:abstractNum w:abstractNumId="33">
     <w:nsid w:val="4EC35FD2"/>
     <w:multiLevelType w:val="hybridMultilevel"/>
     <w:tmpl w:val="AC9E9A74"/>
@@ -17207,7 +19100,7 @@
       </w:rPr>
     </w:lvl>
   </w:abstractNum>
-  <w:abstractNum w:abstractNumId="34" w15:restartNumberingAfterBreak="0">
+  <w:abstractNum w:abstractNumId="34">
     <w:nsid w:val="5266659A"/>
     <w:multiLevelType w:val="hybridMultilevel"/>
     <w:tmpl w:val="39CE05F0"/>
@@ -17320,7 +19213,7 @@
       </w:rPr>
     </w:lvl>
   </w:abstractNum>
-  <w:abstractNum w:abstractNumId="35" w15:restartNumberingAfterBreak="0">
+  <w:abstractNum w:abstractNumId="35">
     <w:nsid w:val="54A22143"/>
     <w:multiLevelType w:val="multilevel"/>
     <w:tmpl w:val="5E82023C"/>
@@ -17437,7 +19330,7 @@
       </w:pPr>
     </w:lvl>
   </w:abstractNum>
-  <w:abstractNum w:abstractNumId="36" w15:restartNumberingAfterBreak="0">
+  <w:abstractNum w:abstractNumId="36">
     <w:nsid w:val="553467C2"/>
     <w:multiLevelType w:val="hybridMultilevel"/>
     <w:tmpl w:val="A6688DD2"/>
@@ -17550,7 +19443,7 @@
       </w:rPr>
     </w:lvl>
   </w:abstractNum>
-  <w:abstractNum w:abstractNumId="37" w15:restartNumberingAfterBreak="0">
+  <w:abstractNum w:abstractNumId="37">
     <w:nsid w:val="57314CF3"/>
     <w:multiLevelType w:val="hybridMultilevel"/>
     <w:tmpl w:val="995610F8"/>
@@ -17663,7 +19556,7 @@
       </w:rPr>
     </w:lvl>
   </w:abstractNum>
-  <w:abstractNum w:abstractNumId="38" w15:restartNumberingAfterBreak="0">
+  <w:abstractNum w:abstractNumId="38">
     <w:nsid w:val="58DE7D9C"/>
     <w:multiLevelType w:val="hybridMultilevel"/>
     <w:tmpl w:val="45CAD1FE"/>
@@ -17776,7 +19669,7 @@
       </w:rPr>
     </w:lvl>
   </w:abstractNum>
-  <w:abstractNum w:abstractNumId="39" w15:restartNumberingAfterBreak="0">
+  <w:abstractNum w:abstractNumId="39">
     <w:nsid w:val="59EE5538"/>
     <w:multiLevelType w:val="hybridMultilevel"/>
     <w:tmpl w:val="2E9442DE"/>
@@ -17889,7 +19782,7 @@
       </w:rPr>
     </w:lvl>
   </w:abstractNum>
-  <w:abstractNum w:abstractNumId="40" w15:restartNumberingAfterBreak="0">
+  <w:abstractNum w:abstractNumId="40">
     <w:nsid w:val="5B3005E5"/>
     <w:multiLevelType w:val="hybridMultilevel"/>
     <w:tmpl w:val="A224D082"/>
@@ -18002,7 +19895,7 @@
       </w:rPr>
     </w:lvl>
   </w:abstractNum>
-  <w:abstractNum w:abstractNumId="41" w15:restartNumberingAfterBreak="0">
+  <w:abstractNum w:abstractNumId="41">
     <w:nsid w:val="5B3B29F1"/>
     <w:multiLevelType w:val="hybridMultilevel"/>
     <w:tmpl w:val="71A0A718"/>
@@ -18115,7 +20008,7 @@
       </w:rPr>
     </w:lvl>
   </w:abstractNum>
-  <w:abstractNum w:abstractNumId="42" w15:restartNumberingAfterBreak="0">
+  <w:abstractNum w:abstractNumId="42">
     <w:nsid w:val="63336AC4"/>
     <w:multiLevelType w:val="hybridMultilevel"/>
     <w:tmpl w:val="6FFA4112"/>
@@ -18204,7 +20097,7 @@
       </w:pPr>
     </w:lvl>
   </w:abstractNum>
-  <w:abstractNum w:abstractNumId="43" w15:restartNumberingAfterBreak="0">
+  <w:abstractNum w:abstractNumId="43">
     <w:nsid w:val="64E629D4"/>
     <w:multiLevelType w:val="hybridMultilevel"/>
     <w:tmpl w:val="BBF08C9A"/>
@@ -18317,7 +20210,7 @@
       </w:rPr>
     </w:lvl>
   </w:abstractNum>
-  <w:abstractNum w:abstractNumId="44" w15:restartNumberingAfterBreak="0">
+  <w:abstractNum w:abstractNumId="44">
     <w:nsid w:val="652C07B9"/>
     <w:multiLevelType w:val="hybridMultilevel"/>
     <w:tmpl w:val="F130604C"/>
@@ -18430,7 +20323,7 @@
       </w:rPr>
     </w:lvl>
   </w:abstractNum>
-  <w:abstractNum w:abstractNumId="45" w15:restartNumberingAfterBreak="0">
+  <w:abstractNum w:abstractNumId="45">
     <w:nsid w:val="662554C8"/>
     <w:multiLevelType w:val="hybridMultilevel"/>
     <w:tmpl w:val="C4EC2844"/>
@@ -18543,7 +20436,7 @@
       </w:rPr>
     </w:lvl>
   </w:abstractNum>
-  <w:abstractNum w:abstractNumId="46" w15:restartNumberingAfterBreak="0">
+  <w:abstractNum w:abstractNumId="46">
     <w:nsid w:val="677242E4"/>
     <w:multiLevelType w:val="hybridMultilevel"/>
     <w:tmpl w:val="01A8F986"/>
@@ -18656,7 +20549,7 @@
       </w:rPr>
     </w:lvl>
   </w:abstractNum>
-  <w:abstractNum w:abstractNumId="47" w15:restartNumberingAfterBreak="0">
+  <w:abstractNum w:abstractNumId="47">
     <w:nsid w:val="6D657C54"/>
     <w:multiLevelType w:val="hybridMultilevel"/>
     <w:tmpl w:val="F134FBB2"/>
@@ -18769,7 +20662,7 @@
       </w:rPr>
     </w:lvl>
   </w:abstractNum>
-  <w:abstractNum w:abstractNumId="48" w15:restartNumberingAfterBreak="0">
+  <w:abstractNum w:abstractNumId="48">
     <w:nsid w:val="6DA93AD1"/>
     <w:multiLevelType w:val="hybridMultilevel"/>
     <w:tmpl w:val="2884B368"/>
@@ -18882,7 +20775,7 @@
       </w:rPr>
     </w:lvl>
   </w:abstractNum>
-  <w:abstractNum w:abstractNumId="49" w15:restartNumberingAfterBreak="0">
+  <w:abstractNum w:abstractNumId="49">
     <w:nsid w:val="71836E15"/>
     <w:multiLevelType w:val="hybridMultilevel"/>
     <w:tmpl w:val="DBD07286"/>
@@ -18995,7 +20888,7 @@
       </w:rPr>
     </w:lvl>
   </w:abstractNum>
-  <w:abstractNum w:abstractNumId="50" w15:restartNumberingAfterBreak="0">
+  <w:abstractNum w:abstractNumId="50">
     <w:nsid w:val="763B076D"/>
     <w:multiLevelType w:val="hybridMultilevel"/>
     <w:tmpl w:val="1166BB5A"/>
@@ -19085,7 +20978,7 @@
       </w:pPr>
     </w:lvl>
   </w:abstractNum>
-  <w:abstractNum w:abstractNumId="51" w15:restartNumberingAfterBreak="0">
+  <w:abstractNum w:abstractNumId="51">
     <w:nsid w:val="765A3DC8"/>
     <w:multiLevelType w:val="hybridMultilevel"/>
     <w:tmpl w:val="B9A6954C"/>
@@ -19198,7 +21091,7 @@
       </w:rPr>
     </w:lvl>
   </w:abstractNum>
-  <w:abstractNum w:abstractNumId="52" w15:restartNumberingAfterBreak="0">
+  <w:abstractNum w:abstractNumId="52">
     <w:nsid w:val="79FE6229"/>
     <w:multiLevelType w:val="hybridMultilevel"/>
     <w:tmpl w:val="3190D976"/>
@@ -19311,7 +21204,7 @@
       </w:rPr>
     </w:lvl>
   </w:abstractNum>
-  <w:abstractNum w:abstractNumId="53" w15:restartNumberingAfterBreak="0">
+  <w:abstractNum w:abstractNumId="53">
     <w:nsid w:val="7B2E5D89"/>
     <w:multiLevelType w:val="hybridMultilevel"/>
     <w:tmpl w:val="55B0B718"/>
@@ -19424,7 +21317,7 @@
       </w:rPr>
     </w:lvl>
   </w:abstractNum>
-  <w:abstractNum w:abstractNumId="54" w15:restartNumberingAfterBreak="0">
+  <w:abstractNum w:abstractNumId="54">
     <w:nsid w:val="7B802FFB"/>
     <w:multiLevelType w:val="hybridMultilevel"/>
     <w:tmpl w:val="D70EC5FC"/>
@@ -19513,7 +21406,7 @@
       </w:pPr>
     </w:lvl>
   </w:abstractNum>
-  <w:abstractNum w:abstractNumId="55" w15:restartNumberingAfterBreak="0">
+  <w:abstractNum w:abstractNumId="55">
     <w:nsid w:val="7BB22A3E"/>
     <w:multiLevelType w:val="hybridMultilevel"/>
     <w:tmpl w:val="7AE644A8"/>
@@ -19626,7 +21519,7 @@
       </w:rPr>
     </w:lvl>
   </w:abstractNum>
-  <w:abstractNum w:abstractNumId="56" w15:restartNumberingAfterBreak="0">
+  <w:abstractNum w:abstractNumId="56">
     <w:nsid w:val="7DD408DB"/>
     <w:multiLevelType w:val="hybridMultilevel"/>
     <w:tmpl w:val="D0363428"/>
@@ -20975,7 +22868,7 @@
 </file>
 
 <file path=customXml/itemProps1.xml><?xml version="1.0" encoding="utf-8"?>
-<ds:datastoreItem xmlns:ds="http://schemas.openxmlformats.org/officeDocument/2006/customXml" ds:itemID="{392C7564-C15B-4E7C-9A07-11FE29975076}">
+<ds:datastoreItem xmlns:ds="http://schemas.openxmlformats.org/officeDocument/2006/customXml" ds:itemID="{24D1799D-418B-4AD5-BB85-5D55333537D1}">
   <ds:schemaRefs>
     <ds:schemaRef ds:uri="http://schemas.openxmlformats.org/officeDocument/2006/bibliography"/>
   </ds:schemaRefs>
